--- a/Kaizad Avari - Resume.docx
+++ b/Kaizad Avari - Resume.docx
@@ -1,268 +1,7 @@
 
 <file path=word/document.xml><?xml version="1.0" encoding="utf-8"?>
-<w:document xmlns:wpc="http://schemas.microsoft.com/office/word/2010/wordprocessingCanvas" xmlns:cx="http://schemas.microsoft.com/office/drawing/2014/chartex" xmlns:cx1="http://schemas.microsoft.com/office/drawing/2015/9/8/chartex" xmlns:cx2="http://schemas.microsoft.com/office/drawing/2015/10/21/chartex" xmlns:cx3="http://schemas.microsoft.com/office/drawing/2016/5/9/chartex" xmlns:cx4="http://schemas.microsoft.com/office/drawing/2016/5/10/chartex" xmlns:cx5="http://schemas.microsoft.com/office/drawing/2016/5/11/chartex" xmlns:cx6="http://schemas.microsoft.com/office/drawing/2016/5/12/chartex" xmlns:cx7="http://schemas.microsoft.com/office/drawing/2016/5/13/chartex" xmlns:cx8="http://schemas.microsoft.com/office/drawing/2016/5/14/chartex" xmlns:mc="http://schemas.openxmlformats.org/markup-compatibility/2006" xmlns:aink="http://schemas.microsoft.com/office/drawing/2016/ink" xmlns:am3d="http://schemas.microsoft.com/office/drawing/2017/model3d" xmlns:o="urn:schemas-microsoft-com:office:office" xmlns:r="http://schemas.openxmlformats.org/officeDocument/2006/relationships" xmlns:m="http://schemas.openxmlformats.org/officeDocument/2006/math" xmlns:v="urn:schemas-microsoft-com:vml" xmlns:wp14="http://schemas.microsoft.com/office/word/2010/wordprocessingDrawing" xmlns:wp="http://schemas.openxmlformats.org/drawingml/2006/wordprocessingDrawing" xmlns:w10="urn:schemas-microsoft-com:office:word" xmlns:w="http://schemas.openxmlformats.org/wordprocessingml/2006/main" xmlns:w14="http://schemas.microsoft.com/office/word/2010/wordml" xmlns:w15="http://schemas.microsoft.com/office/word/2012/wordml" xmlns:w16cex="http://schemas.microsoft.com/office/word/2018/wordml/cex" xmlns:w16cid="http://schemas.microsoft.com/office/word/2016/wordml/cid" xmlns:w16="http://schemas.microsoft.com/office/word/2018/wordml" xmlns:w16se="http://schemas.microsoft.com/office/word/2015/wordml/symex" xmlns:wpg="http://schemas.microsoft.com/office/word/2010/wordprocessingGroup" xmlns:wpi="http://schemas.microsoft.com/office/word/2010/wordprocessingInk" xmlns:wne="http://schemas.microsoft.com/office/word/2006/wordml" xmlns:wps="http://schemas.microsoft.com/office/word/2010/wordprocessingShape" mc:Ignorable="w14 w15 w16se w16cid w16 w16cex wp14">
+<w:document xmlns:wpc="http://schemas.microsoft.com/office/word/2010/wordprocessingCanvas" xmlns:cx="http://schemas.microsoft.com/office/drawing/2014/chartex" xmlns:cx1="http://schemas.microsoft.com/office/drawing/2015/9/8/chartex" xmlns:cx2="http://schemas.microsoft.com/office/drawing/2015/10/21/chartex" xmlns:cx3="http://schemas.microsoft.com/office/drawing/2016/5/9/chartex" xmlns:cx4="http://schemas.microsoft.com/office/drawing/2016/5/10/chartex" xmlns:cx5="http://schemas.microsoft.com/office/drawing/2016/5/11/chartex" xmlns:cx6="http://schemas.microsoft.com/office/drawing/2016/5/12/chartex" xmlns:cx7="http://schemas.microsoft.com/office/drawing/2016/5/13/chartex" xmlns:cx8="http://schemas.microsoft.com/office/drawing/2016/5/14/chartex" xmlns:mc="http://schemas.openxmlformats.org/markup-compatibility/2006" xmlns:aink="http://schemas.microsoft.com/office/drawing/2016/ink" xmlns:am3d="http://schemas.microsoft.com/office/drawing/2017/model3d" xmlns:o="urn:schemas-microsoft-com:office:office" xmlns:oel="http://schemas.microsoft.com/office/2019/extlst" xmlns:r="http://schemas.openxmlformats.org/officeDocument/2006/relationships" xmlns:m="http://schemas.openxmlformats.org/officeDocument/2006/math" xmlns:v="urn:schemas-microsoft-com:vml" xmlns:wp14="http://schemas.microsoft.com/office/word/2010/wordprocessingDrawing" xmlns:wp="http://schemas.openxmlformats.org/drawingml/2006/wordprocessingDrawing" xmlns:w10="urn:schemas-microsoft-com:office:word" xmlns:w="http://schemas.openxmlformats.org/wordprocessingml/2006/main" xmlns:w14="http://schemas.microsoft.com/office/word/2010/wordml" xmlns:w15="http://schemas.microsoft.com/office/word/2012/wordml" xmlns:w16cex="http://schemas.microsoft.com/office/word/2018/wordml/cex" xmlns:w16cid="http://schemas.microsoft.com/office/word/2016/wordml/cid" xmlns:w16="http://schemas.microsoft.com/office/word/2018/wordml" xmlns:w16du="http://schemas.microsoft.com/office/word/2023/wordml/word16du" xmlns:w16sdtdh="http://schemas.microsoft.com/office/word/2020/wordml/sdtdatahash" xmlns:w16sdtfl="http://schemas.microsoft.com/office/word/2024/wordml/sdtformatlock" xmlns:w16se="http://schemas.microsoft.com/office/word/2015/wordml/symex" xmlns:wpg="http://schemas.microsoft.com/office/word/2010/wordprocessingGroup" xmlns:wpi="http://schemas.microsoft.com/office/word/2010/wordprocessingInk" xmlns:wne="http://schemas.microsoft.com/office/word/2006/wordml" xmlns:wps="http://schemas.microsoft.com/office/word/2010/wordprocessingShape" mc:Ignorable="w14 w15 w16se w16cid w16 w16cex w16sdtdh w16sdtfl w16du wp14">
   <w:body>
-    <w:tbl>
-      <w:tblPr>
-        <w:tblStyle w:val="Style1"/>
-        <w:tblW w:w="10271" w:type="dxa"/>
-        <w:tblLook w:val="0600" w:firstRow="0" w:lastRow="0" w:firstColumn="0" w:lastColumn="0" w:noHBand="1" w:noVBand="1"/>
-      </w:tblPr>
-      <w:tblGrid>
-        <w:gridCol w:w="2897"/>
-        <w:gridCol w:w="3991"/>
-        <w:gridCol w:w="3383"/>
-      </w:tblGrid>
-      <w:tr>
-        <w:trPr>
-          <w:trHeight w:val="839"/>
-        </w:trPr>
-        <w:tc>
-          <w:tcPr>
-            <w:tcW w:w="2897" w:type="dxa"/>
-            <w:tcBorders>
-              <w:bottom w:val="nil"/>
-            </w:tcBorders>
-          </w:tcPr>
-          <w:p>
-            <w:pPr>
-              <w:tabs>
-                <w:tab w:val="center" w:pos="4995"/>
-              </w:tabs>
-              <w:ind w:right="270"/>
-              <w:rPr>
-                <w:rFonts w:asciiTheme="minorHAnsi" w:hAnsiTheme="minorHAnsi"/>
-                <w:b/>
-                <w:color w:val="767171" w:themeColor="background2" w:themeShade="80"/>
-                <w:sz w:val="20"/>
-                <w:szCs w:val="24"/>
-              </w:rPr>
-            </w:pPr>
-            <w:r>
-              <w:rPr>
-                <w:rFonts w:asciiTheme="minorHAnsi" w:hAnsiTheme="minorHAnsi"/>
-                <w:b/>
-                <w:color w:val="767171" w:themeColor="background2" w:themeShade="80"/>
-                <w:sz w:val="20"/>
-                <w:szCs w:val="24"/>
-              </w:rPr>
-              <w:t>NYC Area</w:t>
-            </w:r>
-          </w:p>
-          <w:p>
-            <w:pPr>
-              <w:tabs>
-                <w:tab w:val="center" w:pos="4995"/>
-              </w:tabs>
-              <w:ind w:right="270"/>
-              <w:rPr>
-                <w:rFonts w:asciiTheme="minorHAnsi" w:eastAsiaTheme="majorEastAsia" w:hAnsiTheme="minorHAnsi" w:cstheme="majorBidi"/>
-                <w:b/>
-                <w:i/>
-                <w:iCs/>
-                <w:color w:val="767171" w:themeColor="background2" w:themeShade="80"/>
-                <w:sz w:val="20"/>
-                <w:szCs w:val="24"/>
-              </w:rPr>
-            </w:pPr>
-            <w:r>
-              <w:rPr>
-                <w:rFonts w:asciiTheme="minorHAnsi" w:hAnsiTheme="minorHAnsi"/>
-                <w:b/>
-                <w:color w:val="767171" w:themeColor="background2" w:themeShade="80"/>
-                <w:sz w:val="20"/>
-                <w:szCs w:val="24"/>
-              </w:rPr>
-              <w:t xml:space="preserve">(973) 932 </w:t>
-            </w:r>
-            <w:r>
-              <w:rPr>
-                <w:rFonts w:asciiTheme="minorHAnsi" w:hAnsiTheme="minorHAnsi"/>
-                <w:b/>
-                <w:color w:val="767171" w:themeColor="background2" w:themeShade="80"/>
-                <w:sz w:val="20"/>
-                <w:szCs w:val="24"/>
-              </w:rPr>
-              <w:t>–</w:t>
-            </w:r>
-            <w:r>
-              <w:rPr>
-                <w:rFonts w:asciiTheme="minorHAnsi" w:hAnsiTheme="minorHAnsi"/>
-                <w:b/>
-                <w:color w:val="767171" w:themeColor="background2" w:themeShade="80"/>
-                <w:sz w:val="20"/>
-                <w:szCs w:val="24"/>
-              </w:rPr>
-              <w:t xml:space="preserve"> 9587</w:t>
-            </w:r>
-          </w:p>
-          <w:p>
-            <w:pPr>
-              <w:tabs>
-                <w:tab w:val="center" w:pos="4995"/>
-              </w:tabs>
-              <w:ind w:right="270"/>
-              <w:rPr>
-                <w:rFonts w:asciiTheme="minorHAnsi" w:hAnsiTheme="minorHAnsi"/>
-                <w:b/>
-                <w:color w:val="767171" w:themeColor="background2" w:themeShade="80"/>
-                <w:sz w:val="20"/>
-                <w:szCs w:val="24"/>
-              </w:rPr>
-            </w:pPr>
-            <w:r>
-              <w:rPr>
-                <w:rFonts w:asciiTheme="minorHAnsi" w:hAnsiTheme="minorHAnsi"/>
-                <w:b/>
-                <w:color w:val="767171" w:themeColor="background2" w:themeShade="80"/>
-                <w:sz w:val="20"/>
-                <w:szCs w:val="24"/>
-              </w:rPr>
-              <w:t>kaizad.avari@</w:t>
-            </w:r>
-            <w:r>
-              <w:rPr>
-                <w:rFonts w:asciiTheme="minorHAnsi" w:hAnsiTheme="minorHAnsi"/>
-                <w:b/>
-                <w:color w:val="767171" w:themeColor="background2" w:themeShade="80"/>
-                <w:sz w:val="20"/>
-                <w:szCs w:val="24"/>
-              </w:rPr>
-              <w:t>live.com</w:t>
-            </w:r>
-          </w:p>
-        </w:tc>
-        <w:tc>
-          <w:tcPr>
-            <w:tcW w:w="3991" w:type="dxa"/>
-            <w:tcBorders>
-              <w:bottom w:val="nil"/>
-            </w:tcBorders>
-          </w:tcPr>
-          <w:p>
-            <w:pPr>
-              <w:jc w:val="center"/>
-              <w:rPr>
-                <w:rFonts w:asciiTheme="minorHAnsi" w:hAnsiTheme="minorHAnsi"/>
-                <w:sz w:val="56"/>
-                <w:szCs w:val="24"/>
-              </w:rPr>
-            </w:pPr>
-            <w:r>
-              <w:rPr>
-                <w:rFonts w:asciiTheme="minorHAnsi" w:hAnsiTheme="minorHAnsi"/>
-                <w:sz w:val="56"/>
-                <w:szCs w:val="24"/>
-              </w:rPr>
-              <w:t xml:space="preserve"> </w:t>
-            </w:r>
-          </w:p>
-        </w:tc>
-        <w:tc>
-          <w:tcPr>
-            <w:tcW w:w="3383" w:type="dxa"/>
-            <w:tcBorders>
-              <w:bottom w:val="nil"/>
-            </w:tcBorders>
-          </w:tcPr>
-          <w:p>
-            <w:pPr>
-              <w:tabs>
-                <w:tab w:val="center" w:pos="4995"/>
-              </w:tabs>
-              <w:jc w:val="right"/>
-              <w:rPr>
-                <w:rFonts w:asciiTheme="minorHAnsi" w:hAnsiTheme="minorHAnsi"/>
-                <w:b/>
-                <w:color w:val="767171" w:themeColor="background2" w:themeShade="80"/>
-                <w:sz w:val="20"/>
-                <w:szCs w:val="24"/>
-              </w:rPr>
-            </w:pPr>
-            <w:r>
-              <w:rPr>
-                <w:rFonts w:asciiTheme="minorHAnsi" w:hAnsiTheme="minorHAnsi"/>
-                <w:b/>
-                <w:color w:val="767171" w:themeColor="background2" w:themeShade="80"/>
-                <w:sz w:val="20"/>
-                <w:szCs w:val="24"/>
-              </w:rPr>
-              <w:t>l</w:t>
-            </w:r>
-            <w:r>
-              <w:rPr>
-                <w:rFonts w:asciiTheme="minorHAnsi" w:hAnsiTheme="minorHAnsi"/>
-                <w:b/>
-                <w:color w:val="767171" w:themeColor="background2" w:themeShade="80"/>
-                <w:sz w:val="20"/>
-                <w:szCs w:val="24"/>
-              </w:rPr>
-              <w:t>inkedin.com/in/kaizadavari</w:t>
-            </w:r>
-          </w:p>
-          <w:p>
-            <w:pPr>
-              <w:tabs>
-                <w:tab w:val="center" w:pos="4995"/>
-              </w:tabs>
-              <w:jc w:val="right"/>
-              <w:rPr>
-                <w:rFonts w:asciiTheme="minorHAnsi" w:hAnsiTheme="minorHAnsi"/>
-                <w:b/>
-                <w:color w:val="767171" w:themeColor="background2" w:themeShade="80"/>
-                <w:sz w:val="20"/>
-                <w:szCs w:val="24"/>
-              </w:rPr>
-            </w:pPr>
-            <w:r>
-              <w:rPr>
-                <w:rFonts w:asciiTheme="minorHAnsi" w:hAnsiTheme="minorHAnsi"/>
-                <w:b/>
-                <w:color w:val="767171" w:themeColor="background2" w:themeShade="80"/>
-                <w:sz w:val="20"/>
-                <w:szCs w:val="24"/>
-              </w:rPr>
-              <w:t>github.com/itskaizad</w:t>
-            </w:r>
-          </w:p>
-          <w:p>
-            <w:pPr>
-              <w:tabs>
-                <w:tab w:val="center" w:pos="4995"/>
-              </w:tabs>
-              <w:jc w:val="right"/>
-              <w:rPr>
-                <w:rFonts w:asciiTheme="minorHAnsi" w:hAnsiTheme="minorHAnsi"/>
-                <w:b/>
-                <w:color w:val="767171" w:themeColor="background2" w:themeShade="80"/>
-                <w:sz w:val="20"/>
-                <w:szCs w:val="24"/>
-              </w:rPr>
-            </w:pPr>
-            <w:r>
-              <w:rPr>
-                <w:rFonts w:asciiTheme="minorHAnsi" w:hAnsiTheme="minorHAnsi"/>
-                <w:b/>
-                <w:color w:val="767171" w:themeColor="background2" w:themeShade="80"/>
-                <w:sz w:val="20"/>
-                <w:szCs w:val="24"/>
-              </w:rPr>
-              <w:t>kaizadavari.</w:t>
-            </w:r>
-            <w:r>
-              <w:rPr>
-                <w:rFonts w:asciiTheme="minorHAnsi" w:hAnsiTheme="minorHAnsi"/>
-                <w:b/>
-                <w:color w:val="767171" w:themeColor="background2" w:themeShade="80"/>
-                <w:sz w:val="20"/>
-                <w:szCs w:val="24"/>
-              </w:rPr>
-              <w:t>com</w:t>
-            </w:r>
-          </w:p>
-        </w:tc>
-      </w:tr>
-    </w:tbl>
     <w:p>
       <w:pPr>
         <w:pBdr>
@@ -271,7 +10,217 @@
         <w:spacing w:line="48" w:lineRule="auto"/>
         <w:ind w:right="-86"/>
         <w:rPr>
-          <w:rFonts w:asciiTheme="minorHAnsi" w:hAnsiTheme="minorHAnsi" w:cs="Arial"/>
+          <w:rFonts w:asciiTheme="minorHAnsi" w:hAnsiTheme="minorHAnsi" w:cs="Baghdad"/>
+          <w:b/>
+          <w:color w:val="FFFFFF" w:themeColor="background1"/>
+          <w:szCs w:val="22"/>
+        </w:rPr>
+      </w:pPr>
+    </w:p>
+    <w:p>
+      <w:pPr>
+        <w:pBdr>
+          <w:bottom w:val="single" w:sz="6" w:space="1" w:color="auto"/>
+        </w:pBdr>
+        <w:spacing w:line="48" w:lineRule="auto"/>
+        <w:ind w:right="-86"/>
+        <w:rPr>
+          <w:rFonts w:asciiTheme="minorHAnsi" w:hAnsiTheme="minorHAnsi" w:cs="Baghdad"/>
+          <w:b/>
+          <w:color w:val="FFFFFF" w:themeColor="background1"/>
+          <w:szCs w:val="22"/>
+        </w:rPr>
+      </w:pPr>
+    </w:p>
+    <w:p>
+      <w:pPr>
+        <w:pBdr>
+          <w:bottom w:val="single" w:sz="6" w:space="1" w:color="auto"/>
+        </w:pBdr>
+        <w:spacing w:line="48" w:lineRule="auto"/>
+        <w:ind w:right="-86"/>
+        <w:rPr>
+          <w:rFonts w:asciiTheme="minorHAnsi" w:hAnsiTheme="minorHAnsi" w:cs="Baghdad"/>
+          <w:b/>
+          <w:color w:val="FFFFFF" w:themeColor="background1"/>
+          <w:szCs w:val="22"/>
+        </w:rPr>
+      </w:pPr>
+    </w:p>
+    <w:p>
+      <w:pPr>
+        <w:pBdr>
+          <w:bottom w:val="single" w:sz="6" w:space="1" w:color="auto"/>
+        </w:pBdr>
+        <w:spacing w:line="48" w:lineRule="auto"/>
+        <w:ind w:right="-86"/>
+        <w:rPr>
+          <w:rFonts w:asciiTheme="minorHAnsi" w:hAnsiTheme="minorHAnsi" w:cs="Baghdad"/>
+          <w:b/>
+          <w:color w:val="FFFFFF" w:themeColor="background1"/>
+          <w:szCs w:val="22"/>
+        </w:rPr>
+      </w:pPr>
+    </w:p>
+    <w:p>
+      <w:pPr>
+        <w:pBdr>
+          <w:bottom w:val="single" w:sz="6" w:space="1" w:color="auto"/>
+        </w:pBdr>
+        <w:spacing w:line="48" w:lineRule="auto"/>
+        <w:ind w:right="-86"/>
+        <w:rPr>
+          <w:rFonts w:asciiTheme="minorHAnsi" w:hAnsiTheme="minorHAnsi" w:cs="Baghdad"/>
+          <w:b/>
+          <w:color w:val="FFFFFF" w:themeColor="background1"/>
+          <w:szCs w:val="22"/>
+        </w:rPr>
+      </w:pPr>
+    </w:p>
+    <w:p>
+      <w:pPr>
+        <w:pBdr>
+          <w:bottom w:val="single" w:sz="6" w:space="1" w:color="auto"/>
+        </w:pBdr>
+        <w:spacing w:line="48" w:lineRule="auto"/>
+        <w:ind w:right="-86"/>
+        <w:rPr>
+          <w:rFonts w:asciiTheme="minorHAnsi" w:hAnsiTheme="minorHAnsi" w:cs="Baghdad"/>
+          <w:b/>
+          <w:color w:val="FFFFFF" w:themeColor="background1"/>
+          <w:szCs w:val="22"/>
+        </w:rPr>
+      </w:pPr>
+    </w:p>
+    <w:p>
+      <w:pPr>
+        <w:pBdr>
+          <w:bottom w:val="single" w:sz="6" w:space="1" w:color="auto"/>
+        </w:pBdr>
+        <w:spacing w:line="48" w:lineRule="auto"/>
+        <w:ind w:right="-86"/>
+        <w:rPr>
+          <w:rFonts w:asciiTheme="minorHAnsi" w:hAnsiTheme="minorHAnsi" w:cs="Baghdad"/>
+          <w:b/>
+          <w:color w:val="FFFFFF" w:themeColor="background1"/>
+          <w:szCs w:val="22"/>
+        </w:rPr>
+      </w:pPr>
+    </w:p>
+    <w:p>
+      <w:pPr>
+        <w:pBdr>
+          <w:bottom w:val="single" w:sz="6" w:space="1" w:color="auto"/>
+        </w:pBdr>
+        <w:spacing w:line="48" w:lineRule="auto"/>
+        <w:ind w:right="-86"/>
+        <w:rPr>
+          <w:rFonts w:asciiTheme="minorHAnsi" w:hAnsiTheme="minorHAnsi" w:cs="Baghdad"/>
+          <w:b/>
+          <w:color w:val="FFFFFF" w:themeColor="background1"/>
+          <w:szCs w:val="22"/>
+        </w:rPr>
+      </w:pPr>
+    </w:p>
+    <w:p>
+      <w:pPr>
+        <w:pBdr>
+          <w:bottom w:val="single" w:sz="6" w:space="1" w:color="auto"/>
+        </w:pBdr>
+        <w:spacing w:line="48" w:lineRule="auto"/>
+        <w:ind w:right="-86"/>
+        <w:rPr>
+          <w:rFonts w:asciiTheme="minorHAnsi" w:hAnsiTheme="minorHAnsi" w:cs="Baghdad"/>
+          <w:b/>
+          <w:color w:val="FFFFFF" w:themeColor="background1"/>
+          <w:szCs w:val="22"/>
+        </w:rPr>
+      </w:pPr>
+    </w:p>
+    <w:p>
+      <w:pPr>
+        <w:pBdr>
+          <w:bottom w:val="single" w:sz="6" w:space="1" w:color="auto"/>
+        </w:pBdr>
+        <w:spacing w:line="48" w:lineRule="auto"/>
+        <w:ind w:right="-86"/>
+        <w:rPr>
+          <w:rFonts w:asciiTheme="minorHAnsi" w:hAnsiTheme="minorHAnsi" w:cs="Baghdad"/>
+          <w:b/>
+          <w:color w:val="FFFFFF" w:themeColor="background1"/>
+          <w:szCs w:val="22"/>
+        </w:rPr>
+      </w:pPr>
+    </w:p>
+    <w:p>
+      <w:pPr>
+        <w:pBdr>
+          <w:bottom w:val="single" w:sz="6" w:space="1" w:color="auto"/>
+        </w:pBdr>
+        <w:spacing w:line="48" w:lineRule="auto"/>
+        <w:ind w:right="-86"/>
+        <w:rPr>
+          <w:rFonts w:asciiTheme="minorHAnsi" w:hAnsiTheme="minorHAnsi" w:cs="Baghdad"/>
+          <w:b/>
+          <w:color w:val="FFFFFF" w:themeColor="background1"/>
+          <w:szCs w:val="22"/>
+        </w:rPr>
+      </w:pPr>
+    </w:p>
+    <w:p>
+      <w:pPr>
+        <w:pBdr>
+          <w:bottom w:val="single" w:sz="6" w:space="1" w:color="auto"/>
+        </w:pBdr>
+        <w:spacing w:line="48" w:lineRule="auto"/>
+        <w:ind w:right="-86"/>
+        <w:rPr>
+          <w:rFonts w:asciiTheme="minorHAnsi" w:hAnsiTheme="minorHAnsi" w:cs="Baghdad"/>
+          <w:b/>
+          <w:color w:val="FFFFFF" w:themeColor="background1"/>
+          <w:szCs w:val="22"/>
+        </w:rPr>
+      </w:pPr>
+    </w:p>
+    <w:p>
+      <w:pPr>
+        <w:pBdr>
+          <w:bottom w:val="single" w:sz="6" w:space="1" w:color="auto"/>
+        </w:pBdr>
+        <w:spacing w:line="48" w:lineRule="auto"/>
+        <w:ind w:right="-86"/>
+        <w:rPr>
+          <w:rFonts w:asciiTheme="minorHAnsi" w:hAnsiTheme="minorHAnsi" w:cs="Baghdad"/>
+          <w:b/>
+          <w:color w:val="FFFFFF" w:themeColor="background1"/>
+          <w:szCs w:val="22"/>
+        </w:rPr>
+      </w:pPr>
+    </w:p>
+    <w:p>
+      <w:pPr>
+        <w:pBdr>
+          <w:bottom w:val="single" w:sz="6" w:space="1" w:color="auto"/>
+        </w:pBdr>
+        <w:spacing w:line="48" w:lineRule="auto"/>
+        <w:ind w:right="-86"/>
+        <w:rPr>
+          <w:rFonts w:asciiTheme="minorHAnsi" w:hAnsiTheme="minorHAnsi" w:cs="Baghdad"/>
+          <w:b/>
+          <w:color w:val="FFFFFF" w:themeColor="background1"/>
+          <w:szCs w:val="22"/>
+        </w:rPr>
+      </w:pPr>
+    </w:p>
+    <w:p>
+      <w:pPr>
+        <w:pBdr>
+          <w:bottom w:val="single" w:sz="6" w:space="1" w:color="auto"/>
+        </w:pBdr>
+        <w:spacing w:line="48" w:lineRule="auto"/>
+        <w:ind w:right="-86"/>
+        <w:rPr>
+          <w:rFonts w:asciiTheme="minorHAnsi" w:hAnsiTheme="minorHAnsi" w:cs="Baghdad"/>
           <w:b/>
           <w:color w:val="FFFFFF" w:themeColor="background1"/>
           <w:szCs w:val="22"/>
@@ -280,12 +229,13 @@
       </w:pPr>
       <w:r>
         <w:rPr>
+          <w:rFonts w:cs="Baghdad"/>
           <w:noProof/>
         </w:rPr>
         <mc:AlternateContent>
           <mc:Choice Requires="wps">
             <w:drawing>
-              <wp:anchor distT="0" distB="0" distL="114300" distR="114300" simplePos="0" relativeHeight="251659264" behindDoc="0" locked="0" layoutInCell="1" allowOverlap="1" wp14:anchorId="40DBC5B7" wp14:editId="204FB70E">
+              <wp:anchor distT="0" distB="0" distL="114300" distR="114300" simplePos="0" relativeHeight="251659264" behindDoc="0" locked="0" layoutInCell="1" allowOverlap="1" wp14:anchorId="40DBC5B7" wp14:editId="26FAE830">
                 <wp:simplePos x="0" y="0"/>
                 <wp:positionH relativeFrom="column">
                   <wp:posOffset>2076585</wp:posOffset>
@@ -389,7 +339,7 @@
                 <v:stroke joinstyle="miter"/>
                 <v:path gradientshapeok="t" o:connecttype="rect"/>
               </v:shapetype>
-              <v:shape id="Text Box 1" o:spid="_x0000_s1026" type="#_x0000_t202" style="position:absolute;left:0;text-align:left;margin-left:163.5pt;margin-top:-48.6pt;width:189.95pt;height:42.6pt;z-index:251659264;visibility:visible;mso-wrap-style:square;mso-width-percent:0;mso-height-percent:0;mso-wrap-distance-left:9pt;mso-wrap-distance-top:0;mso-wrap-distance-right:9pt;mso-wrap-distance-bottom:0;mso-position-horizontal:absolute;mso-position-horizontal-relative:text;mso-position-vertical:absolute;mso-position-vertical-relative:text;mso-width-percent:0;mso-height-percent:0;mso-width-relative:margin;mso-height-relative:margin;v-text-anchor:top" o:gfxdata="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" fillcolor="black [3213]" stroked="f">
+              <v:shape id="Text Box 1" o:spid="_x0000_s1026" type="#_x0000_t202" style="position:absolute;left:0;text-align:left;margin-left:163.5pt;margin-top:-48.6pt;width:189.95pt;height:42.6pt;z-index:251659264;visibility:visible;mso-wrap-style:square;mso-width-percent:0;mso-height-percent:0;mso-wrap-distance-left:9pt;mso-wrap-distance-top:0;mso-wrap-distance-right:9pt;mso-wrap-distance-bottom:0;mso-position-horizontal:absolute;mso-position-horizontal-relative:text;mso-position-vertical:absolute;mso-position-vertical-relative:text;mso-width-percent:0;mso-height-percent:0;mso-width-relative:margin;mso-height-relative:margin;v-text-anchor:top" o:gfxdata="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" fillcolor="black [3213]" stroked="f">
                 <v:textbox>
                   <w:txbxContent>
                     <w:p>
@@ -446,401 +396,372 @@
     </w:p>
     <w:p>
       <w:pPr>
-        <w:spacing w:before="160" w:line="276" w:lineRule="auto"/>
+        <w:spacing w:line="144" w:lineRule="auto"/>
         <w:ind w:right="-86"/>
-        <w:jc w:val="center"/>
-        <w:rPr>
-          <w:rFonts w:asciiTheme="minorHAnsi" w:hAnsiTheme="minorHAnsi" w:cs="Arial"/>
+        <w:rPr>
+          <w:rFonts w:asciiTheme="minorHAnsi" w:hAnsiTheme="minorHAnsi" w:cs="Baghdad"/>
           <w:b/>
           <w:color w:val="FFFFFF" w:themeColor="background1"/>
           <w:szCs w:val="22"/>
         </w:rPr>
       </w:pPr>
-      <w:r>
-        <w:rPr>
-          <w:rFonts w:asciiTheme="minorHAnsi" w:hAnsiTheme="minorHAnsi" w:cs="Arial"/>
+    </w:p>
+    <w:tbl>
+      <w:tblPr>
+        <w:tblStyle w:val="GridTable4"/>
+        <w:tblW w:w="0" w:type="auto"/>
+        <w:jc w:val="center"/>
+        <w:tblLook w:val="04A0" w:firstRow="1" w:lastRow="0" w:firstColumn="1" w:lastColumn="0" w:noHBand="0" w:noVBand="1"/>
+      </w:tblPr>
+      <w:tblGrid>
+        <w:gridCol w:w="1317"/>
+      </w:tblGrid>
+      <w:tr>
+        <w:trPr>
+          <w:cnfStyle w:val="100000000000" w:firstRow="1" w:lastRow="0" w:firstColumn="0" w:lastColumn="0" w:oddVBand="0" w:evenVBand="0" w:oddHBand="0" w:evenHBand="0" w:firstRowFirstColumn="0" w:firstRowLastColumn="0" w:lastRowFirstColumn="0" w:lastRowLastColumn="0"/>
+          <w:trHeight w:val="215"/>
+          <w:jc w:val="center"/>
+        </w:trPr>
+        <w:tc>
+          <w:tcPr>
+            <w:cnfStyle w:val="001000000000" w:firstRow="0" w:lastRow="0" w:firstColumn="1" w:lastColumn="0" w:oddVBand="0" w:evenVBand="0" w:oddHBand="0" w:evenHBand="0" w:firstRowFirstColumn="0" w:firstRowLastColumn="0" w:lastRowFirstColumn="0" w:lastRowLastColumn="0"/>
+            <w:tcW w:w="1317" w:type="dxa"/>
+          </w:tcPr>
+          <w:p>
+            <w:pPr>
+              <w:ind w:right="-86"/>
+              <w:rPr>
+                <w:rFonts w:asciiTheme="minorHAnsi" w:hAnsiTheme="minorHAnsi" w:cs="Baghdad"/>
+                <w:bCs w:val="0"/>
+                <w:szCs w:val="22"/>
+              </w:rPr>
+            </w:pPr>
+            <w:r>
+              <w:rPr>
+                <w:rFonts w:asciiTheme="minorHAnsi" w:hAnsiTheme="minorHAnsi" w:cs="Baghdad"/>
+                <w:bCs w:val="0"/>
+                <w:szCs w:val="22"/>
+              </w:rPr>
+              <w:t xml:space="preserve">      TLDR</w:t>
+            </w:r>
+          </w:p>
+        </w:tc>
+      </w:tr>
+    </w:tbl>
+    <w:p>
+      <w:pPr>
+        <w:tabs>
+          <w:tab w:val="left" w:pos="5670"/>
+        </w:tabs>
+        <w:spacing w:before="120"/>
+        <w:ind w:left="274"/>
+        <w:rPr>
+          <w:rFonts w:ascii="Charter Roman" w:hAnsi="Charter Roman" w:cs="Apple Symbols"/>
+        </w:rPr>
+      </w:pPr>
+      <w:r>
+        <w:rPr>
+          <w:rFonts w:ascii="Charter Roman" w:hAnsi="Charter Roman" w:cs="Apple Symbols"/>
+          <w:bCs/>
+          <w:szCs w:val="22"/>
+        </w:rPr>
+        <w:t>Senior software engineer with deep experience building AI-enabled products across audio, automotive, mobile, and connected-device ecosystems. I’m known for going deep quickly, sweating the details, and approaching every project with a customer-obsessed mindset — thinking like a product manager and UX designer while still shipping robust, scalable software. At Amazon, I’ve helped bring Alexa+ and in-car audio experiences to life, blending LLM-powered intelligence, real-world user needs, and production-grade engineering into products people can actually enjoy. From my earliest Android apps to today’s Alexa+ work, I’ve always been driven by the chance to create software that meaningfully improves how people live, work, and connect.</w:t>
+      </w:r>
+    </w:p>
+    <w:tbl>
+      <w:tblPr>
+        <w:tblStyle w:val="GridTable4"/>
+        <w:tblW w:w="0" w:type="auto"/>
+        <w:jc w:val="center"/>
+        <w:tblLook w:val="04A0" w:firstRow="1" w:lastRow="0" w:firstColumn="1" w:lastColumn="0" w:noHBand="0" w:noVBand="1"/>
+      </w:tblPr>
+      <w:tblGrid>
+        <w:gridCol w:w="1328"/>
+      </w:tblGrid>
+      <w:tr>
+        <w:trPr>
+          <w:cnfStyle w:val="100000000000" w:firstRow="1" w:lastRow="0" w:firstColumn="0" w:lastColumn="0" w:oddVBand="0" w:evenVBand="0" w:oddHBand="0" w:evenHBand="0" w:firstRowFirstColumn="0" w:firstRowLastColumn="0" w:lastRowFirstColumn="0" w:lastRowLastColumn="0"/>
+          <w:trHeight w:val="215"/>
+          <w:jc w:val="center"/>
+        </w:trPr>
+        <w:tc>
+          <w:tcPr>
+            <w:cnfStyle w:val="001000000000" w:firstRow="0" w:lastRow="0" w:firstColumn="1" w:lastColumn="0" w:oddVBand="0" w:evenVBand="0" w:oddHBand="0" w:evenHBand="0" w:firstRowFirstColumn="0" w:firstRowLastColumn="0" w:lastRowFirstColumn="0" w:lastRowLastColumn="0"/>
+            <w:tcW w:w="1328" w:type="dxa"/>
+          </w:tcPr>
+          <w:p>
+            <w:pPr>
+              <w:ind w:right="-86"/>
+              <w:rPr>
+                <w:rFonts w:asciiTheme="minorHAnsi" w:hAnsiTheme="minorHAnsi" w:cs="Baghdad"/>
+                <w:bCs w:val="0"/>
+                <w:szCs w:val="22"/>
+              </w:rPr>
+            </w:pPr>
+            <w:r>
+              <w:rPr>
+                <w:rFonts w:asciiTheme="minorHAnsi" w:hAnsiTheme="minorHAnsi" w:cs="Baghdad"/>
+                <w:bCs w:val="0"/>
+                <w:szCs w:val="22"/>
+              </w:rPr>
+              <w:t>EXPERIENCE</w:t>
+            </w:r>
+          </w:p>
+        </w:tc>
+      </w:tr>
+    </w:tbl>
+    <w:p>
+      <w:pPr>
+        <w:spacing w:before="80"/>
+        <w:ind w:right="-14" w:firstLine="274"/>
+        <w:rPr>
+          <w:rFonts w:asciiTheme="minorHAnsi" w:hAnsiTheme="minorHAnsi" w:cs="Baghdad"/>
           <w:b/>
-          <w:color w:val="FFFFFF" w:themeColor="background1"/>
-          <w:szCs w:val="22"/>
-          <w:highlight w:val="black"/>
-        </w:rPr>
-        <w:t>EDUCATIO</w:t>
-      </w:r>
-      <w:r>
-        <w:rPr>
-          <w:rFonts w:asciiTheme="minorHAnsi" w:hAnsiTheme="minorHAnsi" w:cs="Arial"/>
+          <w:bCs/>
+          <w:i/>
+          <w:iCs/>
+        </w:rPr>
+      </w:pPr>
+      <w:r>
+        <w:rPr>
+          <w:rFonts w:asciiTheme="minorHAnsi" w:hAnsiTheme="minorHAnsi" w:cs="Baghdad"/>
           <w:b/>
-          <w:color w:val="FFFFFF" w:themeColor="background1"/>
-          <w:szCs w:val="22"/>
-          <w:highlight w:val="black"/>
-        </w:rPr>
-        <w:t>N</w:t>
+          <w:bCs/>
+          <w:i/>
+          <w:iCs/>
+          <w:sz w:val="24"/>
+          <w:szCs w:val="21"/>
+          <w:u w:val="single"/>
+        </w:rPr>
+        <w:t>Amazon</w:t>
+      </w:r>
+      <w:r>
+        <w:rPr>
+          <w:rFonts w:asciiTheme="minorHAnsi" w:hAnsiTheme="minorHAnsi" w:cs="Baghdad"/>
+          <w:b/>
+          <w:bCs/>
+          <w:i/>
+          <w:iCs/>
+          <w:u w:val="single"/>
+        </w:rPr>
+        <w:t xml:space="preserve"> (Amazon Smart Vehicles</w:t>
+      </w:r>
+      <w:r>
+        <w:rPr>
+          <w:rFonts w:asciiTheme="minorHAnsi" w:hAnsiTheme="minorHAnsi" w:cs="Baghdad"/>
+          <w:b/>
+          <w:bCs/>
+          <w:i/>
+          <w:iCs/>
+          <w:u w:val="single"/>
+        </w:rPr>
+        <w:t>, Alexa</w:t>
+      </w:r>
+      <w:r>
+        <w:rPr>
+          <w:rFonts w:asciiTheme="minorHAnsi" w:hAnsiTheme="minorHAnsi" w:cs="Baghdad"/>
+          <w:b/>
+          <w:bCs/>
+          <w:i/>
+          <w:iCs/>
+          <w:u w:val="single"/>
+        </w:rPr>
+        <w:t>)</w:t>
+      </w:r>
+      <w:r>
+        <w:rPr>
+          <w:rFonts w:asciiTheme="minorHAnsi" w:hAnsiTheme="minorHAnsi" w:cs="Baghdad"/>
+          <w:b/>
+          <w:bCs/>
+          <w:i/>
+          <w:iCs/>
+        </w:rPr>
+        <w:tab/>
+      </w:r>
+      <w:r>
+        <w:rPr>
+          <w:rFonts w:asciiTheme="minorHAnsi" w:hAnsiTheme="minorHAnsi" w:cs="Baghdad"/>
+          <w:b/>
+          <w:bCs/>
+          <w:i/>
+          <w:iCs/>
+        </w:rPr>
+        <w:tab/>
+      </w:r>
+      <w:r>
+        <w:rPr>
+          <w:rFonts w:asciiTheme="minorHAnsi" w:hAnsiTheme="minorHAnsi" w:cs="Baghdad"/>
+          <w:b/>
+          <w:bCs/>
+          <w:i/>
+          <w:iCs/>
+        </w:rPr>
+        <w:tab/>
+      </w:r>
+      <w:r>
+        <w:rPr>
+          <w:rFonts w:asciiTheme="minorHAnsi" w:hAnsiTheme="minorHAnsi" w:cs="Baghdad"/>
+          <w:b/>
+          <w:bCs/>
+          <w:i/>
+          <w:iCs/>
+        </w:rPr>
+        <w:tab/>
+        <w:t xml:space="preserve">          </w:t>
+      </w:r>
+      <w:r>
+        <w:rPr>
+          <w:rFonts w:asciiTheme="minorHAnsi" w:hAnsiTheme="minorHAnsi" w:cs="Baghdad"/>
+          <w:b/>
+          <w:bCs/>
+          <w:i/>
+          <w:iCs/>
+        </w:rPr>
+        <w:tab/>
+        <w:t xml:space="preserve">            </w:t>
+      </w:r>
+      <w:r>
+        <w:rPr>
+          <w:rFonts w:asciiTheme="minorHAnsi" w:hAnsiTheme="minorHAnsi" w:cs="Baghdad"/>
+          <w:b/>
+          <w:bCs/>
+          <w:i/>
+          <w:iCs/>
+        </w:rPr>
+        <w:tab/>
+      </w:r>
+      <w:r>
+        <w:rPr>
+          <w:rFonts w:asciiTheme="minorHAnsi" w:hAnsiTheme="minorHAnsi" w:cs="Baghdad"/>
+          <w:b/>
+          <w:bCs/>
+          <w:i/>
+          <w:iCs/>
+        </w:rPr>
+        <w:t xml:space="preserve"> </w:t>
+      </w:r>
+      <w:r>
+        <w:rPr>
+          <w:rFonts w:asciiTheme="minorHAnsi" w:hAnsiTheme="minorHAnsi" w:cs="Baghdad"/>
+          <w:b/>
+          <w:bCs/>
+          <w:i/>
+          <w:iCs/>
+        </w:rPr>
+        <w:tab/>
+        <w:t xml:space="preserve">      Sunnyvale</w:t>
+      </w:r>
+      <w:r>
+        <w:rPr>
+          <w:rFonts w:asciiTheme="minorHAnsi" w:hAnsiTheme="minorHAnsi" w:cs="Baghdad"/>
+          <w:b/>
+          <w:bCs/>
+          <w:i/>
+          <w:iCs/>
+        </w:rPr>
+        <w:t xml:space="preserve">, </w:t>
+      </w:r>
+      <w:r>
+        <w:rPr>
+          <w:rFonts w:asciiTheme="minorHAnsi" w:hAnsiTheme="minorHAnsi" w:cs="Baghdad"/>
+          <w:b/>
+          <w:bCs/>
+          <w:i/>
+          <w:iCs/>
+        </w:rPr>
+        <w:t>CA</w:t>
       </w:r>
     </w:p>
     <w:p>
       <w:pPr>
-        <w:ind w:left="270"/>
-        <w:rPr>
-          <w:rFonts w:asciiTheme="minorHAnsi" w:hAnsiTheme="minorHAnsi" w:cs="Arial"/>
-        </w:rPr>
-      </w:pPr>
-      <w:r>
-        <w:rPr>
-          <w:rFonts w:asciiTheme="minorHAnsi" w:hAnsiTheme="minorHAnsi" w:cs="Arial"/>
+        <w:ind w:right="-18" w:firstLine="270"/>
+        <w:rPr>
+          <w:rFonts w:asciiTheme="minorHAnsi" w:hAnsiTheme="minorHAnsi" w:cs="Baghdad"/>
+        </w:rPr>
+      </w:pPr>
+      <w:r>
+        <w:rPr>
+          <w:rFonts w:asciiTheme="minorHAnsi" w:hAnsiTheme="minorHAnsi" w:cs="Baghdad"/>
+          <w:bCs/>
+          <w:i/>
+        </w:rPr>
+        <w:t>Software Developer</w:t>
+      </w:r>
+      <w:r>
+        <w:rPr>
+          <w:rFonts w:asciiTheme="minorHAnsi" w:hAnsiTheme="minorHAnsi" w:cs="Baghdad"/>
           <w:b/>
-        </w:rPr>
-        <w:t>UNIVERSITY OF FLORIDA</w:t>
-      </w:r>
-      <w:r>
-        <w:rPr>
-          <w:rFonts w:asciiTheme="minorHAnsi" w:hAnsiTheme="minorHAnsi" w:cs="Arial"/>
-        </w:rPr>
-        <w:t xml:space="preserve"> </w:t>
-      </w:r>
-      <w:r>
-        <w:rPr>
-          <w:rFonts w:asciiTheme="minorHAnsi" w:hAnsiTheme="minorHAnsi" w:cs="Arial"/>
           <w:i/>
         </w:rPr>
-        <w:t>[GPA 3.89/4.0]</w:t>
-      </w:r>
-      <w:r>
-        <w:rPr>
-          <w:rFonts w:asciiTheme="minorHAnsi" w:hAnsiTheme="minorHAnsi" w:cs="Arial"/>
+        <w:tab/>
+      </w:r>
+      <w:r>
+        <w:rPr>
+          <w:rFonts w:asciiTheme="minorHAnsi" w:hAnsiTheme="minorHAnsi" w:cs="Baghdad"/>
+          <w:b/>
           <w:i/>
         </w:rPr>
         <w:tab/>
       </w:r>
       <w:r>
         <w:rPr>
-          <w:rFonts w:asciiTheme="minorHAnsi" w:hAnsiTheme="minorHAnsi" w:cs="Arial"/>
+          <w:rFonts w:asciiTheme="minorHAnsi" w:hAnsiTheme="minorHAnsi" w:cs="Baghdad"/>
+          <w:b/>
+          <w:i/>
         </w:rPr>
         <w:tab/>
       </w:r>
       <w:r>
         <w:rPr>
-          <w:rFonts w:asciiTheme="minorHAnsi" w:hAnsiTheme="minorHAnsi" w:cs="Arial"/>
+          <w:rFonts w:asciiTheme="minorHAnsi" w:hAnsiTheme="minorHAnsi" w:cs="Baghdad"/>
+          <w:b/>
+          <w:i/>
         </w:rPr>
         <w:tab/>
       </w:r>
       <w:r>
         <w:rPr>
-          <w:rFonts w:asciiTheme="minorHAnsi" w:hAnsiTheme="minorHAnsi" w:cs="Arial"/>
+          <w:rFonts w:asciiTheme="minorHAnsi" w:hAnsiTheme="minorHAnsi" w:cs="Baghdad"/>
         </w:rPr>
         <w:tab/>
       </w:r>
       <w:r>
         <w:rPr>
-          <w:rFonts w:asciiTheme="minorHAnsi" w:hAnsiTheme="minorHAnsi" w:cs="Arial"/>
+          <w:rFonts w:asciiTheme="minorHAnsi" w:hAnsiTheme="minorHAnsi" w:cs="Baghdad"/>
         </w:rPr>
         <w:tab/>
-        <w:t xml:space="preserve">     </w:t>
-      </w:r>
-      <w:r>
-        <w:rPr>
-          <w:rFonts w:asciiTheme="minorHAnsi" w:hAnsiTheme="minorHAnsi" w:cs="Arial"/>
+      </w:r>
+      <w:r>
+        <w:rPr>
+          <w:rFonts w:asciiTheme="minorHAnsi" w:hAnsiTheme="minorHAnsi" w:cs="Baghdad"/>
         </w:rPr>
         <w:tab/>
       </w:r>
       <w:r>
         <w:rPr>
-          <w:rFonts w:asciiTheme="minorHAnsi" w:hAnsiTheme="minorHAnsi" w:cs="Arial"/>
-        </w:rPr>
-        <w:tab/>
-      </w:r>
-      <w:r>
-        <w:rPr>
-          <w:rFonts w:asciiTheme="minorHAnsi" w:hAnsiTheme="minorHAnsi" w:cs="Arial"/>
-        </w:rPr>
-        <w:t>GAINESVILLE, FL</w:t>
-      </w:r>
-    </w:p>
-    <w:p>
-      <w:pPr>
-        <w:ind w:left="270" w:right="162"/>
-        <w:rPr>
-          <w:rFonts w:asciiTheme="minorHAnsi" w:hAnsiTheme="minorHAnsi" w:cs="Arial"/>
-        </w:rPr>
-      </w:pPr>
-      <w:r>
-        <w:rPr>
-          <w:rFonts w:asciiTheme="minorHAnsi" w:hAnsiTheme="minorHAnsi" w:cs="Arial"/>
-          <w:i/>
-        </w:rPr>
-        <w:t>Master of Science</w:t>
-      </w:r>
-      <w:r>
-        <w:rPr>
-          <w:rFonts w:asciiTheme="minorHAnsi" w:hAnsiTheme="minorHAnsi" w:cs="Arial"/>
-          <w:i/>
-        </w:rPr>
-        <w:t>,</w:t>
-      </w:r>
-      <w:r>
-        <w:rPr>
-          <w:rFonts w:asciiTheme="minorHAnsi" w:hAnsiTheme="minorHAnsi" w:cs="Arial"/>
-          <w:i/>
-        </w:rPr>
-        <w:t xml:space="preserve"> Computer Science</w:t>
-      </w:r>
-      <w:r>
-        <w:rPr>
-          <w:rFonts w:asciiTheme="minorHAnsi" w:hAnsiTheme="minorHAnsi" w:cs="Arial"/>
-        </w:rPr>
-        <w:tab/>
-      </w:r>
-      <w:r>
-        <w:rPr>
-          <w:rFonts w:asciiTheme="minorHAnsi" w:hAnsiTheme="minorHAnsi" w:cs="Arial"/>
-        </w:rPr>
-        <w:tab/>
-      </w:r>
-      <w:r>
-        <w:rPr>
-          <w:rFonts w:asciiTheme="minorHAnsi" w:hAnsiTheme="minorHAnsi" w:cs="Arial"/>
-        </w:rPr>
-        <w:tab/>
-      </w:r>
-      <w:r>
-        <w:rPr>
-          <w:rFonts w:asciiTheme="minorHAnsi" w:hAnsiTheme="minorHAnsi" w:cs="Arial"/>
-        </w:rPr>
-        <w:tab/>
-      </w:r>
-      <w:r>
-        <w:rPr>
-          <w:rFonts w:asciiTheme="minorHAnsi" w:hAnsiTheme="minorHAnsi" w:cs="Arial"/>
-        </w:rPr>
-        <w:tab/>
-      </w:r>
-      <w:r>
-        <w:rPr>
-          <w:rFonts w:asciiTheme="minorHAnsi" w:hAnsiTheme="minorHAnsi" w:cs="Arial"/>
-        </w:rPr>
-        <w:tab/>
-      </w:r>
-      <w:r>
-        <w:rPr>
-          <w:rFonts w:asciiTheme="minorHAnsi" w:hAnsiTheme="minorHAnsi" w:cs="Arial"/>
-        </w:rPr>
-        <w:tab/>
-        <w:t xml:space="preserve">          </w:t>
-      </w:r>
-      <w:r>
-        <w:rPr>
-          <w:rFonts w:asciiTheme="minorHAnsi" w:hAnsiTheme="minorHAnsi" w:cs="Arial"/>
-        </w:rPr>
-        <w:tab/>
-        <w:t xml:space="preserve">          </w:t>
-      </w:r>
-      <w:r>
-        <w:rPr>
-          <w:rFonts w:asciiTheme="minorHAnsi" w:hAnsiTheme="minorHAnsi" w:cs="Arial"/>
-        </w:rPr>
-        <w:t>MAY 2017</w:t>
-      </w:r>
-    </w:p>
-    <w:p>
-      <w:pPr>
-        <w:spacing w:before="120"/>
-        <w:ind w:left="274"/>
-        <w:rPr>
-          <w:rFonts w:asciiTheme="minorHAnsi" w:hAnsiTheme="minorHAnsi" w:cs="Arial"/>
-        </w:rPr>
-      </w:pPr>
-      <w:r>
-        <w:rPr>
-          <w:rFonts w:asciiTheme="minorHAnsi" w:hAnsiTheme="minorHAnsi" w:cs="Arial"/>
-          <w:b/>
-        </w:rPr>
-        <w:t>UNIVERSITY OF MUMBAI</w:t>
-      </w:r>
-      <w:r>
-        <w:rPr>
-          <w:rFonts w:asciiTheme="minorHAnsi" w:hAnsiTheme="minorHAnsi" w:cs="Arial"/>
-        </w:rPr>
-        <w:t xml:space="preserve"> </w:t>
-      </w:r>
-      <w:r>
-        <w:rPr>
-          <w:rFonts w:asciiTheme="minorHAnsi" w:hAnsiTheme="minorHAnsi" w:cs="Arial"/>
-          <w:i/>
-        </w:rPr>
-        <w:t>[</w:t>
-      </w:r>
-      <w:r>
-        <w:rPr>
-          <w:rFonts w:asciiTheme="minorHAnsi" w:hAnsiTheme="minorHAnsi" w:cs="Arial"/>
-          <w:i/>
-        </w:rPr>
-        <w:t>GPA 3.5/4.0</w:t>
-      </w:r>
-      <w:r>
-        <w:rPr>
-          <w:rFonts w:asciiTheme="minorHAnsi" w:hAnsiTheme="minorHAnsi" w:cs="Arial"/>
-          <w:i/>
-        </w:rPr>
-        <w:t>]</w:t>
-      </w:r>
-      <w:r>
-        <w:rPr>
-          <w:rFonts w:asciiTheme="minorHAnsi" w:hAnsiTheme="minorHAnsi" w:cs="Arial"/>
-        </w:rPr>
-        <w:tab/>
-      </w:r>
-      <w:r>
-        <w:rPr>
-          <w:rFonts w:asciiTheme="minorHAnsi" w:hAnsiTheme="minorHAnsi" w:cs="Arial"/>
-        </w:rPr>
-        <w:tab/>
-      </w:r>
-      <w:r>
-        <w:rPr>
-          <w:rFonts w:asciiTheme="minorHAnsi" w:hAnsiTheme="minorHAnsi" w:cs="Arial"/>
+          <w:rFonts w:asciiTheme="minorHAnsi" w:hAnsiTheme="minorHAnsi" w:cs="Baghdad"/>
         </w:rPr>
         <w:tab/>
         <w:t xml:space="preserve">        </w:t>
       </w:r>
       <w:r>
         <w:rPr>
-          <w:rFonts w:asciiTheme="minorHAnsi" w:hAnsiTheme="minorHAnsi" w:cs="Arial"/>
+          <w:rFonts w:asciiTheme="minorHAnsi" w:hAnsiTheme="minorHAnsi" w:cs="Baghdad"/>
         </w:rPr>
         <w:tab/>
-      </w:r>
-      <w:r>
-        <w:rPr>
-          <w:rFonts w:asciiTheme="minorHAnsi" w:hAnsiTheme="minorHAnsi" w:cs="Arial"/>
-        </w:rPr>
-        <w:t xml:space="preserve"> </w:t>
-      </w:r>
-      <w:r>
-        <w:rPr>
-          <w:rFonts w:asciiTheme="minorHAnsi" w:hAnsiTheme="minorHAnsi" w:cs="Arial"/>
-        </w:rPr>
-        <w:tab/>
-      </w:r>
-      <w:r>
-        <w:rPr>
-          <w:rFonts w:asciiTheme="minorHAnsi" w:hAnsiTheme="minorHAnsi" w:cs="Arial"/>
-        </w:rPr>
-        <w:tab/>
-      </w:r>
-      <w:r>
-        <w:rPr>
-          <w:rFonts w:asciiTheme="minorHAnsi" w:hAnsiTheme="minorHAnsi" w:cs="Arial"/>
-        </w:rPr>
-        <w:tab/>
-      </w:r>
-      <w:r>
-        <w:rPr>
-          <w:rFonts w:asciiTheme="minorHAnsi" w:hAnsiTheme="minorHAnsi" w:cs="Arial"/>
-        </w:rPr>
-        <w:t>MUMBAI, INDIA</w:t>
-      </w:r>
-    </w:p>
-    <w:p>
-      <w:pPr>
-        <w:spacing w:line="480" w:lineRule="auto"/>
-        <w:ind w:left="270"/>
-        <w:rPr>
-          <w:rFonts w:asciiTheme="minorHAnsi" w:hAnsiTheme="minorHAnsi" w:cs="Arial"/>
-        </w:rPr>
-      </w:pPr>
-      <w:r>
-        <w:rPr>
-          <w:rFonts w:asciiTheme="minorHAnsi" w:hAnsiTheme="minorHAnsi" w:cs="Arial"/>
-          <w:i/>
-        </w:rPr>
-        <w:t>Bachelor of Engineering, Information Technology</w:t>
-      </w:r>
-      <w:r>
-        <w:rPr>
-          <w:rFonts w:asciiTheme="minorHAnsi" w:hAnsiTheme="minorHAnsi" w:cs="Arial"/>
-          <w:i/>
-        </w:rPr>
-        <w:tab/>
-      </w:r>
-      <w:r>
-        <w:rPr>
-          <w:rFonts w:asciiTheme="minorHAnsi" w:hAnsiTheme="minorHAnsi" w:cs="Arial"/>
-          <w:i/>
-        </w:rPr>
-        <w:tab/>
-      </w:r>
-      <w:r>
-        <w:rPr>
-          <w:rFonts w:asciiTheme="minorHAnsi" w:hAnsiTheme="minorHAnsi" w:cs="Arial"/>
-          <w:i/>
-        </w:rPr>
-        <w:tab/>
-      </w:r>
-      <w:r>
-        <w:rPr>
-          <w:rFonts w:asciiTheme="minorHAnsi" w:hAnsiTheme="minorHAnsi" w:cs="Arial"/>
-          <w:i/>
-        </w:rPr>
-        <w:tab/>
-      </w:r>
-      <w:r>
-        <w:rPr>
-          <w:rFonts w:asciiTheme="minorHAnsi" w:hAnsiTheme="minorHAnsi" w:cs="Arial"/>
-          <w:i/>
-        </w:rPr>
-        <w:tab/>
-      </w:r>
-      <w:r>
-        <w:rPr>
-          <w:rFonts w:asciiTheme="minorHAnsi" w:hAnsiTheme="minorHAnsi" w:cs="Arial"/>
-          <w:i/>
-        </w:rPr>
-        <w:tab/>
-      </w:r>
-      <w:r>
-        <w:rPr>
-          <w:rFonts w:asciiTheme="minorHAnsi" w:hAnsiTheme="minorHAnsi" w:cs="Arial"/>
-        </w:rPr>
-        <w:t xml:space="preserve">          </w:t>
-      </w:r>
-      <w:r>
-        <w:rPr>
-          <w:rFonts w:asciiTheme="minorHAnsi" w:hAnsiTheme="minorHAnsi" w:cs="Arial"/>
-        </w:rPr>
-        <w:t xml:space="preserve"> </w:t>
-      </w:r>
-      <w:r>
-        <w:rPr>
-          <w:rFonts w:asciiTheme="minorHAnsi" w:hAnsiTheme="minorHAnsi" w:cs="Arial"/>
-        </w:rPr>
-        <w:t>MAY 2015</w:t>
-      </w:r>
-      <w:r>
-        <w:rPr>
-          <w:rFonts w:asciiTheme="minorHAnsi" w:hAnsiTheme="minorHAnsi" w:cs="Arial"/>
-        </w:rPr>
-        <w:t xml:space="preserve"> </w:t>
-      </w:r>
-    </w:p>
-    <w:p>
-      <w:pPr>
-        <w:ind w:left="270"/>
-        <w:rPr>
-          <w:rFonts w:asciiTheme="minorHAnsi" w:hAnsiTheme="minorHAnsi" w:cs="Arial"/>
-          <w:u w:val="single"/>
-        </w:rPr>
-      </w:pPr>
-      <w:r>
-        <w:rPr>
-          <w:rFonts w:asciiTheme="minorHAnsi" w:hAnsiTheme="minorHAnsi" w:cs="Arial"/>
-          <w:u w:val="single"/>
-        </w:rPr>
-        <w:t xml:space="preserve">Honors and </w:t>
-      </w:r>
-      <w:r>
-        <w:rPr>
-          <w:rFonts w:asciiTheme="minorHAnsi" w:hAnsiTheme="minorHAnsi" w:cs="Arial"/>
-          <w:u w:val="single"/>
-        </w:rPr>
-        <w:t>Distinctions</w:t>
+        <w:t xml:space="preserve">        </w:t>
+      </w:r>
+      <w:r>
+        <w:rPr>
+          <w:rFonts w:asciiTheme="minorHAnsi" w:hAnsiTheme="minorHAnsi" w:cs="Baghdad"/>
+        </w:rPr>
+        <w:t xml:space="preserve">   </w:t>
+      </w:r>
+      <w:r>
+        <w:rPr>
+          <w:rFonts w:asciiTheme="minorHAnsi" w:hAnsiTheme="minorHAnsi" w:cs="Baghdad"/>
+        </w:rPr>
+        <w:t>Sept 2021 – Present</w:t>
       </w:r>
     </w:p>
     <w:p>
@@ -848,31 +769,18 @@
         <w:pStyle w:val="ListParagraph"/>
         <w:numPr>
           <w:ilvl w:val="0"/>
-          <w:numId w:val="12"/>
+          <w:numId w:val="25"/>
         </w:numPr>
-        <w:jc w:val="left"/>
-        <w:rPr>
-          <w:rFonts w:asciiTheme="minorHAnsi" w:hAnsiTheme="minorHAnsi" w:cs="Arial"/>
-          <w:u w:val="single"/>
-        </w:rPr>
-      </w:pPr>
-      <w:r>
-        <w:rPr>
-          <w:rFonts w:asciiTheme="minorHAnsi" w:hAnsiTheme="minorHAnsi" w:cs="Arial"/>
-        </w:rPr>
-        <w:t xml:space="preserve">Published “SmartHelmet” in the </w:t>
-      </w:r>
-      <w:r>
-        <w:rPr>
-          <w:rFonts w:asciiTheme="minorHAnsi" w:hAnsiTheme="minorHAnsi" w:cs="Arial"/>
-        </w:rPr>
-        <w:t>IJAFRC Journal</w:t>
-      </w:r>
-      <w:r>
-        <w:rPr>
-          <w:rFonts w:asciiTheme="minorHAnsi" w:hAnsiTheme="minorHAnsi" w:cs="Arial"/>
-        </w:rPr>
-        <w:t>, Spring 2015</w:t>
+        <w:ind w:left="720" w:right="-14" w:hanging="270"/>
+        <w:rPr>
+          <w:rFonts w:ascii="Charter Roman" w:hAnsi="Charter Roman" w:cs="Baghdad"/>
+        </w:rPr>
+      </w:pPr>
+      <w:r>
+        <w:rPr>
+          <w:rFonts w:ascii="Charter Roman" w:hAnsi="Charter Roman" w:cs="Baghdad"/>
+        </w:rPr>
+        <w:t>Architected and built Amazon’s in-vehicle audio stack end to end for car OS, spanning media session APIs, React Native playback UI, and middleware integrations with Alexa Audio cloud services.</w:t>
       </w:r>
     </w:p>
     <w:p>
@@ -880,60 +788,19 @@
         <w:pStyle w:val="ListParagraph"/>
         <w:numPr>
           <w:ilvl w:val="0"/>
-          <w:numId w:val="12"/>
+          <w:numId w:val="25"/>
         </w:numPr>
-        <w:jc w:val="left"/>
-        <w:rPr>
-          <w:rFonts w:asciiTheme="minorHAnsi" w:hAnsiTheme="minorHAnsi" w:cs="Arial"/>
-        </w:rPr>
-      </w:pPr>
-      <w:r>
-        <w:rPr>
-          <w:rFonts w:asciiTheme="minorHAnsi" w:hAnsiTheme="minorHAnsi" w:cs="Arial"/>
-        </w:rPr>
-        <w:t>Winner</w:t>
-      </w:r>
-      <w:r>
-        <w:rPr>
-          <w:rFonts w:asciiTheme="minorHAnsi" w:hAnsiTheme="minorHAnsi" w:cs="Arial"/>
-        </w:rPr>
-        <w:t xml:space="preserve"> of </w:t>
-      </w:r>
-      <w:r>
-        <w:rPr>
-          <w:rFonts w:asciiTheme="minorHAnsi" w:hAnsiTheme="minorHAnsi" w:cs="Arial"/>
-        </w:rPr>
-        <w:t>Prakalpa State</w:t>
-      </w:r>
-      <w:r>
-        <w:rPr>
-          <w:rFonts w:asciiTheme="minorHAnsi" w:hAnsiTheme="minorHAnsi" w:cs="Arial"/>
-        </w:rPr>
-        <w:t xml:space="preserve"> Competition</w:t>
-      </w:r>
-      <w:r>
-        <w:rPr>
-          <w:rFonts w:asciiTheme="minorHAnsi" w:hAnsiTheme="minorHAnsi" w:cs="Arial"/>
-        </w:rPr>
-        <w:t xml:space="preserve"> for Electronics</w:t>
-      </w:r>
-      <w:r>
-        <w:rPr>
-          <w:rFonts w:asciiTheme="minorHAnsi" w:hAnsiTheme="minorHAnsi" w:cs="Arial"/>
-        </w:rPr>
-        <w:t xml:space="preserve">, </w:t>
-      </w:r>
-      <w:r>
-        <w:rPr>
-          <w:rFonts w:asciiTheme="minorHAnsi" w:hAnsiTheme="minorHAnsi" w:cs="Arial"/>
-        </w:rPr>
-        <w:t xml:space="preserve">Fall </w:t>
-      </w:r>
-      <w:r>
-        <w:rPr>
-          <w:rFonts w:asciiTheme="minorHAnsi" w:hAnsiTheme="minorHAnsi" w:cs="Arial"/>
-        </w:rPr>
-        <w:t>2013</w:t>
+        <w:spacing w:before="120"/>
+        <w:ind w:left="720" w:right="-14" w:hanging="270"/>
+        <w:rPr>
+          <w:rFonts w:ascii="Charter Roman" w:hAnsi="Charter Roman" w:cs="Baghdad"/>
+        </w:rPr>
+      </w:pPr>
+      <w:r>
+        <w:rPr>
+          <w:rFonts w:ascii="Charter Roman" w:hAnsi="Charter Roman" w:cs="Baghdad"/>
+        </w:rPr>
+        <w:t>Built media browse and Alexa+ AI capabilities for Alexa Custom Assistant on BMW vehicles, delivering new conversational and discovery experiences in the car.</w:t>
       </w:r>
     </w:p>
     <w:p>
@@ -941,425 +808,327 @@
         <w:pStyle w:val="ListParagraph"/>
         <w:numPr>
           <w:ilvl w:val="0"/>
-          <w:numId w:val="12"/>
+          <w:numId w:val="25"/>
         </w:numPr>
-        <w:spacing w:line="360" w:lineRule="auto"/>
-        <w:rPr>
-          <w:rFonts w:asciiTheme="minorHAnsi" w:hAnsiTheme="minorHAnsi" w:cs="Arial"/>
-        </w:rPr>
-      </w:pPr>
-      <w:r>
-        <w:rPr>
-          <w:rFonts w:asciiTheme="minorHAnsi" w:hAnsiTheme="minorHAnsi" w:cs="Arial"/>
-        </w:rPr>
-        <w:t>Certified Android Application Programmer</w:t>
-      </w:r>
-      <w:r>
-        <w:rPr>
-          <w:rFonts w:asciiTheme="minorHAnsi" w:hAnsiTheme="minorHAnsi" w:cs="Arial"/>
-        </w:rPr>
-        <w:t>,</w:t>
-      </w:r>
-      <w:r>
-        <w:rPr>
-          <w:rFonts w:asciiTheme="minorHAnsi" w:hAnsiTheme="minorHAnsi" w:cs="Arial"/>
-        </w:rPr>
-        <w:t xml:space="preserve"> Neebal Technologies, Spring 2012</w:t>
+        <w:spacing w:before="120"/>
+        <w:ind w:left="720" w:right="-14" w:hanging="270"/>
+        <w:rPr>
+          <w:rFonts w:ascii="Charter Roman" w:hAnsi="Charter Roman" w:cs="Baghdad"/>
+        </w:rPr>
+      </w:pPr>
+      <w:r>
+        <w:rPr>
+          <w:rFonts w:ascii="Charter Roman" w:hAnsi="Charter Roman" w:cs="Baghdad"/>
+        </w:rPr>
+        <w:t>Shipped LLM-driven improvements to Alexa+ automotive utterances, improving the quality and usefulness of voice interactions for drivers.</w:t>
       </w:r>
     </w:p>
     <w:p>
       <w:pPr>
-        <w:ind w:left="270"/>
-        <w:rPr>
-          <w:rFonts w:asciiTheme="minorHAnsi" w:hAnsiTheme="minorHAnsi" w:cs="Arial"/>
-        </w:rPr>
-      </w:pPr>
-      <w:r>
-        <w:rPr>
-          <w:rFonts w:asciiTheme="minorHAnsi" w:hAnsiTheme="minorHAnsi" w:cs="Arial"/>
-          <w:u w:val="single"/>
-        </w:rPr>
-        <w:t>Technologi</w:t>
-      </w:r>
-      <w:r>
-        <w:rPr>
-          <w:rFonts w:asciiTheme="minorHAnsi" w:hAnsiTheme="minorHAnsi" w:cs="Arial"/>
-          <w:u w:val="single"/>
-        </w:rPr>
-        <w:t>es</w:t>
-      </w:r>
-      <w:r>
-        <w:rPr>
-          <w:rFonts w:asciiTheme="minorHAnsi" w:hAnsiTheme="minorHAnsi" w:cs="Arial"/>
-        </w:rPr>
-        <w:t xml:space="preserve">    </w:t>
-      </w:r>
-      <w:r>
-        <w:rPr>
-          <w:rFonts w:asciiTheme="minorHAnsi" w:hAnsiTheme="minorHAnsi" w:cs="Arial"/>
-        </w:rPr>
-        <w:t>Java</w:t>
-      </w:r>
-      <w:r>
-        <w:rPr>
-          <w:rFonts w:asciiTheme="minorHAnsi" w:hAnsiTheme="minorHAnsi" w:cs="Arial"/>
-        </w:rPr>
-        <w:t>, C# (.NET),</w:t>
-      </w:r>
-      <w:r>
-        <w:rPr>
-          <w:rFonts w:asciiTheme="minorHAnsi" w:hAnsiTheme="minorHAnsi" w:cs="Arial"/>
-        </w:rPr>
-        <w:t xml:space="preserve"> </w:t>
-      </w:r>
-      <w:r>
-        <w:rPr>
-          <w:rFonts w:asciiTheme="minorHAnsi" w:hAnsiTheme="minorHAnsi" w:cs="Arial"/>
-        </w:rPr>
-        <w:t>Python,</w:t>
-      </w:r>
-      <w:r>
-        <w:rPr>
-          <w:rFonts w:asciiTheme="minorHAnsi" w:hAnsiTheme="minorHAnsi" w:cs="Arial"/>
-        </w:rPr>
-        <w:t xml:space="preserve"> C++, </w:t>
-      </w:r>
-      <w:r>
-        <w:rPr>
-          <w:rFonts w:asciiTheme="minorHAnsi" w:hAnsiTheme="minorHAnsi" w:cs="Arial"/>
-        </w:rPr>
-        <w:t>Web</w:t>
-      </w:r>
-      <w:r>
-        <w:rPr>
-          <w:rFonts w:asciiTheme="minorHAnsi" w:hAnsiTheme="minorHAnsi" w:cs="Arial"/>
-        </w:rPr>
-        <w:t xml:space="preserve">, </w:t>
-      </w:r>
-      <w:r>
-        <w:rPr>
-          <w:rFonts w:asciiTheme="minorHAnsi" w:hAnsiTheme="minorHAnsi" w:cs="Arial"/>
-        </w:rPr>
-        <w:t>JS</w:t>
-      </w:r>
-      <w:r>
-        <w:rPr>
-          <w:rFonts w:asciiTheme="minorHAnsi" w:hAnsiTheme="minorHAnsi" w:cs="Arial"/>
-        </w:rPr>
-        <w:t>,</w:t>
-      </w:r>
-      <w:r>
-        <w:rPr>
-          <w:rFonts w:asciiTheme="minorHAnsi" w:hAnsiTheme="minorHAnsi" w:cs="Arial"/>
-        </w:rPr>
-        <w:t xml:space="preserve"> </w:t>
-      </w:r>
-      <w:r>
-        <w:rPr>
-          <w:rFonts w:asciiTheme="minorHAnsi" w:hAnsiTheme="minorHAnsi" w:cs="Arial"/>
-        </w:rPr>
-        <w:t>TS</w:t>
-      </w:r>
-      <w:r>
-        <w:rPr>
-          <w:rFonts w:asciiTheme="minorHAnsi" w:hAnsiTheme="minorHAnsi" w:cs="Arial"/>
-        </w:rPr>
-        <w:t xml:space="preserve">, SQL, </w:t>
-      </w:r>
-      <w:r>
-        <w:rPr>
-          <w:rFonts w:asciiTheme="minorHAnsi" w:hAnsiTheme="minorHAnsi" w:cs="Arial"/>
-        </w:rPr>
-        <w:t>Protobuf</w:t>
+        <w:pStyle w:val="ListParagraph"/>
+        <w:numPr>
+          <w:ilvl w:val="0"/>
+          <w:numId w:val="25"/>
+        </w:numPr>
+        <w:spacing w:before="120"/>
+        <w:ind w:left="720" w:right="-14" w:hanging="270"/>
+        <w:rPr>
+          <w:rFonts w:ascii="Charter Roman" w:hAnsi="Charter Roman" w:cs="Baghdad"/>
+        </w:rPr>
+      </w:pPr>
+      <w:r>
+        <w:rPr>
+          <w:rFonts w:ascii="Charter Roman" w:hAnsi="Charter Roman" w:cs="Baghdad"/>
+        </w:rPr>
+        <w:t>Developed internal LLM-powered agents and tooling that accelerated team workflows and improved how engineers built, evaluated, and used AI systems.</w:t>
       </w:r>
     </w:p>
     <w:p>
       <w:pPr>
-        <w:spacing w:line="360" w:lineRule="auto"/>
-        <w:ind w:left="270"/>
-        <w:rPr>
-          <w:rFonts w:asciiTheme="minorHAnsi" w:hAnsiTheme="minorHAnsi" w:cs="Arial"/>
-        </w:rPr>
-      </w:pPr>
-      <w:r>
-        <w:rPr>
-          <w:rFonts w:asciiTheme="minorHAnsi" w:hAnsiTheme="minorHAnsi" w:cs="Arial"/>
+        <w:spacing w:before="120"/>
+        <w:ind w:right="-14" w:firstLine="270"/>
+        <w:rPr>
+          <w:rFonts w:ascii="Charter Roman" w:hAnsi="Charter Roman" w:cs="Baghdad"/>
+        </w:rPr>
+      </w:pPr>
+      <w:r>
+        <w:rPr>
+          <w:rFonts w:asciiTheme="minorHAnsi" w:hAnsiTheme="minorHAnsi" w:cs="Baghdad"/>
+          <w:b/>
+          <w:bCs/>
+          <w:i/>
+          <w:iCs/>
+          <w:sz w:val="24"/>
+          <w:szCs w:val="21"/>
           <w:u w:val="single"/>
         </w:rPr>
-        <w:t>Frameworks</w:t>
-      </w:r>
-      <w:r>
-        <w:rPr>
-          <w:rFonts w:asciiTheme="minorHAnsi" w:hAnsiTheme="minorHAnsi" w:cs="Arial"/>
+        <w:t>Blackrock</w:t>
+      </w:r>
+      <w:r>
+        <w:rPr>
+          <w:rFonts w:asciiTheme="minorHAnsi" w:hAnsiTheme="minorHAnsi" w:cs="Baghdad"/>
+          <w:b/>
+          <w:bCs/>
+          <w:i/>
+          <w:iCs/>
         </w:rPr>
         <w:tab/>
+      </w:r>
+      <w:r>
+        <w:rPr>
+          <w:rFonts w:asciiTheme="minorHAnsi" w:hAnsiTheme="minorHAnsi" w:cs="Baghdad"/>
+          <w:b/>
+          <w:bCs/>
+          <w:i/>
+          <w:iCs/>
+        </w:rPr>
+        <w:tab/>
+      </w:r>
+      <w:r>
+        <w:rPr>
+          <w:rFonts w:asciiTheme="minorHAnsi" w:hAnsiTheme="minorHAnsi" w:cs="Baghdad"/>
+          <w:b/>
+          <w:bCs/>
+          <w:i/>
+          <w:iCs/>
+        </w:rPr>
+        <w:tab/>
+      </w:r>
+      <w:r>
+        <w:rPr>
+          <w:rFonts w:asciiTheme="minorHAnsi" w:hAnsiTheme="minorHAnsi" w:cs="Baghdad"/>
+          <w:b/>
+          <w:bCs/>
+          <w:i/>
+          <w:iCs/>
+        </w:rPr>
+        <w:tab/>
+        <w:t xml:space="preserve">         </w:t>
+      </w:r>
+      <w:r>
+        <w:rPr>
+          <w:rFonts w:asciiTheme="minorHAnsi" w:hAnsiTheme="minorHAnsi" w:cs="Baghdad"/>
+          <w:b/>
+          <w:bCs/>
+          <w:i/>
+          <w:iCs/>
+        </w:rPr>
+        <w:tab/>
+      </w:r>
+      <w:r>
+        <w:rPr>
+          <w:rFonts w:asciiTheme="minorHAnsi" w:hAnsiTheme="minorHAnsi" w:cs="Baghdad"/>
+          <w:b/>
+          <w:bCs/>
+          <w:i/>
+          <w:iCs/>
+        </w:rPr>
+        <w:tab/>
+      </w:r>
+      <w:r>
+        <w:rPr>
+          <w:rFonts w:asciiTheme="minorHAnsi" w:hAnsiTheme="minorHAnsi" w:cs="Baghdad"/>
+          <w:b/>
+          <w:bCs/>
+          <w:i/>
+          <w:iCs/>
+        </w:rPr>
+        <w:tab/>
+      </w:r>
+      <w:r>
+        <w:rPr>
+          <w:rFonts w:asciiTheme="minorHAnsi" w:hAnsiTheme="minorHAnsi" w:cs="Baghdad"/>
+          <w:b/>
+          <w:bCs/>
+          <w:i/>
+          <w:iCs/>
+        </w:rPr>
+        <w:tab/>
+        <w:t xml:space="preserve">          </w:t>
+      </w:r>
+      <w:r>
+        <w:rPr>
+          <w:rFonts w:asciiTheme="minorHAnsi" w:hAnsiTheme="minorHAnsi" w:cs="Baghdad"/>
+          <w:b/>
+          <w:bCs/>
+          <w:i/>
+          <w:iCs/>
+        </w:rPr>
+        <w:tab/>
+        <w:t xml:space="preserve">          </w:t>
+      </w:r>
+      <w:r>
+        <w:rPr>
+          <w:rFonts w:asciiTheme="minorHAnsi" w:hAnsiTheme="minorHAnsi" w:cs="Baghdad"/>
+          <w:b/>
+          <w:bCs/>
+          <w:i/>
+          <w:iCs/>
+        </w:rPr>
+        <w:tab/>
+        <w:t xml:space="preserve"> </w:t>
+      </w:r>
+      <w:r>
+        <w:rPr>
+          <w:rFonts w:asciiTheme="minorHAnsi" w:hAnsiTheme="minorHAnsi" w:cs="Baghdad"/>
+          <w:b/>
+          <w:bCs/>
+          <w:i/>
+          <w:iCs/>
+        </w:rPr>
         <w:t xml:space="preserve">    </w:t>
       </w:r>
       <w:r>
         <w:rPr>
-          <w:rFonts w:asciiTheme="minorHAnsi" w:hAnsiTheme="minorHAnsi" w:cs="Arial"/>
-        </w:rPr>
-        <w:t xml:space="preserve">Spring, </w:t>
-      </w:r>
-      <w:r>
-        <w:rPr>
-          <w:rFonts w:asciiTheme="minorHAnsi" w:hAnsiTheme="minorHAnsi" w:cs="Arial"/>
-        </w:rPr>
-        <w:t>Hibernate, Angular,</w:t>
-      </w:r>
-      <w:r>
-        <w:rPr>
-          <w:rFonts w:asciiTheme="minorHAnsi" w:hAnsiTheme="minorHAnsi" w:cs="Arial"/>
-        </w:rPr>
-        <w:t xml:space="preserve"> </w:t>
-      </w:r>
-      <w:r>
-        <w:rPr>
-          <w:rFonts w:asciiTheme="minorHAnsi" w:hAnsiTheme="minorHAnsi" w:cs="Arial"/>
-        </w:rPr>
-        <w:t xml:space="preserve">Redux, </w:t>
-      </w:r>
-      <w:r>
-        <w:rPr>
-          <w:rFonts w:asciiTheme="minorHAnsi" w:hAnsiTheme="minorHAnsi" w:cs="Arial"/>
-        </w:rPr>
-        <w:t xml:space="preserve">Unity3D, Android, </w:t>
-      </w:r>
-      <w:r>
-        <w:rPr>
-          <w:rFonts w:asciiTheme="minorHAnsi" w:hAnsiTheme="minorHAnsi" w:cs="Arial"/>
-        </w:rPr>
-        <w:t>UWP</w:t>
+          <w:rFonts w:asciiTheme="minorHAnsi" w:hAnsiTheme="minorHAnsi" w:cs="Baghdad"/>
+          <w:b/>
+          <w:bCs/>
+          <w:i/>
+          <w:iCs/>
+        </w:rPr>
+        <w:tab/>
+        <w:t xml:space="preserve">       New York, NY</w:t>
       </w:r>
     </w:p>
     <w:p>
       <w:pPr>
-        <w:spacing w:before="120"/>
-        <w:ind w:right="-86"/>
-        <w:jc w:val="center"/>
-        <w:rPr>
-          <w:rFonts w:asciiTheme="minorHAnsi" w:hAnsiTheme="minorHAnsi" w:cs="Arial"/>
-          <w:b/>
-        </w:rPr>
-      </w:pPr>
-      <w:r>
-        <w:rPr>
-          <w:rFonts w:asciiTheme="minorHAnsi" w:hAnsiTheme="minorHAnsi" w:cs="Arial"/>
-          <w:b/>
-          <w:color w:val="FFFFFF" w:themeColor="background1"/>
-          <w:highlight w:val="black"/>
-        </w:rPr>
-        <w:t>EXPERIENCE</w:t>
-      </w:r>
-    </w:p>
-    <w:p>
-      <w:pPr>
         <w:ind w:right="-18" w:firstLine="270"/>
         <w:rPr>
-          <w:rFonts w:asciiTheme="minorHAnsi" w:hAnsiTheme="minorHAnsi" w:cs="Arial"/>
-        </w:rPr>
-      </w:pPr>
-      <w:r>
-        <w:rPr>
-          <w:rFonts w:asciiTheme="minorHAnsi" w:hAnsiTheme="minorHAnsi" w:cs="Arial"/>
-          <w:u w:val="single"/>
-        </w:rPr>
-        <w:t>Blackrock</w:t>
-      </w:r>
-      <w:r>
-        <w:rPr>
-          <w:rFonts w:asciiTheme="minorHAnsi" w:hAnsiTheme="minorHAnsi" w:cs="Arial"/>
+          <w:rFonts w:asciiTheme="minorHAnsi" w:hAnsiTheme="minorHAnsi" w:cs="Baghdad"/>
+          <w:bCs/>
+        </w:rPr>
+      </w:pPr>
+      <w:r>
+        <w:rPr>
+          <w:rFonts w:asciiTheme="minorHAnsi" w:hAnsiTheme="minorHAnsi" w:cs="Baghdad"/>
+          <w:bCs/>
+          <w:i/>
+        </w:rPr>
+        <w:t>Software Developer</w:t>
+      </w:r>
+      <w:r>
+        <w:rPr>
+          <w:rFonts w:asciiTheme="minorHAnsi" w:hAnsiTheme="minorHAnsi" w:cs="Baghdad"/>
+          <w:bCs/>
+          <w:i/>
         </w:rPr>
         <w:tab/>
       </w:r>
       <w:r>
         <w:rPr>
-          <w:rFonts w:asciiTheme="minorHAnsi" w:hAnsiTheme="minorHAnsi" w:cs="Arial"/>
+          <w:rFonts w:asciiTheme="minorHAnsi" w:hAnsiTheme="minorHAnsi" w:cs="Baghdad"/>
+          <w:bCs/>
+          <w:i/>
         </w:rPr>
         <w:tab/>
       </w:r>
       <w:r>
         <w:rPr>
-          <w:rFonts w:asciiTheme="minorHAnsi" w:hAnsiTheme="minorHAnsi" w:cs="Arial"/>
+          <w:rFonts w:asciiTheme="minorHAnsi" w:hAnsiTheme="minorHAnsi" w:cs="Baghdad"/>
+          <w:bCs/>
+          <w:i/>
         </w:rPr>
         <w:tab/>
       </w:r>
       <w:r>
         <w:rPr>
-          <w:rFonts w:asciiTheme="minorHAnsi" w:hAnsiTheme="minorHAnsi" w:cs="Arial"/>
+          <w:rFonts w:asciiTheme="minorHAnsi" w:hAnsiTheme="minorHAnsi" w:cs="Baghdad"/>
+          <w:bCs/>
+          <w:i/>
         </w:rPr>
         <w:tab/>
-        <w:t xml:space="preserve">         </w:t>
-      </w:r>
-      <w:r>
-        <w:rPr>
-          <w:rFonts w:asciiTheme="minorHAnsi" w:hAnsiTheme="minorHAnsi" w:cs="Arial"/>
+      </w:r>
+      <w:r>
+        <w:rPr>
+          <w:rFonts w:asciiTheme="minorHAnsi" w:hAnsiTheme="minorHAnsi" w:cs="Baghdad"/>
+          <w:bCs/>
+          <w:i/>
         </w:rPr>
         <w:tab/>
       </w:r>
       <w:r>
         <w:rPr>
-          <w:rFonts w:asciiTheme="minorHAnsi" w:hAnsiTheme="minorHAnsi" w:cs="Arial"/>
+          <w:rFonts w:asciiTheme="minorHAnsi" w:hAnsiTheme="minorHAnsi" w:cs="Baghdad"/>
+          <w:bCs/>
         </w:rPr>
         <w:tab/>
       </w:r>
       <w:r>
         <w:rPr>
-          <w:rFonts w:asciiTheme="minorHAnsi" w:hAnsiTheme="minorHAnsi" w:cs="Arial"/>
+          <w:rFonts w:asciiTheme="minorHAnsi" w:hAnsiTheme="minorHAnsi" w:cs="Baghdad"/>
+          <w:bCs/>
         </w:rPr>
         <w:tab/>
       </w:r>
       <w:r>
         <w:rPr>
-          <w:rFonts w:asciiTheme="minorHAnsi" w:hAnsiTheme="minorHAnsi" w:cs="Arial"/>
+          <w:rFonts w:asciiTheme="minorHAnsi" w:hAnsiTheme="minorHAnsi" w:cs="Baghdad"/>
+          <w:bCs/>
         </w:rPr>
         <w:tab/>
-        <w:t xml:space="preserve">          </w:t>
-      </w:r>
-      <w:r>
-        <w:rPr>
-          <w:rFonts w:asciiTheme="minorHAnsi" w:hAnsiTheme="minorHAnsi" w:cs="Arial"/>
+      </w:r>
+      <w:r>
+        <w:rPr>
+          <w:rFonts w:asciiTheme="minorHAnsi" w:hAnsiTheme="minorHAnsi" w:cs="Baghdad"/>
+          <w:bCs/>
         </w:rPr>
         <w:tab/>
-        <w:t xml:space="preserve">          </w:t>
-      </w:r>
-      <w:r>
-        <w:rPr>
-          <w:rFonts w:asciiTheme="minorHAnsi" w:hAnsiTheme="minorHAnsi" w:cs="Arial"/>
-        </w:rPr>
-        <w:tab/>
-        <w:t xml:space="preserve"> </w:t>
-      </w:r>
-      <w:r>
-        <w:rPr>
-          <w:rFonts w:asciiTheme="minorHAnsi" w:hAnsiTheme="minorHAnsi" w:cs="Arial"/>
-          <w:u w:val="single"/>
-        </w:rPr>
-        <w:t>NEW YORK, NEW YORK</w:t>
-      </w:r>
-    </w:p>
-    <w:p>
-      <w:pPr>
-        <w:ind w:right="-18" w:firstLine="270"/>
-        <w:rPr>
-          <w:rFonts w:asciiTheme="minorHAnsi" w:hAnsiTheme="minorHAnsi" w:cs="Arial"/>
-        </w:rPr>
-      </w:pPr>
-      <w:r>
-        <w:rPr>
-          <w:rFonts w:asciiTheme="minorHAnsi" w:hAnsiTheme="minorHAnsi" w:cs="Arial"/>
-          <w:b/>
-          <w:i/>
-        </w:rPr>
-        <w:t>Associate</w:t>
-      </w:r>
-      <w:r>
-        <w:rPr>
-          <w:rFonts w:asciiTheme="minorHAnsi" w:hAnsiTheme="minorHAnsi" w:cs="Arial"/>
-          <w:b/>
-          <w:i/>
-        </w:rPr>
-        <w:t xml:space="preserve"> SDE</w:t>
-      </w:r>
-      <w:r>
-        <w:rPr>
-          <w:rFonts w:asciiTheme="minorHAnsi" w:hAnsiTheme="minorHAnsi" w:cs="Arial"/>
-          <w:b/>
-          <w:i/>
-        </w:rPr>
-        <w:tab/>
-      </w:r>
-      <w:r>
-        <w:rPr>
-          <w:rFonts w:asciiTheme="minorHAnsi" w:hAnsiTheme="minorHAnsi" w:cs="Arial"/>
-          <w:b/>
-          <w:i/>
-        </w:rPr>
-        <w:tab/>
-      </w:r>
-      <w:r>
-        <w:rPr>
-          <w:rFonts w:asciiTheme="minorHAnsi" w:hAnsiTheme="minorHAnsi" w:cs="Arial"/>
-          <w:b/>
-          <w:i/>
-        </w:rPr>
-        <w:tab/>
-      </w:r>
-      <w:r>
-        <w:rPr>
-          <w:rFonts w:asciiTheme="minorHAnsi" w:hAnsiTheme="minorHAnsi" w:cs="Arial"/>
-          <w:b/>
-          <w:i/>
-        </w:rPr>
-        <w:tab/>
-      </w:r>
-      <w:r>
-        <w:rPr>
-          <w:rFonts w:asciiTheme="minorHAnsi" w:hAnsiTheme="minorHAnsi" w:cs="Arial"/>
-          <w:b/>
-          <w:i/>
-        </w:rPr>
-        <w:tab/>
-      </w:r>
-      <w:r>
-        <w:rPr>
-          <w:rFonts w:asciiTheme="minorHAnsi" w:hAnsiTheme="minorHAnsi" w:cs="Arial"/>
-        </w:rPr>
-        <w:tab/>
-      </w:r>
-      <w:r>
-        <w:rPr>
-          <w:rFonts w:asciiTheme="minorHAnsi" w:hAnsiTheme="minorHAnsi" w:cs="Arial"/>
-        </w:rPr>
-        <w:tab/>
-      </w:r>
-      <w:r>
-        <w:rPr>
-          <w:rFonts w:asciiTheme="minorHAnsi" w:hAnsiTheme="minorHAnsi" w:cs="Arial"/>
-        </w:rPr>
-        <w:tab/>
-      </w:r>
-      <w:r>
-        <w:rPr>
-          <w:rFonts w:asciiTheme="minorHAnsi" w:hAnsiTheme="minorHAnsi" w:cs="Arial"/>
-        </w:rPr>
-        <w:tab/>
-      </w:r>
-      <w:r>
-        <w:rPr>
-          <w:rFonts w:asciiTheme="minorHAnsi" w:hAnsiTheme="minorHAnsi" w:cs="Arial"/>
-        </w:rPr>
-        <w:t xml:space="preserve">        </w:t>
-      </w:r>
-      <w:r>
-        <w:rPr>
-          <w:rFonts w:asciiTheme="minorHAnsi" w:hAnsiTheme="minorHAnsi" w:cs="Arial"/>
+      </w:r>
+      <w:r>
+        <w:rPr>
+          <w:rFonts w:asciiTheme="minorHAnsi" w:hAnsiTheme="minorHAnsi" w:cs="Baghdad"/>
+          <w:bCs/>
+        </w:rPr>
+        <w:t xml:space="preserve">      </w:t>
+      </w:r>
+      <w:r>
+        <w:rPr>
+          <w:rFonts w:asciiTheme="minorHAnsi" w:hAnsiTheme="minorHAnsi" w:cs="Baghdad"/>
+          <w:bCs/>
+        </w:rPr>
+        <w:t xml:space="preserve">    </w:t>
+      </w:r>
+      <w:r>
+        <w:rPr>
+          <w:rFonts w:asciiTheme="minorHAnsi" w:hAnsiTheme="minorHAnsi" w:cs="Baghdad"/>
+          <w:bCs/>
         </w:rPr>
         <w:t>J</w:t>
       </w:r>
       <w:r>
         <w:rPr>
-          <w:rFonts w:asciiTheme="minorHAnsi" w:hAnsiTheme="minorHAnsi" w:cs="Arial"/>
+          <w:rFonts w:asciiTheme="minorHAnsi" w:hAnsiTheme="minorHAnsi" w:cs="Baghdad"/>
+          <w:bCs/>
         </w:rPr>
         <w:t>u</w:t>
       </w:r>
       <w:r>
         <w:rPr>
-          <w:rFonts w:asciiTheme="minorHAnsi" w:hAnsiTheme="minorHAnsi" w:cs="Arial"/>
-        </w:rPr>
-        <w:t>n. 201</w:t>
-      </w:r>
-      <w:r>
-        <w:rPr>
-          <w:rFonts w:asciiTheme="minorHAnsi" w:hAnsiTheme="minorHAnsi" w:cs="Arial"/>
+          <w:rFonts w:asciiTheme="minorHAnsi" w:hAnsiTheme="minorHAnsi" w:cs="Baghdad"/>
+          <w:bCs/>
+        </w:rPr>
+        <w:t>n 201</w:t>
+      </w:r>
+      <w:r>
+        <w:rPr>
+          <w:rFonts w:asciiTheme="minorHAnsi" w:hAnsiTheme="minorHAnsi" w:cs="Baghdad"/>
+          <w:bCs/>
         </w:rPr>
         <w:t>7</w:t>
       </w:r>
       <w:r>
         <w:rPr>
-          <w:rFonts w:asciiTheme="minorHAnsi" w:hAnsiTheme="minorHAnsi" w:cs="Arial"/>
-        </w:rPr>
-        <w:t xml:space="preserve"> – Present</w:t>
+          <w:rFonts w:asciiTheme="minorHAnsi" w:hAnsiTheme="minorHAnsi" w:cs="Baghdad"/>
+          <w:bCs/>
+        </w:rPr>
+        <w:t xml:space="preserve"> – </w:t>
+      </w:r>
+      <w:r>
+        <w:rPr>
+          <w:rFonts w:asciiTheme="minorHAnsi" w:hAnsiTheme="minorHAnsi" w:cs="Baghdad"/>
+          <w:bCs/>
+        </w:rPr>
+        <w:t>Aug 2021</w:t>
       </w:r>
     </w:p>
     <w:p>
@@ -1369,30 +1138,16 @@
           <w:ilvl w:val="0"/>
           <w:numId w:val="21"/>
         </w:numPr>
-        <w:ind w:right="162"/>
-        <w:rPr>
-          <w:rFonts w:asciiTheme="minorHAnsi" w:hAnsiTheme="minorHAnsi" w:cs="Arial"/>
-        </w:rPr>
-      </w:pPr>
-      <w:r>
-        <w:rPr>
-          <w:rFonts w:asciiTheme="minorHAnsi" w:hAnsiTheme="minorHAnsi" w:cs="Arial"/>
-        </w:rPr>
-        <w:t xml:space="preserve">Implemented </w:t>
-      </w:r>
-      <w:r>
-        <w:rPr>
-          <w:rFonts w:asciiTheme="minorHAnsi" w:hAnsiTheme="minorHAnsi" w:cs="Arial"/>
-          <w:i/>
-          <w:iCs/>
-        </w:rPr>
-        <w:t>Kubernetes</w:t>
-      </w:r>
-      <w:r>
-        <w:rPr>
-          <w:rFonts w:asciiTheme="minorHAnsi" w:hAnsiTheme="minorHAnsi" w:cs="Arial"/>
-        </w:rPr>
-        <w:t xml:space="preserve"> application support into Blackrock’s orchestration server</w:t>
+        <w:ind w:left="720" w:right="-18" w:hanging="270"/>
+        <w:rPr>
+          <w:rFonts w:ascii="Charter Roman" w:hAnsi="Charter Roman" w:cs="Baghdad"/>
+        </w:rPr>
+      </w:pPr>
+      <w:r>
+        <w:rPr>
+          <w:rFonts w:ascii="Charter Roman" w:hAnsi="Charter Roman" w:cs="Baghdad"/>
+        </w:rPr>
+        <w:t>Implemented Kubernetes support for BlackRock’s orchestration server, extending platform capabilities for containerized application workloads.</w:t>
       </w:r>
     </w:p>
     <w:p>
@@ -1402,16 +1157,16 @@
           <w:ilvl w:val="0"/>
           <w:numId w:val="21"/>
         </w:numPr>
-        <w:ind w:right="162"/>
-        <w:rPr>
-          <w:rFonts w:asciiTheme="minorHAnsi" w:hAnsiTheme="minorHAnsi" w:cs="Arial"/>
-        </w:rPr>
-      </w:pPr>
-      <w:r>
-        <w:rPr>
-          <w:rFonts w:asciiTheme="minorHAnsi" w:hAnsiTheme="minorHAnsi" w:cs="Arial"/>
-        </w:rPr>
-        <w:t>Added support for translation/localization capabilities to our automated report generation platform</w:t>
+        <w:ind w:left="720" w:right="-18" w:hanging="270"/>
+        <w:rPr>
+          <w:rFonts w:ascii="Charter Roman" w:hAnsi="Charter Roman" w:cs="Baghdad"/>
+        </w:rPr>
+      </w:pPr>
+      <w:r>
+        <w:rPr>
+          <w:rFonts w:ascii="Charter Roman" w:hAnsi="Charter Roman" w:cs="Baghdad"/>
+        </w:rPr>
+        <w:t>Added translation and localization support to an automated report generation platform, enabling multi-language delivery for client-facing reports.</w:t>
       </w:r>
     </w:p>
     <w:p>
@@ -1421,72 +1176,30 @@
           <w:ilvl w:val="0"/>
           <w:numId w:val="21"/>
         </w:numPr>
-        <w:ind w:right="162"/>
-        <w:rPr>
-          <w:rFonts w:asciiTheme="minorHAnsi" w:hAnsiTheme="minorHAnsi" w:cs="Arial"/>
-        </w:rPr>
-      </w:pPr>
-      <w:r>
-        <w:rPr>
-          <w:rFonts w:asciiTheme="minorHAnsi" w:hAnsiTheme="minorHAnsi" w:cs="Arial"/>
-        </w:rPr>
-        <w:t xml:space="preserve">Designed and developed </w:t>
-      </w:r>
-      <w:r>
-        <w:rPr>
-          <w:rFonts w:asciiTheme="minorHAnsi" w:hAnsiTheme="minorHAnsi" w:cs="Arial"/>
-          <w:i/>
-          <w:iCs/>
-        </w:rPr>
-        <w:t>web applications</w:t>
-      </w:r>
-      <w:r>
-        <w:rPr>
-          <w:rFonts w:asciiTheme="minorHAnsi" w:hAnsiTheme="minorHAnsi" w:cs="Arial"/>
-        </w:rPr>
-        <w:t xml:space="preserve"> </w:t>
-      </w:r>
-      <w:r>
-        <w:rPr>
-          <w:rFonts w:asciiTheme="minorHAnsi" w:hAnsiTheme="minorHAnsi" w:cs="Arial"/>
-        </w:rPr>
-        <w:t xml:space="preserve">using </w:t>
-      </w:r>
-      <w:r>
-        <w:rPr>
-          <w:rFonts w:asciiTheme="minorHAnsi" w:hAnsiTheme="minorHAnsi" w:cs="Arial"/>
-          <w:i/>
-          <w:iCs/>
+        <w:ind w:left="720" w:right="-18" w:hanging="270"/>
+        <w:rPr>
+          <w:rFonts w:ascii="Charter Roman" w:hAnsi="Charter Roman" w:cs="Baghdad"/>
+        </w:rPr>
+      </w:pPr>
+      <w:r>
+        <w:rPr>
+          <w:rFonts w:ascii="Charter Roman" w:hAnsi="Charter Roman" w:cs="Baghdad"/>
+        </w:rPr>
+        <w:t xml:space="preserve">Designed and developed web applications using Angular and </w:t>
+      </w:r>
+      <w:proofErr w:type="spellStart"/>
+      <w:r>
+        <w:rPr>
+          <w:rFonts w:ascii="Charter Roman" w:hAnsi="Charter Roman" w:cs="Baghdad"/>
         </w:rPr>
         <w:t>NgRx</w:t>
       </w:r>
-      <w:r>
-        <w:rPr>
-          <w:rFonts w:asciiTheme="minorHAnsi" w:hAnsiTheme="minorHAnsi" w:cs="Arial"/>
-        </w:rPr>
-        <w:t xml:space="preserve"> </w:t>
-      </w:r>
-      <w:r>
-        <w:rPr>
-          <w:rFonts w:asciiTheme="minorHAnsi" w:hAnsiTheme="minorHAnsi" w:cs="Arial"/>
-          <w:i/>
-          <w:iCs/>
-        </w:rPr>
-        <w:t>+</w:t>
-      </w:r>
-      <w:r>
-        <w:rPr>
-          <w:rFonts w:asciiTheme="minorHAnsi" w:hAnsiTheme="minorHAnsi" w:cs="Arial"/>
-        </w:rPr>
-        <w:t xml:space="preserve"> </w:t>
-      </w:r>
-      <w:r>
-        <w:rPr>
-          <w:rFonts w:asciiTheme="minorHAnsi" w:hAnsiTheme="minorHAnsi" w:cs="Arial"/>
-          <w:i/>
-          <w:iCs/>
-        </w:rPr>
-        <w:t>Angular</w:t>
+      <w:proofErr w:type="spellEnd"/>
+      <w:r>
+        <w:rPr>
+          <w:rFonts w:ascii="Charter Roman" w:hAnsi="Charter Roman" w:cs="Baghdad"/>
+        </w:rPr>
+        <w:t>, with a focus on maintainable state management and responsive user experiences.</w:t>
       </w:r>
     </w:p>
     <w:p>
@@ -1496,523 +1209,279 @@
           <w:ilvl w:val="0"/>
           <w:numId w:val="21"/>
         </w:numPr>
-        <w:ind w:right="162"/>
-        <w:rPr>
-          <w:rFonts w:asciiTheme="minorHAnsi" w:hAnsiTheme="minorHAnsi" w:cs="Arial"/>
-        </w:rPr>
-      </w:pPr>
-      <w:r>
-        <w:rPr>
-          <w:rFonts w:asciiTheme="minorHAnsi" w:hAnsiTheme="minorHAnsi" w:cs="Arial"/>
-        </w:rPr>
-        <w:t>Orchestrated</w:t>
-      </w:r>
-      <w:r>
-        <w:rPr>
-          <w:rFonts w:asciiTheme="minorHAnsi" w:hAnsiTheme="minorHAnsi" w:cs="Arial"/>
-        </w:rPr>
-        <w:t xml:space="preserve"> application </w:t>
-      </w:r>
-      <w:r>
-        <w:rPr>
-          <w:rFonts w:asciiTheme="minorHAnsi" w:hAnsiTheme="minorHAnsi" w:cs="Arial"/>
+        <w:ind w:left="720" w:right="-18" w:hanging="270"/>
+        <w:rPr>
+          <w:rFonts w:ascii="Charter Roman" w:hAnsi="Charter Roman" w:cs="Baghdad"/>
+        </w:rPr>
+      </w:pPr>
+      <w:r>
+        <w:rPr>
+          <w:rFonts w:ascii="Charter Roman" w:hAnsi="Charter Roman" w:cs="Baghdad"/>
+        </w:rPr>
+        <w:t xml:space="preserve">Built telemetry and observability using </w:t>
+      </w:r>
+      <w:proofErr w:type="spellStart"/>
+      <w:r>
+        <w:rPr>
+          <w:rFonts w:ascii="Charter Roman" w:hAnsi="Charter Roman" w:cs="Baghdad"/>
+        </w:rPr>
+        <w:t>InfluxDB</w:t>
+      </w:r>
+      <w:proofErr w:type="spellEnd"/>
+      <w:r>
+        <w:rPr>
+          <w:rFonts w:ascii="Charter Roman" w:hAnsi="Charter Roman" w:cs="Baghdad"/>
+        </w:rPr>
+        <w:t>, Grafana, and Splunk to analyze application metrics and optimize server subroutines</w:t>
+      </w:r>
+      <w:r>
+        <w:rPr>
+          <w:rFonts w:ascii="Charter Roman" w:hAnsi="Charter Roman" w:cs="Baghdad"/>
+        </w:rPr>
+        <w:t xml:space="preserve"> and supporting </w:t>
+      </w:r>
+      <w:r>
+        <w:rPr>
+          <w:rFonts w:ascii="Charter Roman" w:hAnsi="Charter Roman" w:cs="Baghdad"/>
+        </w:rPr>
+        <w:t>KPI and KRI dashboards</w:t>
+      </w:r>
+      <w:r>
+        <w:rPr>
+          <w:rFonts w:ascii="Charter Roman" w:hAnsi="Charter Roman" w:cs="Baghdad"/>
+        </w:rPr>
+        <w:t xml:space="preserve"> for clients</w:t>
+      </w:r>
+    </w:p>
+    <w:p>
+      <w:pPr>
+        <w:spacing w:before="120"/>
+        <w:ind w:firstLine="274"/>
+        <w:rPr>
+          <w:rFonts w:asciiTheme="minorHAnsi" w:hAnsiTheme="minorHAnsi" w:cs="Baghdad"/>
+          <w:b/>
+          <w:bCs/>
           <w:i/>
           <w:iCs/>
         </w:rPr>
-        <w:t>telemetry</w:t>
-      </w:r>
-      <w:r>
-        <w:rPr>
-          <w:rFonts w:asciiTheme="minorHAnsi" w:hAnsiTheme="minorHAnsi" w:cs="Arial"/>
-        </w:rPr>
-        <w:t xml:space="preserve"> -</w:t>
-      </w:r>
-      <w:r>
-        <w:rPr>
-          <w:rFonts w:asciiTheme="minorHAnsi" w:hAnsiTheme="minorHAnsi" w:cs="Arial"/>
-        </w:rPr>
-        <w:t xml:space="preserve"> used </w:t>
-      </w:r>
-      <w:r>
-        <w:rPr>
-          <w:rFonts w:asciiTheme="minorHAnsi" w:hAnsiTheme="minorHAnsi" w:cs="Arial"/>
-        </w:rPr>
-        <w:t>Influx with Grafana</w:t>
-      </w:r>
-      <w:r>
-        <w:rPr>
-          <w:rFonts w:asciiTheme="minorHAnsi" w:hAnsiTheme="minorHAnsi" w:cs="Arial"/>
-        </w:rPr>
-        <w:t xml:space="preserve"> and Splunk</w:t>
-      </w:r>
-      <w:r>
-        <w:rPr>
-          <w:rFonts w:asciiTheme="minorHAnsi" w:hAnsiTheme="minorHAnsi" w:cs="Arial"/>
-        </w:rPr>
-        <w:t xml:space="preserve"> to analyze </w:t>
-      </w:r>
-      <w:r>
-        <w:rPr>
-          <w:rFonts w:asciiTheme="minorHAnsi" w:hAnsiTheme="minorHAnsi" w:cs="Arial"/>
-        </w:rPr>
-        <w:t>metrics and</w:t>
-      </w:r>
-      <w:r>
-        <w:rPr>
-          <w:rFonts w:asciiTheme="minorHAnsi" w:hAnsiTheme="minorHAnsi" w:cs="Arial"/>
-        </w:rPr>
-        <w:t xml:space="preserve"> speed up application server subroutines</w:t>
+      </w:pPr>
+      <w:r>
+        <w:rPr>
+          <w:rFonts w:asciiTheme="minorHAnsi" w:hAnsiTheme="minorHAnsi" w:cs="Baghdad"/>
+          <w:b/>
+          <w:bCs/>
+          <w:i/>
+          <w:iCs/>
+          <w:sz w:val="24"/>
+          <w:szCs w:val="21"/>
+          <w:u w:val="single"/>
+        </w:rPr>
+        <w:t>Department</w:t>
+      </w:r>
+      <w:r>
+        <w:rPr>
+          <w:rFonts w:asciiTheme="minorHAnsi" w:hAnsiTheme="minorHAnsi" w:cs="Baghdad"/>
+          <w:b/>
+          <w:bCs/>
+          <w:i/>
+          <w:iCs/>
+          <w:u w:val="single"/>
+        </w:rPr>
+        <w:t xml:space="preserve"> of Anesthesiology, University of Florida</w:t>
+      </w:r>
+      <w:r>
+        <w:rPr>
+          <w:rFonts w:asciiTheme="minorHAnsi" w:hAnsiTheme="minorHAnsi" w:cs="Baghdad"/>
+          <w:b/>
+          <w:bCs/>
+          <w:i/>
+          <w:iCs/>
+        </w:rPr>
+        <w:tab/>
+      </w:r>
+      <w:r>
+        <w:rPr>
+          <w:rFonts w:asciiTheme="minorHAnsi" w:hAnsiTheme="minorHAnsi" w:cs="Baghdad"/>
+          <w:b/>
+          <w:bCs/>
+          <w:i/>
+          <w:iCs/>
+        </w:rPr>
+        <w:tab/>
+      </w:r>
+      <w:r>
+        <w:rPr>
+          <w:rFonts w:asciiTheme="minorHAnsi" w:hAnsiTheme="minorHAnsi" w:cs="Baghdad"/>
+          <w:b/>
+          <w:bCs/>
+          <w:i/>
+          <w:iCs/>
+        </w:rPr>
+        <w:tab/>
+      </w:r>
+      <w:r>
+        <w:rPr>
+          <w:rFonts w:asciiTheme="minorHAnsi" w:hAnsiTheme="minorHAnsi" w:cs="Baghdad"/>
+          <w:b/>
+          <w:bCs/>
+          <w:i/>
+          <w:iCs/>
+        </w:rPr>
+        <w:tab/>
+      </w:r>
+      <w:r>
+        <w:rPr>
+          <w:rFonts w:asciiTheme="minorHAnsi" w:hAnsiTheme="minorHAnsi" w:cs="Baghdad"/>
+          <w:b/>
+          <w:bCs/>
+          <w:i/>
+          <w:iCs/>
+        </w:rPr>
+        <w:tab/>
+        <w:t xml:space="preserve">   </w:t>
+      </w:r>
+      <w:r>
+        <w:rPr>
+          <w:rFonts w:asciiTheme="minorHAnsi" w:hAnsiTheme="minorHAnsi" w:cs="Baghdad"/>
+          <w:b/>
+          <w:bCs/>
+          <w:i/>
+          <w:iCs/>
+        </w:rPr>
+        <w:t xml:space="preserve">   </w:t>
+      </w:r>
+      <w:r>
+        <w:rPr>
+          <w:rFonts w:asciiTheme="minorHAnsi" w:hAnsiTheme="minorHAnsi" w:cs="Baghdad"/>
+          <w:b/>
+          <w:bCs/>
+          <w:i/>
+          <w:iCs/>
+        </w:rPr>
+        <w:t>Gainesville</w:t>
+      </w:r>
+      <w:r>
+        <w:rPr>
+          <w:rFonts w:asciiTheme="minorHAnsi" w:hAnsiTheme="minorHAnsi" w:cs="Baghdad"/>
+          <w:b/>
+          <w:bCs/>
+          <w:i/>
+          <w:iCs/>
+        </w:rPr>
+        <w:t xml:space="preserve">, </w:t>
+      </w:r>
+      <w:r>
+        <w:rPr>
+          <w:rFonts w:asciiTheme="minorHAnsi" w:hAnsiTheme="minorHAnsi" w:cs="Baghdad"/>
+          <w:b/>
+          <w:bCs/>
+          <w:i/>
+          <w:iCs/>
+        </w:rPr>
+        <w:t>FL</w:t>
       </w:r>
     </w:p>
     <w:p>
       <w:pPr>
-        <w:pStyle w:val="ListParagraph"/>
-        <w:numPr>
-          <w:ilvl w:val="0"/>
-          <w:numId w:val="21"/>
-        </w:numPr>
-        <w:ind w:right="162"/>
-        <w:rPr>
-          <w:rFonts w:asciiTheme="minorHAnsi" w:hAnsiTheme="minorHAnsi" w:cs="Arial"/>
-        </w:rPr>
-      </w:pPr>
-      <w:r>
-        <w:rPr>
-          <w:rFonts w:asciiTheme="minorHAnsi" w:hAnsiTheme="minorHAnsi" w:cs="Arial"/>
-        </w:rPr>
-        <w:t>Delivered usage KPI and KRI driven by application metrics to clients to see vital product statistics</w:t>
-      </w:r>
-    </w:p>
-    <w:p>
-      <w:pPr>
-        <w:spacing w:before="120"/>
-        <w:ind w:firstLine="274"/>
-        <w:rPr>
-          <w:rFonts w:asciiTheme="minorHAnsi" w:hAnsiTheme="minorHAnsi" w:cs="Arial"/>
-        </w:rPr>
-      </w:pPr>
-      <w:r>
-        <w:rPr>
-          <w:rFonts w:asciiTheme="minorHAnsi" w:hAnsiTheme="minorHAnsi" w:cs="Arial"/>
-          <w:u w:val="single"/>
-        </w:rPr>
-        <w:t>Department of Anesthesiology, University of Florida</w:t>
-      </w:r>
-      <w:r>
-        <w:rPr>
-          <w:rFonts w:asciiTheme="minorHAnsi" w:hAnsiTheme="minorHAnsi" w:cs="Arial"/>
+        <w:ind w:firstLine="270"/>
+        <w:rPr>
+          <w:rFonts w:asciiTheme="minorHAnsi" w:hAnsiTheme="minorHAnsi" w:cs="Baghdad"/>
+          <w:bCs/>
+        </w:rPr>
+      </w:pPr>
+      <w:r>
+        <w:rPr>
+          <w:rFonts w:asciiTheme="minorHAnsi" w:hAnsiTheme="minorHAnsi" w:cs="Baghdad"/>
+          <w:bCs/>
+          <w:i/>
+        </w:rPr>
+        <w:t>Simulation Developer Assistant</w:t>
+      </w:r>
+      <w:r>
+        <w:rPr>
+          <w:rFonts w:asciiTheme="minorHAnsi" w:hAnsiTheme="minorHAnsi" w:cs="Baghdad"/>
+          <w:bCs/>
+          <w:i/>
+        </w:rPr>
+        <w:t xml:space="preserve"> and Summer Intern</w:t>
+      </w:r>
+      <w:r>
+        <w:rPr>
+          <w:rFonts w:asciiTheme="minorHAnsi" w:hAnsiTheme="minorHAnsi" w:cs="Baghdad"/>
+          <w:bCs/>
         </w:rPr>
         <w:tab/>
       </w:r>
       <w:r>
         <w:rPr>
-          <w:rFonts w:asciiTheme="minorHAnsi" w:hAnsiTheme="minorHAnsi" w:cs="Arial"/>
+          <w:rFonts w:asciiTheme="minorHAnsi" w:hAnsiTheme="minorHAnsi" w:cs="Baghdad"/>
+          <w:bCs/>
         </w:rPr>
         <w:tab/>
       </w:r>
       <w:r>
         <w:rPr>
-          <w:rFonts w:asciiTheme="minorHAnsi" w:hAnsiTheme="minorHAnsi" w:cs="Arial"/>
+          <w:rFonts w:asciiTheme="minorHAnsi" w:hAnsiTheme="minorHAnsi" w:cs="Baghdad"/>
+          <w:bCs/>
         </w:rPr>
         <w:tab/>
       </w:r>
       <w:r>
         <w:rPr>
-          <w:rFonts w:asciiTheme="minorHAnsi" w:hAnsiTheme="minorHAnsi" w:cs="Arial"/>
+          <w:rFonts w:asciiTheme="minorHAnsi" w:hAnsiTheme="minorHAnsi" w:cs="Baghdad"/>
+          <w:bCs/>
         </w:rPr>
         <w:tab/>
       </w:r>
       <w:r>
         <w:rPr>
-          <w:rFonts w:asciiTheme="minorHAnsi" w:hAnsiTheme="minorHAnsi" w:cs="Arial"/>
-        </w:rPr>
-        <w:tab/>
-        <w:t xml:space="preserve">   </w:t>
-      </w:r>
-      <w:r>
-        <w:rPr>
-          <w:rFonts w:asciiTheme="minorHAnsi" w:hAnsiTheme="minorHAnsi" w:cs="Arial"/>
-          <w:u w:val="single"/>
-        </w:rPr>
-        <w:t>GAINESVILLE</w:t>
-      </w:r>
-      <w:r>
-        <w:rPr>
-          <w:rFonts w:asciiTheme="minorHAnsi" w:hAnsiTheme="minorHAnsi" w:cs="Arial"/>
-          <w:u w:val="single"/>
-        </w:rPr>
-        <w:t>, FLORIDA</w:t>
-      </w:r>
-    </w:p>
-    <w:p>
-      <w:pPr>
-        <w:ind w:firstLine="270"/>
-        <w:rPr>
-          <w:rFonts w:asciiTheme="minorHAnsi" w:hAnsiTheme="minorHAnsi" w:cs="Arial"/>
-        </w:rPr>
-      </w:pPr>
-      <w:r>
-        <w:rPr>
-          <w:rFonts w:asciiTheme="minorHAnsi" w:hAnsiTheme="minorHAnsi" w:cs="Arial"/>
-          <w:b/>
-          <w:i/>
-        </w:rPr>
-        <w:t>Simulation Developer Assistant</w:t>
-      </w:r>
-      <w:r>
-        <w:rPr>
-          <w:rFonts w:asciiTheme="minorHAnsi" w:hAnsiTheme="minorHAnsi" w:cs="Arial"/>
-          <w:b/>
-          <w:i/>
-        </w:rPr>
-        <w:t xml:space="preserve"> and Summer Intern</w:t>
-      </w:r>
-      <w:r>
-        <w:rPr>
-          <w:rFonts w:asciiTheme="minorHAnsi" w:hAnsiTheme="minorHAnsi" w:cs="Arial"/>
-        </w:rPr>
-        <w:tab/>
-      </w:r>
-      <w:r>
-        <w:rPr>
-          <w:rFonts w:asciiTheme="minorHAnsi" w:hAnsiTheme="minorHAnsi" w:cs="Arial"/>
-        </w:rPr>
-        <w:tab/>
-      </w:r>
-      <w:r>
-        <w:rPr>
-          <w:rFonts w:asciiTheme="minorHAnsi" w:hAnsiTheme="minorHAnsi" w:cs="Arial"/>
-        </w:rPr>
-        <w:tab/>
-      </w:r>
-      <w:r>
-        <w:rPr>
-          <w:rFonts w:asciiTheme="minorHAnsi" w:hAnsiTheme="minorHAnsi" w:cs="Arial"/>
-        </w:rPr>
-        <w:tab/>
-      </w:r>
-      <w:r>
-        <w:rPr>
-          <w:rFonts w:asciiTheme="minorHAnsi" w:hAnsiTheme="minorHAnsi" w:cs="Arial"/>
+          <w:rFonts w:asciiTheme="minorHAnsi" w:hAnsiTheme="minorHAnsi" w:cs="Baghdad"/>
+          <w:bCs/>
         </w:rPr>
         <w:tab/>
         <w:t xml:space="preserve">  </w:t>
       </w:r>
       <w:r>
         <w:rPr>
-          <w:rFonts w:asciiTheme="minorHAnsi" w:hAnsiTheme="minorHAnsi" w:cs="Arial"/>
+          <w:rFonts w:asciiTheme="minorHAnsi" w:hAnsiTheme="minorHAnsi" w:cs="Baghdad"/>
+          <w:bCs/>
         </w:rPr>
         <w:t xml:space="preserve"> </w:t>
       </w:r>
       <w:r>
         <w:rPr>
-          <w:rFonts w:asciiTheme="minorHAnsi" w:hAnsiTheme="minorHAnsi" w:cs="Arial"/>
+          <w:rFonts w:asciiTheme="minorHAnsi" w:hAnsiTheme="minorHAnsi" w:cs="Baghdad"/>
+          <w:bCs/>
         </w:rPr>
         <w:t xml:space="preserve"> </w:t>
       </w:r>
       <w:r>
         <w:rPr>
-          <w:rFonts w:asciiTheme="minorHAnsi" w:hAnsiTheme="minorHAnsi" w:cs="Arial"/>
-        </w:rPr>
-        <w:t xml:space="preserve">Jan. 2016 – </w:t>
-      </w:r>
-      <w:r>
-        <w:rPr>
-          <w:rFonts w:asciiTheme="minorHAnsi" w:hAnsiTheme="minorHAnsi" w:cs="Arial"/>
-        </w:rPr>
-        <w:t>May. 2017</w:t>
-      </w:r>
-    </w:p>
-    <w:p>
-      <w:pPr>
-        <w:pStyle w:val="ListParagraph"/>
-        <w:numPr>
-          <w:ilvl w:val="0"/>
-          <w:numId w:val="21"/>
-        </w:numPr>
-        <w:rPr>
-          <w:rFonts w:asciiTheme="minorHAnsi" w:hAnsiTheme="minorHAnsi" w:cs="Arial"/>
-        </w:rPr>
-      </w:pPr>
-      <w:r>
-        <w:rPr>
-          <w:rFonts w:asciiTheme="minorHAnsi" w:hAnsiTheme="minorHAnsi" w:cs="Arial"/>
-        </w:rPr>
-        <w:t>Developed mixed reality simulator in Unity 3D using C#</w:t>
-      </w:r>
-      <w:r>
-        <w:rPr>
-          <w:rFonts w:asciiTheme="minorHAnsi" w:hAnsiTheme="minorHAnsi" w:cs="Arial"/>
-        </w:rPr>
-        <w:t xml:space="preserve"> for simulating anesthetic procedures.</w:t>
-      </w:r>
-    </w:p>
-    <w:p>
-      <w:pPr>
-        <w:pStyle w:val="ListParagraph"/>
-        <w:numPr>
-          <w:ilvl w:val="0"/>
-          <w:numId w:val="21"/>
-        </w:numPr>
-        <w:rPr>
-          <w:rFonts w:asciiTheme="minorHAnsi" w:hAnsiTheme="minorHAnsi" w:cs="Arial"/>
-        </w:rPr>
-      </w:pPr>
-      <w:r>
-        <w:rPr>
-          <w:rFonts w:asciiTheme="minorHAnsi" w:hAnsiTheme="minorHAnsi" w:cs="Arial"/>
-        </w:rPr>
-        <w:t xml:space="preserve">Designed and developed curriculum based </w:t>
-      </w:r>
-      <w:r>
-        <w:rPr>
-          <w:rFonts w:asciiTheme="minorHAnsi" w:hAnsiTheme="minorHAnsi" w:cs="Arial"/>
-        </w:rPr>
-        <w:t>intelligent tutor</w:t>
-      </w:r>
-      <w:r>
-        <w:rPr>
-          <w:rFonts w:asciiTheme="minorHAnsi" w:hAnsiTheme="minorHAnsi" w:cs="Arial"/>
-        </w:rPr>
-        <w:t xml:space="preserve"> for UF Shands resident doctors.</w:t>
-      </w:r>
-    </w:p>
-    <w:p>
-      <w:pPr>
-        <w:pStyle w:val="ListParagraph"/>
-        <w:numPr>
-          <w:ilvl w:val="0"/>
-          <w:numId w:val="21"/>
-        </w:numPr>
-        <w:spacing w:before="160"/>
-        <w:rPr>
-          <w:rFonts w:asciiTheme="minorHAnsi" w:hAnsiTheme="minorHAnsi" w:cs="Arial"/>
-        </w:rPr>
-      </w:pPr>
-      <w:r>
-        <w:rPr>
-          <w:rFonts w:asciiTheme="minorHAnsi" w:hAnsiTheme="minorHAnsi" w:cs="Arial"/>
-        </w:rPr>
-        <w:t xml:space="preserve">Architected and developed unique software for curating curriculums for the intelligent tutor. </w:t>
-      </w:r>
-    </w:p>
-    <w:p>
-      <w:pPr>
-        <w:pStyle w:val="ListParagraph"/>
-        <w:numPr>
-          <w:ilvl w:val="0"/>
-          <w:numId w:val="21"/>
-        </w:numPr>
-        <w:spacing w:before="160"/>
-        <w:rPr>
-          <w:rFonts w:asciiTheme="minorHAnsi" w:hAnsiTheme="minorHAnsi" w:cs="Arial"/>
-        </w:rPr>
-      </w:pPr>
-      <w:r>
-        <w:rPr>
-          <w:rFonts w:asciiTheme="minorHAnsi" w:hAnsiTheme="minorHAnsi" w:cs="Arial"/>
-        </w:rPr>
-        <w:t>Designed platform to modularize multiple simulations for short development turnaround time.</w:t>
-      </w:r>
-    </w:p>
-    <w:p>
-      <w:pPr>
-        <w:spacing w:before="160"/>
-        <w:rPr>
-          <w:rFonts w:asciiTheme="minorHAnsi" w:hAnsiTheme="minorHAnsi" w:cs="Arial"/>
-        </w:rPr>
-      </w:pPr>
-      <w:r>
-        <w:rPr>
-          <w:rFonts w:asciiTheme="minorHAnsi" w:hAnsiTheme="minorHAnsi" w:cs="Arial"/>
-          <w:b/>
-        </w:rPr>
-        <w:t xml:space="preserve">     </w:t>
-      </w:r>
-      <w:r>
-        <w:rPr>
-          <w:rFonts w:asciiTheme="minorHAnsi" w:hAnsiTheme="minorHAnsi" w:cs="Arial"/>
-          <w:u w:val="single"/>
-        </w:rPr>
-        <w:t>KJ</w:t>
-      </w:r>
-      <w:r>
-        <w:rPr>
-          <w:rFonts w:asciiTheme="minorHAnsi" w:hAnsiTheme="minorHAnsi" w:cs="Arial"/>
-          <w:u w:val="single"/>
-        </w:rPr>
-        <w:t xml:space="preserve"> Somaiya College of Engineering Labs</w:t>
-      </w:r>
-      <w:r>
-        <w:rPr>
-          <w:rFonts w:asciiTheme="minorHAnsi" w:hAnsiTheme="minorHAnsi" w:cs="Arial"/>
-        </w:rPr>
-        <w:tab/>
-      </w:r>
-      <w:r>
-        <w:rPr>
-          <w:rFonts w:asciiTheme="minorHAnsi" w:hAnsiTheme="minorHAnsi" w:cs="Arial"/>
-        </w:rPr>
-        <w:tab/>
-      </w:r>
-      <w:r>
-        <w:rPr>
-          <w:rFonts w:asciiTheme="minorHAnsi" w:hAnsiTheme="minorHAnsi" w:cs="Arial"/>
-        </w:rPr>
-        <w:tab/>
-      </w:r>
-      <w:r>
-        <w:rPr>
-          <w:rFonts w:asciiTheme="minorHAnsi" w:hAnsiTheme="minorHAnsi" w:cs="Arial"/>
-        </w:rPr>
-        <w:tab/>
-      </w:r>
-      <w:r>
-        <w:rPr>
-          <w:rFonts w:asciiTheme="minorHAnsi" w:hAnsiTheme="minorHAnsi" w:cs="Arial"/>
-        </w:rPr>
-        <w:tab/>
-        <w:t xml:space="preserve">        </w:t>
-      </w:r>
-      <w:r>
-        <w:rPr>
-          <w:rFonts w:asciiTheme="minorHAnsi" w:hAnsiTheme="minorHAnsi" w:cs="Arial"/>
-        </w:rPr>
-        <w:tab/>
-      </w:r>
-      <w:r>
-        <w:rPr>
-          <w:rFonts w:asciiTheme="minorHAnsi" w:hAnsiTheme="minorHAnsi" w:cs="Arial"/>
-        </w:rPr>
-        <w:t xml:space="preserve"> </w:t>
-      </w:r>
-      <w:r>
-        <w:rPr>
-          <w:rFonts w:asciiTheme="minorHAnsi" w:hAnsiTheme="minorHAnsi" w:cs="Arial"/>
-        </w:rPr>
-        <w:t xml:space="preserve">        </w:t>
-      </w:r>
-      <w:r>
-        <w:rPr>
-          <w:rFonts w:asciiTheme="minorHAnsi" w:hAnsiTheme="minorHAnsi" w:cs="Arial"/>
-        </w:rPr>
-        <w:tab/>
-      </w:r>
-      <w:r>
-        <w:rPr>
-          <w:rFonts w:asciiTheme="minorHAnsi" w:hAnsiTheme="minorHAnsi" w:cs="Arial"/>
-          <w:u w:val="single"/>
-        </w:rPr>
-        <w:t>MUMBAI, INDIA</w:t>
-      </w:r>
-    </w:p>
-    <w:p>
-      <w:pPr>
-        <w:rPr>
-          <w:rFonts w:asciiTheme="minorHAnsi" w:hAnsiTheme="minorHAnsi" w:cs="Arial"/>
-        </w:rPr>
-      </w:pPr>
-      <w:r>
-        <w:rPr>
-          <w:rFonts w:asciiTheme="minorHAnsi" w:hAnsiTheme="minorHAnsi" w:cs="Arial"/>
-        </w:rPr>
-        <w:t xml:space="preserve">     </w:t>
-      </w:r>
-      <w:r>
-        <w:rPr>
-          <w:rFonts w:asciiTheme="minorHAnsi" w:hAnsiTheme="minorHAnsi" w:cs="Arial"/>
-          <w:b/>
-          <w:i/>
-        </w:rPr>
-        <w:t>RIIDL Intern</w:t>
-      </w:r>
-      <w:r>
-        <w:rPr>
-          <w:rFonts w:asciiTheme="minorHAnsi" w:hAnsiTheme="minorHAnsi" w:cs="Arial"/>
-          <w:i/>
-        </w:rPr>
-        <w:tab/>
-      </w:r>
-      <w:r>
-        <w:rPr>
-          <w:rFonts w:asciiTheme="minorHAnsi" w:hAnsiTheme="minorHAnsi" w:cs="Arial"/>
-          <w:i/>
-        </w:rPr>
-        <w:tab/>
-      </w:r>
-      <w:r>
-        <w:rPr>
-          <w:rFonts w:asciiTheme="minorHAnsi" w:hAnsiTheme="minorHAnsi" w:cs="Arial"/>
-        </w:rPr>
-        <w:tab/>
-      </w:r>
-      <w:r>
-        <w:rPr>
-          <w:rFonts w:asciiTheme="minorHAnsi" w:hAnsiTheme="minorHAnsi" w:cs="Arial"/>
-        </w:rPr>
-        <w:tab/>
-      </w:r>
-      <w:r>
-        <w:rPr>
-          <w:rFonts w:asciiTheme="minorHAnsi" w:hAnsiTheme="minorHAnsi" w:cs="Arial"/>
-        </w:rPr>
-        <w:tab/>
-      </w:r>
-      <w:r>
-        <w:rPr>
-          <w:rFonts w:asciiTheme="minorHAnsi" w:hAnsiTheme="minorHAnsi" w:cs="Arial"/>
-        </w:rPr>
-        <w:tab/>
-      </w:r>
-      <w:r>
-        <w:rPr>
-          <w:rFonts w:asciiTheme="minorHAnsi" w:hAnsiTheme="minorHAnsi" w:cs="Arial"/>
-        </w:rPr>
-        <w:tab/>
-      </w:r>
-      <w:r>
-        <w:rPr>
-          <w:rFonts w:asciiTheme="minorHAnsi" w:hAnsiTheme="minorHAnsi" w:cs="Arial"/>
-        </w:rPr>
-        <w:tab/>
-        <w:t xml:space="preserve">    </w:t>
-      </w:r>
-      <w:r>
-        <w:rPr>
-          <w:rFonts w:asciiTheme="minorHAnsi" w:hAnsiTheme="minorHAnsi" w:cs="Arial"/>
-        </w:rPr>
-        <w:tab/>
-      </w:r>
-      <w:r>
-        <w:rPr>
-          <w:rFonts w:asciiTheme="minorHAnsi" w:hAnsiTheme="minorHAnsi" w:cs="Arial"/>
-        </w:rPr>
-        <w:tab/>
-        <w:t xml:space="preserve">    </w:t>
-      </w:r>
-      <w:r>
-        <w:rPr>
-          <w:rFonts w:asciiTheme="minorHAnsi" w:hAnsiTheme="minorHAnsi" w:cs="Arial"/>
-        </w:rPr>
-        <w:t>Aug. 2012</w:t>
-      </w:r>
-      <w:r>
-        <w:rPr>
-          <w:rFonts w:asciiTheme="minorHAnsi" w:hAnsiTheme="minorHAnsi" w:cs="Arial"/>
-        </w:rPr>
-        <w:t xml:space="preserve"> </w:t>
-      </w:r>
-      <w:r>
-        <w:rPr>
-          <w:rFonts w:asciiTheme="minorHAnsi" w:hAnsiTheme="minorHAnsi" w:cs="Arial"/>
-        </w:rPr>
-        <w:t>- Aug.</w:t>
-      </w:r>
-      <w:r>
-        <w:rPr>
-          <w:rFonts w:asciiTheme="minorHAnsi" w:hAnsiTheme="minorHAnsi" w:cs="Arial"/>
-        </w:rPr>
-        <w:t xml:space="preserve"> 2013</w:t>
+          <w:rFonts w:asciiTheme="minorHAnsi" w:hAnsiTheme="minorHAnsi" w:cs="Baghdad"/>
+          <w:bCs/>
+        </w:rPr>
+        <w:t xml:space="preserve">  </w:t>
+      </w:r>
+      <w:r>
+        <w:rPr>
+          <w:rFonts w:asciiTheme="minorHAnsi" w:hAnsiTheme="minorHAnsi" w:cs="Baghdad"/>
+          <w:bCs/>
+        </w:rPr>
+        <w:t xml:space="preserve">   </w:t>
+      </w:r>
+      <w:r>
+        <w:rPr>
+          <w:rFonts w:asciiTheme="minorHAnsi" w:hAnsiTheme="minorHAnsi" w:cs="Baghdad"/>
+          <w:bCs/>
+        </w:rPr>
+        <w:t xml:space="preserve">Jan 2016 – </w:t>
+      </w:r>
+      <w:r>
+        <w:rPr>
+          <w:rFonts w:asciiTheme="minorHAnsi" w:hAnsiTheme="minorHAnsi" w:cs="Baghdad"/>
+          <w:bCs/>
+        </w:rPr>
+        <w:t>May 2017</w:t>
       </w:r>
     </w:p>
     <w:p>
@@ -2022,58 +1491,16 @@
           <w:ilvl w:val="0"/>
           <w:numId w:val="15"/>
         </w:numPr>
-        <w:ind w:right="162"/>
-        <w:rPr>
-          <w:rFonts w:asciiTheme="minorHAnsi" w:hAnsiTheme="minorHAnsi" w:cs="Arial"/>
-        </w:rPr>
-      </w:pPr>
-      <w:r>
-        <w:rPr>
-          <w:rFonts w:asciiTheme="minorHAnsi" w:hAnsiTheme="minorHAnsi" w:cs="Arial"/>
-        </w:rPr>
-        <w:t xml:space="preserve">Developed an application for the </w:t>
-      </w:r>
-      <w:r>
-        <w:rPr>
-          <w:rFonts w:asciiTheme="minorHAnsi" w:hAnsiTheme="minorHAnsi" w:cs="Arial"/>
-        </w:rPr>
-        <w:t>Bhartiya</w:t>
-      </w:r>
-      <w:r>
-        <w:rPr>
-          <w:rFonts w:asciiTheme="minorHAnsi" w:hAnsiTheme="minorHAnsi" w:cs="Arial"/>
-        </w:rPr>
-        <w:t xml:space="preserve"> Sanskrit Peetham</w:t>
-      </w:r>
-      <w:r>
-        <w:rPr>
-          <w:rFonts w:asciiTheme="minorHAnsi" w:hAnsiTheme="minorHAnsi" w:cs="Arial"/>
-        </w:rPr>
-        <w:t xml:space="preserve"> to help </w:t>
-      </w:r>
-      <w:r>
-        <w:rPr>
-          <w:rFonts w:asciiTheme="minorHAnsi" w:hAnsiTheme="minorHAnsi" w:cs="Arial"/>
-        </w:rPr>
-        <w:t>teach</w:t>
-      </w:r>
-      <w:r>
-        <w:rPr>
-          <w:rFonts w:asciiTheme="minorHAnsi" w:hAnsiTheme="minorHAnsi" w:cs="Arial"/>
-        </w:rPr>
-        <w:t xml:space="preserve"> </w:t>
-      </w:r>
-      <w:r>
-        <w:rPr>
-          <w:rFonts w:asciiTheme="minorHAnsi" w:hAnsiTheme="minorHAnsi" w:cs="Arial"/>
-        </w:rPr>
-        <w:t>Sanskrit.</w:t>
-      </w:r>
-      <w:r>
-        <w:rPr>
-          <w:rFonts w:asciiTheme="minorHAnsi" w:hAnsiTheme="minorHAnsi" w:cs="Arial"/>
-        </w:rPr>
-        <w:t xml:space="preserve"> </w:t>
+        <w:ind w:left="720" w:right="-86" w:hanging="270"/>
+        <w:rPr>
+          <w:rFonts w:ascii="Charter Roman" w:hAnsi="Charter Roman" w:cs="Baghdad"/>
+        </w:rPr>
+      </w:pPr>
+      <w:r>
+        <w:rPr>
+          <w:rFonts w:ascii="Charter Roman" w:hAnsi="Charter Roman" w:cs="Baghdad"/>
+        </w:rPr>
+        <w:t>Built a Unity/C# mixed-reality simulator for anesthetic procedures.</w:t>
       </w:r>
     </w:p>
     <w:p>
@@ -2083,306 +1510,16 @@
           <w:ilvl w:val="0"/>
           <w:numId w:val="15"/>
         </w:numPr>
-        <w:spacing w:line="360" w:lineRule="auto"/>
-        <w:rPr>
-          <w:rFonts w:asciiTheme="minorHAnsi" w:hAnsiTheme="minorHAnsi" w:cs="Arial"/>
-        </w:rPr>
-      </w:pPr>
-      <w:r>
-        <w:rPr>
-          <w:rFonts w:asciiTheme="minorHAnsi" w:hAnsiTheme="minorHAnsi" w:cs="Arial"/>
-        </w:rPr>
-        <w:t>Launched</w:t>
-      </w:r>
-      <w:r>
-        <w:rPr>
-          <w:rFonts w:asciiTheme="minorHAnsi" w:hAnsiTheme="minorHAnsi" w:cs="Arial"/>
-        </w:rPr>
-        <w:t xml:space="preserve"> ‘Learn Sanskrit’ </w:t>
-      </w:r>
-      <w:r>
-        <w:rPr>
-          <w:rFonts w:asciiTheme="minorHAnsi" w:hAnsiTheme="minorHAnsi" w:cs="Arial"/>
-        </w:rPr>
-        <w:t xml:space="preserve">application </w:t>
-      </w:r>
-      <w:r>
-        <w:rPr>
-          <w:rFonts w:asciiTheme="minorHAnsi" w:hAnsiTheme="minorHAnsi" w:cs="Arial"/>
-        </w:rPr>
-        <w:t xml:space="preserve">on the Google Play Store with </w:t>
-      </w:r>
-      <w:r>
-        <w:rPr>
-          <w:rFonts w:asciiTheme="minorHAnsi" w:hAnsiTheme="minorHAnsi" w:cs="Arial"/>
-          <w:b/>
-        </w:rPr>
-        <w:t>27,000+</w:t>
-      </w:r>
-      <w:r>
-        <w:rPr>
-          <w:rFonts w:asciiTheme="minorHAnsi" w:hAnsiTheme="minorHAnsi" w:cs="Arial"/>
-        </w:rPr>
-        <w:t xml:space="preserve"> downloads</w:t>
-      </w:r>
-    </w:p>
-    <w:p>
-      <w:pPr>
-        <w:spacing w:before="120"/>
-        <w:jc w:val="center"/>
-        <w:rPr>
-          <w:rFonts w:asciiTheme="minorHAnsi" w:hAnsiTheme="minorHAnsi" w:cs="Arial"/>
-          <w:b/>
-          <w:color w:val="FFFFFF" w:themeColor="background1"/>
-        </w:rPr>
-      </w:pPr>
-      <w:r>
-        <w:rPr>
-          <w:rFonts w:asciiTheme="minorHAnsi" w:hAnsiTheme="minorHAnsi" w:cs="Arial"/>
-          <w:b/>
-          <w:color w:val="FFFFFF" w:themeColor="background1"/>
-          <w:highlight w:val="black"/>
-        </w:rPr>
-        <w:t>PROJECTS</w:t>
-      </w:r>
-    </w:p>
-    <w:p>
-      <w:pPr>
-        <w:rPr>
-          <w:rFonts w:asciiTheme="minorHAnsi" w:hAnsiTheme="minorHAnsi" w:cs="Arial"/>
-        </w:rPr>
-      </w:pPr>
-      <w:r>
-        <w:rPr>
-          <w:rFonts w:asciiTheme="minorHAnsi" w:hAnsiTheme="minorHAnsi" w:cs="Arial"/>
-          <w:b/>
-        </w:rPr>
-        <w:t xml:space="preserve">     </w:t>
-      </w:r>
-      <w:r>
-        <w:rPr>
-          <w:rFonts w:asciiTheme="minorHAnsi" w:hAnsiTheme="minorHAnsi" w:cs="Arial"/>
-          <w:u w:val="single"/>
-        </w:rPr>
-        <w:t xml:space="preserve">Parsi Portal </w:t>
-      </w:r>
-      <w:r>
-        <w:rPr>
-          <w:rFonts w:asciiTheme="minorHAnsi" w:hAnsiTheme="minorHAnsi" w:cs="Arial"/>
-          <w:u w:val="single"/>
-        </w:rPr>
-        <w:t>Service</w:t>
-      </w:r>
-      <w:r>
-        <w:rPr>
-          <w:rFonts w:asciiTheme="minorHAnsi" w:hAnsiTheme="minorHAnsi" w:cs="Arial"/>
-        </w:rPr>
-        <w:tab/>
-      </w:r>
-      <w:r>
-        <w:rPr>
-          <w:rFonts w:asciiTheme="minorHAnsi" w:hAnsiTheme="minorHAnsi" w:cs="Arial"/>
-        </w:rPr>
-        <w:tab/>
-      </w:r>
-      <w:r>
-        <w:rPr>
-          <w:rFonts w:asciiTheme="minorHAnsi" w:hAnsiTheme="minorHAnsi" w:cs="Arial"/>
-        </w:rPr>
-        <w:tab/>
-      </w:r>
-      <w:r>
-        <w:rPr>
-          <w:rFonts w:asciiTheme="minorHAnsi" w:hAnsiTheme="minorHAnsi" w:cs="Arial"/>
-        </w:rPr>
-        <w:tab/>
-      </w:r>
-      <w:r>
-        <w:rPr>
-          <w:rFonts w:asciiTheme="minorHAnsi" w:hAnsiTheme="minorHAnsi" w:cs="Arial"/>
-        </w:rPr>
-        <w:tab/>
-      </w:r>
-      <w:r>
-        <w:rPr>
-          <w:rFonts w:asciiTheme="minorHAnsi" w:hAnsiTheme="minorHAnsi" w:cs="Arial"/>
-        </w:rPr>
-        <w:tab/>
-      </w:r>
-      <w:r>
-        <w:rPr>
-          <w:rFonts w:asciiTheme="minorHAnsi" w:hAnsiTheme="minorHAnsi" w:cs="Arial"/>
-        </w:rPr>
-        <w:tab/>
-      </w:r>
-      <w:r>
-        <w:rPr>
-          <w:rFonts w:asciiTheme="minorHAnsi" w:hAnsiTheme="minorHAnsi" w:cs="Arial"/>
-        </w:rPr>
-        <w:tab/>
-        <w:t xml:space="preserve">         </w:t>
-      </w:r>
-      <w:r>
-        <w:rPr>
-          <w:rFonts w:asciiTheme="minorHAnsi" w:hAnsiTheme="minorHAnsi" w:cs="Arial"/>
-        </w:rPr>
-        <w:t xml:space="preserve">     </w:t>
-      </w:r>
-      <w:r>
-        <w:rPr>
-          <w:rFonts w:asciiTheme="minorHAnsi" w:hAnsiTheme="minorHAnsi" w:cs="Arial"/>
-        </w:rPr>
-        <w:tab/>
-      </w:r>
-      <w:r>
-        <w:rPr>
-          <w:rFonts w:asciiTheme="minorHAnsi" w:hAnsiTheme="minorHAnsi" w:cs="Arial"/>
-        </w:rPr>
-        <w:tab/>
-      </w:r>
-      <w:r>
-        <w:rPr>
-          <w:rFonts w:asciiTheme="minorHAnsi" w:hAnsiTheme="minorHAnsi" w:cs="Arial"/>
-          <w:u w:val="single"/>
-        </w:rPr>
-        <w:t>MUMBAI, INDIA</w:t>
-      </w:r>
-    </w:p>
-    <w:p>
-      <w:pPr>
-        <w:rPr>
-          <w:rFonts w:asciiTheme="minorHAnsi" w:hAnsiTheme="minorHAnsi" w:cs="Arial"/>
-          <w:i/>
-        </w:rPr>
-      </w:pPr>
-      <w:r>
-        <w:rPr>
-          <w:rFonts w:asciiTheme="minorHAnsi" w:hAnsiTheme="minorHAnsi" w:cs="Arial"/>
-        </w:rPr>
-        <w:t xml:space="preserve">    </w:t>
-      </w:r>
-      <w:r>
-        <w:rPr>
-          <w:rFonts w:asciiTheme="minorHAnsi" w:hAnsiTheme="minorHAnsi" w:cs="Arial"/>
-        </w:rPr>
-        <w:t xml:space="preserve"> </w:t>
-      </w:r>
-      <w:r>
-        <w:rPr>
-          <w:rFonts w:asciiTheme="minorHAnsi" w:hAnsiTheme="minorHAnsi" w:cs="Arial"/>
-          <w:b/>
-          <w:i/>
-        </w:rPr>
-        <w:t>Co-Founder</w:t>
-      </w:r>
-      <w:r>
-        <w:rPr>
-          <w:rFonts w:asciiTheme="minorHAnsi" w:hAnsiTheme="minorHAnsi" w:cs="Arial"/>
-          <w:i/>
-        </w:rPr>
-        <w:tab/>
-      </w:r>
-      <w:r>
-        <w:rPr>
-          <w:rFonts w:asciiTheme="minorHAnsi" w:hAnsiTheme="minorHAnsi" w:cs="Arial"/>
-          <w:i/>
-        </w:rPr>
-        <w:tab/>
-      </w:r>
-      <w:r>
-        <w:rPr>
-          <w:rFonts w:asciiTheme="minorHAnsi" w:hAnsiTheme="minorHAnsi" w:cs="Arial"/>
-          <w:i/>
-        </w:rPr>
-        <w:tab/>
-      </w:r>
-      <w:r>
-        <w:rPr>
-          <w:rFonts w:asciiTheme="minorHAnsi" w:hAnsiTheme="minorHAnsi" w:cs="Arial"/>
-          <w:i/>
-        </w:rPr>
-        <w:tab/>
-      </w:r>
-      <w:r>
-        <w:rPr>
-          <w:rFonts w:asciiTheme="minorHAnsi" w:hAnsiTheme="minorHAnsi" w:cs="Arial"/>
-          <w:i/>
-        </w:rPr>
-        <w:tab/>
-      </w:r>
-      <w:r>
-        <w:rPr>
-          <w:rFonts w:asciiTheme="minorHAnsi" w:hAnsiTheme="minorHAnsi" w:cs="Arial"/>
-          <w:i/>
-        </w:rPr>
-        <w:tab/>
-      </w:r>
-      <w:r>
-        <w:rPr>
-          <w:rFonts w:asciiTheme="minorHAnsi" w:hAnsiTheme="minorHAnsi" w:cs="Arial"/>
-          <w:i/>
-        </w:rPr>
-        <w:tab/>
-      </w:r>
-      <w:r>
-        <w:rPr>
-          <w:rFonts w:asciiTheme="minorHAnsi" w:hAnsiTheme="minorHAnsi" w:cs="Arial"/>
-          <w:i/>
-        </w:rPr>
-        <w:tab/>
-      </w:r>
-      <w:r>
-        <w:rPr>
-          <w:rFonts w:asciiTheme="minorHAnsi" w:hAnsiTheme="minorHAnsi" w:cs="Arial"/>
-          <w:i/>
-        </w:rPr>
-        <w:tab/>
-        <w:t xml:space="preserve">    </w:t>
-      </w:r>
-      <w:r>
-        <w:rPr>
-          <w:rFonts w:asciiTheme="minorHAnsi" w:hAnsiTheme="minorHAnsi" w:cs="Arial"/>
-          <w:i/>
-        </w:rPr>
-        <w:tab/>
-        <w:t xml:space="preserve">        </w:t>
-      </w:r>
-      <w:r>
-        <w:rPr>
-          <w:rFonts w:asciiTheme="minorHAnsi" w:hAnsiTheme="minorHAnsi" w:cs="Arial"/>
-        </w:rPr>
-        <w:t>Dec. 2014</w:t>
-      </w:r>
-      <w:r>
-        <w:rPr>
-          <w:rFonts w:asciiTheme="minorHAnsi" w:hAnsiTheme="minorHAnsi" w:cs="Arial"/>
-        </w:rPr>
-        <w:t xml:space="preserve"> </w:t>
-      </w:r>
-      <w:r>
-        <w:rPr>
-          <w:rFonts w:asciiTheme="minorHAnsi" w:hAnsiTheme="minorHAnsi" w:cs="Arial"/>
-        </w:rPr>
-        <w:t>-</w:t>
-      </w:r>
-      <w:r>
-        <w:rPr>
-          <w:rFonts w:asciiTheme="minorHAnsi" w:hAnsiTheme="minorHAnsi" w:cs="Arial"/>
-        </w:rPr>
-        <w:t xml:space="preserve"> </w:t>
-      </w:r>
-      <w:r>
-        <w:rPr>
-          <w:rFonts w:asciiTheme="minorHAnsi" w:hAnsiTheme="minorHAnsi" w:cs="Arial"/>
-        </w:rPr>
-        <w:t>Present</w:t>
-      </w:r>
-      <w:r>
-        <w:rPr>
-          <w:rFonts w:asciiTheme="minorHAnsi" w:hAnsiTheme="minorHAnsi" w:cs="Arial"/>
-          <w:i/>
-        </w:rPr>
-        <w:t xml:space="preserve">   </w:t>
+        <w:ind w:left="720" w:right="-86" w:hanging="270"/>
+        <w:rPr>
+          <w:rFonts w:ascii="Charter Roman" w:hAnsi="Charter Roman" w:cs="Baghdad"/>
+        </w:rPr>
+      </w:pPr>
+      <w:r>
+        <w:rPr>
+          <w:rFonts w:ascii="Charter Roman" w:hAnsi="Charter Roman" w:cs="Baghdad"/>
+        </w:rPr>
+        <w:t>Developed a curriculum-based intelligent tutor for UF Shands resident doctors.</w:t>
       </w:r>
     </w:p>
     <w:p>
@@ -2390,618 +1527,522 @@
         <w:pStyle w:val="ListParagraph"/>
         <w:numPr>
           <w:ilvl w:val="0"/>
-          <w:numId w:val="17"/>
+          <w:numId w:val="15"/>
         </w:numPr>
-        <w:rPr>
-          <w:rFonts w:asciiTheme="minorHAnsi" w:hAnsiTheme="minorHAnsi" w:cs="Arial"/>
-        </w:rPr>
-      </w:pPr>
-      <w:r>
-        <w:rPr>
-          <w:rFonts w:asciiTheme="minorHAnsi" w:hAnsiTheme="minorHAnsi" w:cs="Arial"/>
-        </w:rPr>
-        <w:t>Developed Parsi Portal’s A</w:t>
-      </w:r>
-      <w:r>
-        <w:rPr>
-          <w:rFonts w:asciiTheme="minorHAnsi" w:hAnsiTheme="minorHAnsi" w:cs="Arial"/>
-        </w:rPr>
-        <w:t>ndroid application</w:t>
-      </w:r>
-      <w:r>
-        <w:rPr>
-          <w:rFonts w:asciiTheme="minorHAnsi" w:hAnsiTheme="minorHAnsi" w:cs="Arial"/>
-        </w:rPr>
-        <w:t xml:space="preserve"> and accompanying publisher website.</w:t>
+        <w:spacing w:after="80"/>
+        <w:ind w:left="720" w:right="-86" w:hanging="274"/>
+        <w:rPr>
+          <w:rFonts w:ascii="Charter Roman" w:hAnsi="Charter Roman" w:cs="Baghdad"/>
+        </w:rPr>
+      </w:pPr>
+      <w:r>
+        <w:rPr>
+          <w:rFonts w:ascii="Charter Roman" w:hAnsi="Charter Roman" w:cs="Baghdad"/>
+        </w:rPr>
+        <w:t>Designed a modular simulation platform to accelerate creation of new training scenarios.</w:t>
       </w:r>
     </w:p>
+    <w:tbl>
+      <w:tblPr>
+        <w:tblStyle w:val="GridTable4"/>
+        <w:tblW w:w="0" w:type="auto"/>
+        <w:jc w:val="center"/>
+        <w:tblLook w:val="04A0" w:firstRow="1" w:lastRow="0" w:firstColumn="1" w:lastColumn="0" w:noHBand="0" w:noVBand="1"/>
+      </w:tblPr>
+      <w:tblGrid>
+        <w:gridCol w:w="1212"/>
+      </w:tblGrid>
+      <w:tr>
+        <w:trPr>
+          <w:cnfStyle w:val="100000000000" w:firstRow="1" w:lastRow="0" w:firstColumn="0" w:lastColumn="0" w:oddVBand="0" w:evenVBand="0" w:oddHBand="0" w:evenHBand="0" w:firstRowFirstColumn="0" w:firstRowLastColumn="0" w:lastRowFirstColumn="0" w:lastRowLastColumn="0"/>
+          <w:trHeight w:val="215"/>
+          <w:jc w:val="center"/>
+        </w:trPr>
+        <w:tc>
+          <w:tcPr>
+            <w:cnfStyle w:val="001000000000" w:firstRow="0" w:lastRow="0" w:firstColumn="1" w:lastColumn="0" w:oddVBand="0" w:evenVBand="0" w:oddHBand="0" w:evenHBand="0" w:firstRowFirstColumn="0" w:firstRowLastColumn="0" w:lastRowFirstColumn="0" w:lastRowLastColumn="0"/>
+            <w:tcW w:w="1212" w:type="dxa"/>
+          </w:tcPr>
+          <w:p>
+            <w:pPr>
+              <w:ind w:right="-86"/>
+              <w:jc w:val="center"/>
+              <w:rPr>
+                <w:rFonts w:asciiTheme="minorHAnsi" w:hAnsiTheme="minorHAnsi" w:cs="Baghdad"/>
+                <w:bCs w:val="0"/>
+                <w:szCs w:val="22"/>
+              </w:rPr>
+            </w:pPr>
+            <w:r>
+              <w:rPr>
+                <w:rFonts w:asciiTheme="minorHAnsi" w:hAnsiTheme="minorHAnsi" w:cs="Baghdad"/>
+                <w:bCs w:val="0"/>
+                <w:szCs w:val="22"/>
+              </w:rPr>
+              <w:t>PROJECTS</w:t>
+            </w:r>
+            <w:r>
+              <w:rPr>
+                <w:rFonts w:asciiTheme="minorHAnsi" w:hAnsiTheme="minorHAnsi" w:cs="Baghdad"/>
+                <w:bCs w:val="0"/>
+                <w:color w:val="000000" w:themeColor="text1"/>
+                <w:szCs w:val="22"/>
+              </w:rPr>
+              <w:t>.</w:t>
+            </w:r>
+          </w:p>
+        </w:tc>
+      </w:tr>
+    </w:tbl>
+    <w:tbl>
+      <w:tblPr>
+        <w:tblStyle w:val="GridTable5Dark-Accent2"/>
+        <w:tblW w:w="5000" w:type="pct"/>
+        <w:tblBorders>
+          <w:top w:val="double" w:sz="4" w:space="0" w:color="auto"/>
+          <w:left w:val="double" w:sz="4" w:space="0" w:color="auto"/>
+          <w:bottom w:val="double" w:sz="4" w:space="0" w:color="auto"/>
+          <w:right w:val="double" w:sz="4" w:space="0" w:color="auto"/>
+          <w:insideH w:val="double" w:sz="4" w:space="0" w:color="auto"/>
+          <w:insideV w:val="double" w:sz="4" w:space="0" w:color="auto"/>
+        </w:tblBorders>
+        <w:shd w:val="clear" w:color="auto" w:fill="F2F2F2" w:themeFill="background1" w:themeFillShade="F2"/>
+        <w:tblLook w:val="0600" w:firstRow="0" w:lastRow="0" w:firstColumn="0" w:lastColumn="0" w:noHBand="1" w:noVBand="1"/>
+      </w:tblPr>
+      <w:tblGrid>
+        <w:gridCol w:w="3372"/>
+        <w:gridCol w:w="3375"/>
+        <w:gridCol w:w="3375"/>
+      </w:tblGrid>
+      <w:tr>
+        <w:tc>
+          <w:tcPr>
+            <w:tcW w:w="1666" w:type="pct"/>
+            <w:tcBorders>
+              <w:top w:val="single" w:sz="48" w:space="0" w:color="FFFFFF" w:themeColor="background1"/>
+              <w:left w:val="single" w:sz="48" w:space="0" w:color="FFFFFF" w:themeColor="background1"/>
+              <w:bottom w:val="single" w:sz="48" w:space="0" w:color="FFFFFF"/>
+              <w:right w:val="single" w:sz="48" w:space="0" w:color="FFFFFF" w:themeColor="background1"/>
+            </w:tcBorders>
+            <w:shd w:val="clear" w:color="auto" w:fill="F2F2F2" w:themeFill="background1" w:themeFillShade="F2"/>
+          </w:tcPr>
+          <w:p>
+            <w:pPr>
+              <w:spacing w:before="80" w:after="120"/>
+              <w:jc w:val="center"/>
+              <w:rPr>
+                <w:rFonts w:asciiTheme="minorHAnsi" w:hAnsiTheme="minorHAnsi" w:cs="Baghdad"/>
+                <w:b/>
+                <w:i/>
+                <w:iCs/>
+                <w:sz w:val="24"/>
+                <w:szCs w:val="21"/>
+              </w:rPr>
+            </w:pPr>
+            <w:r>
+              <w:rPr>
+                <w:rFonts w:asciiTheme="minorHAnsi" w:hAnsiTheme="minorHAnsi" w:cs="Baghdad"/>
+                <w:b/>
+                <w:i/>
+                <w:iCs/>
+                <w:sz w:val="24"/>
+                <w:szCs w:val="21"/>
+              </w:rPr>
+              <w:t>Parsi Portal App</w:t>
+            </w:r>
+          </w:p>
+          <w:p>
+            <w:pPr>
+              <w:spacing w:before="80" w:after="120"/>
+              <w:ind w:left="72" w:right="72"/>
+              <w:jc w:val="center"/>
+              <w:rPr>
+                <w:rFonts w:ascii="Charter Roman" w:hAnsi="Charter Roman" w:cs="Baghdad"/>
+                <w:bCs/>
+              </w:rPr>
+            </w:pPr>
+            <w:r>
+              <w:rPr>
+                <w:rFonts w:ascii="Charter Roman" w:hAnsi="Charter Roman" w:cs="Baghdad"/>
+                <w:bCs/>
+                <w:sz w:val="21"/>
+                <w:szCs w:val="18"/>
+              </w:rPr>
+              <w:t>Developed an Android app and service to connect people of the Zoroastrian community over events and services. 40k users in 2 weeks</w:t>
+            </w:r>
+            <w:r>
+              <w:rPr>
+                <w:rFonts w:ascii="Charter Roman" w:hAnsi="Charter Roman" w:cs="Baghdad"/>
+                <w:bCs/>
+                <w:sz w:val="21"/>
+                <w:szCs w:val="18"/>
+              </w:rPr>
+              <w:t>.</w:t>
+            </w:r>
+          </w:p>
+        </w:tc>
+        <w:tc>
+          <w:tcPr>
+            <w:tcW w:w="1667" w:type="pct"/>
+            <w:tcBorders>
+              <w:top w:val="single" w:sz="48" w:space="0" w:color="FFFFFF" w:themeColor="background1"/>
+              <w:left w:val="single" w:sz="48" w:space="0" w:color="FFFFFF" w:themeColor="background1"/>
+              <w:bottom w:val="single" w:sz="48" w:space="0" w:color="FFFFFF"/>
+              <w:right w:val="single" w:sz="48" w:space="0" w:color="FFFFFF" w:themeColor="background1"/>
+            </w:tcBorders>
+            <w:shd w:val="clear" w:color="auto" w:fill="F2F2F2" w:themeFill="background1" w:themeFillShade="F2"/>
+          </w:tcPr>
+          <w:p>
+            <w:pPr>
+              <w:spacing w:before="80" w:after="120"/>
+              <w:jc w:val="center"/>
+              <w:rPr>
+                <w:rFonts w:asciiTheme="minorHAnsi" w:hAnsiTheme="minorHAnsi" w:cs="Baghdad"/>
+                <w:b/>
+                <w:i/>
+                <w:iCs/>
+                <w:sz w:val="24"/>
+                <w:szCs w:val="21"/>
+              </w:rPr>
+            </w:pPr>
+            <w:r>
+              <w:rPr>
+                <w:rFonts w:asciiTheme="minorHAnsi" w:hAnsiTheme="minorHAnsi" w:cs="Baghdad"/>
+                <w:b/>
+                <w:i/>
+                <w:iCs/>
+                <w:sz w:val="24"/>
+                <w:szCs w:val="21"/>
+              </w:rPr>
+              <w:t>Smart Helmet</w:t>
+            </w:r>
+          </w:p>
+          <w:p>
+            <w:pPr>
+              <w:spacing w:before="80" w:after="120"/>
+              <w:ind w:left="72" w:right="72"/>
+              <w:jc w:val="center"/>
+              <w:rPr>
+                <w:rFonts w:ascii="Charter Roman" w:hAnsi="Charter Roman" w:cs="Baghdad"/>
+                <w:bCs/>
+              </w:rPr>
+            </w:pPr>
+            <w:r>
+              <w:rPr>
+                <w:rFonts w:ascii="Charter Roman" w:hAnsi="Charter Roman" w:cs="Baghdad"/>
+                <w:bCs/>
+                <w:sz w:val="21"/>
+                <w:szCs w:val="18"/>
+              </w:rPr>
+              <w:t xml:space="preserve">Built a Bluetooth helmet with </w:t>
+            </w:r>
+            <w:r>
+              <w:rPr>
+                <w:rFonts w:ascii="Charter Roman" w:hAnsi="Charter Roman" w:cs="Baghdad"/>
+                <w:bCs/>
+                <w:sz w:val="21"/>
+                <w:szCs w:val="18"/>
+              </w:rPr>
+              <w:t xml:space="preserve">   </w:t>
+            </w:r>
+            <w:r>
+              <w:rPr>
+                <w:rFonts w:ascii="Charter Roman" w:hAnsi="Charter Roman" w:cs="Baghdad"/>
+                <w:bCs/>
+                <w:sz w:val="21"/>
+                <w:szCs w:val="18"/>
+              </w:rPr>
+              <w:t xml:space="preserve">an accompanying Android app to prompt motorcyclists </w:t>
+            </w:r>
+            <w:r>
+              <w:rPr>
+                <w:rFonts w:ascii="Charter Roman" w:hAnsi="Charter Roman" w:cs="Baghdad"/>
+                <w:bCs/>
+                <w:sz w:val="21"/>
+                <w:szCs w:val="18"/>
+              </w:rPr>
+              <w:t>about select notifications, navigation updates, music &amp; more.</w:t>
+            </w:r>
+          </w:p>
+        </w:tc>
+        <w:tc>
+          <w:tcPr>
+            <w:tcW w:w="1667" w:type="pct"/>
+            <w:tcBorders>
+              <w:top w:val="single" w:sz="48" w:space="0" w:color="FFFFFF"/>
+              <w:left w:val="single" w:sz="48" w:space="0" w:color="FFFFFF" w:themeColor="background1"/>
+              <w:bottom w:val="single" w:sz="48" w:space="0" w:color="FFFFFF"/>
+              <w:right w:val="single" w:sz="48" w:space="0" w:color="FFFFFF"/>
+            </w:tcBorders>
+            <w:shd w:val="clear" w:color="auto" w:fill="F2F2F2" w:themeFill="background1" w:themeFillShade="F2"/>
+          </w:tcPr>
+          <w:p>
+            <w:pPr>
+              <w:spacing w:before="80" w:after="120"/>
+              <w:jc w:val="center"/>
+              <w:rPr>
+                <w:rFonts w:asciiTheme="minorHAnsi" w:hAnsiTheme="minorHAnsi" w:cs="Baghdad"/>
+                <w:b/>
+                <w:i/>
+                <w:iCs/>
+                <w:sz w:val="24"/>
+                <w:szCs w:val="21"/>
+              </w:rPr>
+            </w:pPr>
+            <w:r>
+              <w:rPr>
+                <w:rFonts w:asciiTheme="minorHAnsi" w:hAnsiTheme="minorHAnsi" w:cs="Baghdad"/>
+                <w:b/>
+                <w:i/>
+                <w:iCs/>
+                <w:sz w:val="24"/>
+                <w:szCs w:val="21"/>
+              </w:rPr>
+              <w:t>Smart Lighting</w:t>
+            </w:r>
+          </w:p>
+          <w:p>
+            <w:pPr>
+              <w:spacing w:before="80" w:after="120"/>
+              <w:ind w:left="72" w:right="72"/>
+              <w:jc w:val="center"/>
+              <w:rPr>
+                <w:rFonts w:ascii="Charter Roman" w:hAnsi="Charter Roman" w:cs="Baghdad"/>
+                <w:bCs/>
+              </w:rPr>
+            </w:pPr>
+            <w:r>
+              <w:rPr>
+                <w:rFonts w:ascii="Charter Roman" w:hAnsi="Charter Roman" w:cs="Baghdad"/>
+                <w:bCs/>
+                <w:sz w:val="21"/>
+                <w:szCs w:val="18"/>
+              </w:rPr>
+              <w:t>Built a relay circuit and accompanying Android application to demonstrate smart lighting in 2013! Won a local electronics competition.</w:t>
+            </w:r>
+          </w:p>
+        </w:tc>
+      </w:tr>
+    </w:tbl>
     <w:p>
       <w:pPr>
-        <w:pStyle w:val="ListParagraph"/>
-        <w:numPr>
-          <w:ilvl w:val="0"/>
-          <w:numId w:val="17"/>
-        </w:numPr>
-        <w:rPr>
-          <w:rFonts w:asciiTheme="minorHAnsi" w:hAnsiTheme="minorHAnsi" w:cs="Arial"/>
-        </w:rPr>
-      </w:pPr>
-      <w:r>
-        <w:rPr>
-          <w:rFonts w:asciiTheme="minorHAnsi" w:hAnsiTheme="minorHAnsi" w:cs="Arial"/>
-        </w:rPr>
-        <w:t xml:space="preserve">Launched </w:t>
-      </w:r>
-      <w:r>
-        <w:rPr>
-          <w:rFonts w:asciiTheme="minorHAnsi" w:hAnsiTheme="minorHAnsi" w:cs="Arial"/>
-        </w:rPr>
-        <w:t>service</w:t>
-      </w:r>
-      <w:r>
-        <w:rPr>
-          <w:rFonts w:asciiTheme="minorHAnsi" w:hAnsiTheme="minorHAnsi" w:cs="Arial"/>
-        </w:rPr>
-        <w:t xml:space="preserve"> to the global</w:t>
-      </w:r>
-      <w:r>
-        <w:rPr>
-          <w:rFonts w:asciiTheme="minorHAnsi" w:hAnsiTheme="minorHAnsi" w:cs="Arial"/>
+        <w:spacing w:before="80"/>
+        <w:rPr>
+          <w:rFonts w:asciiTheme="minorHAnsi" w:hAnsiTheme="minorHAnsi" w:cs="Baghdad"/>
           <w:b/>
-        </w:rPr>
-        <w:t xml:space="preserve"> </w:t>
-      </w:r>
-      <w:r>
-        <w:rPr>
-          <w:rFonts w:asciiTheme="minorHAnsi" w:hAnsiTheme="minorHAnsi" w:cs="Arial"/>
-        </w:rPr>
-        <w:t>Z</w:t>
-      </w:r>
-      <w:r>
-        <w:rPr>
-          <w:rFonts w:asciiTheme="minorHAnsi" w:hAnsiTheme="minorHAnsi" w:cs="Arial"/>
-        </w:rPr>
-        <w:t xml:space="preserve">oroastrian community, reaching </w:t>
-      </w:r>
-      <w:r>
-        <w:rPr>
-          <w:rFonts w:asciiTheme="minorHAnsi" w:hAnsiTheme="minorHAnsi" w:cs="Arial"/>
-          <w:b/>
-          <w:color w:val="000000" w:themeColor="text1"/>
-        </w:rPr>
-        <w:t>4</w:t>
-      </w:r>
-      <w:r>
-        <w:rPr>
-          <w:rFonts w:asciiTheme="minorHAnsi" w:hAnsiTheme="minorHAnsi" w:cs="Arial"/>
-          <w:b/>
-          <w:color w:val="000000" w:themeColor="text1"/>
-        </w:rPr>
-        <w:t>000</w:t>
-      </w:r>
-      <w:r>
-        <w:rPr>
-          <w:rFonts w:asciiTheme="minorHAnsi" w:hAnsiTheme="minorHAnsi" w:cs="Arial"/>
-          <w:b/>
-          <w:color w:val="000000" w:themeColor="text1"/>
-        </w:rPr>
-        <w:t>+</w:t>
-      </w:r>
-      <w:r>
-        <w:rPr>
-          <w:rFonts w:asciiTheme="minorHAnsi" w:hAnsiTheme="minorHAnsi" w:cs="Arial"/>
-          <w:color w:val="000000" w:themeColor="text1"/>
-        </w:rPr>
-        <w:t xml:space="preserve"> </w:t>
-      </w:r>
-      <w:r>
-        <w:rPr>
-          <w:rFonts w:asciiTheme="minorHAnsi" w:hAnsiTheme="minorHAnsi" w:cs="Arial"/>
-        </w:rPr>
-        <w:t>active</w:t>
-      </w:r>
-      <w:r>
-        <w:rPr>
-          <w:rFonts w:asciiTheme="minorHAnsi" w:hAnsiTheme="minorHAnsi" w:cs="Arial"/>
-        </w:rPr>
-        <w:t xml:space="preserve"> users in two weeks.</w:t>
-      </w:r>
+          <w:sz w:val="2"/>
+          <w:szCs w:val="2"/>
+        </w:rPr>
+      </w:pPr>
     </w:p>
+    <w:tbl>
+      <w:tblPr>
+        <w:tblStyle w:val="GridTable4"/>
+        <w:tblW w:w="0" w:type="auto"/>
+        <w:jc w:val="center"/>
+        <w:tblLook w:val="04A0" w:firstRow="1" w:lastRow="0" w:firstColumn="1" w:lastColumn="0" w:noHBand="0" w:noVBand="1"/>
+      </w:tblPr>
+      <w:tblGrid>
+        <w:gridCol w:w="1317"/>
+      </w:tblGrid>
+      <w:tr>
+        <w:trPr>
+          <w:cnfStyle w:val="100000000000" w:firstRow="1" w:lastRow="0" w:firstColumn="0" w:lastColumn="0" w:oddVBand="0" w:evenVBand="0" w:oddHBand="0" w:evenHBand="0" w:firstRowFirstColumn="0" w:firstRowLastColumn="0" w:lastRowFirstColumn="0" w:lastRowLastColumn="0"/>
+          <w:trHeight w:val="215"/>
+          <w:jc w:val="center"/>
+        </w:trPr>
+        <w:tc>
+          <w:tcPr>
+            <w:cnfStyle w:val="001000000000" w:firstRow="0" w:lastRow="0" w:firstColumn="1" w:lastColumn="0" w:oddVBand="0" w:evenVBand="0" w:oddHBand="0" w:evenHBand="0" w:firstRowFirstColumn="0" w:firstRowLastColumn="0" w:lastRowFirstColumn="0" w:lastRowLastColumn="0"/>
+            <w:tcW w:w="1212" w:type="dxa"/>
+          </w:tcPr>
+          <w:p>
+            <w:pPr>
+              <w:ind w:right="-86"/>
+              <w:rPr>
+                <w:rFonts w:asciiTheme="minorHAnsi" w:hAnsiTheme="minorHAnsi" w:cs="Baghdad"/>
+                <w:bCs w:val="0"/>
+                <w:szCs w:val="22"/>
+              </w:rPr>
+            </w:pPr>
+            <w:r>
+              <w:rPr>
+                <w:rFonts w:asciiTheme="minorHAnsi" w:hAnsiTheme="minorHAnsi" w:cs="Baghdad"/>
+                <w:bCs w:val="0"/>
+                <w:szCs w:val="22"/>
+              </w:rPr>
+              <w:t>EDUCATION</w:t>
+            </w:r>
+          </w:p>
+        </w:tc>
+      </w:tr>
+    </w:tbl>
+    <w:tbl>
+      <w:tblPr>
+        <w:tblStyle w:val="GridTable5Dark-Accent2"/>
+        <w:tblW w:w="5000" w:type="pct"/>
+        <w:tblBorders>
+          <w:top w:val="double" w:sz="4" w:space="0" w:color="auto"/>
+          <w:left w:val="double" w:sz="4" w:space="0" w:color="auto"/>
+          <w:bottom w:val="double" w:sz="4" w:space="0" w:color="auto"/>
+          <w:right w:val="double" w:sz="4" w:space="0" w:color="auto"/>
+          <w:insideH w:val="double" w:sz="4" w:space="0" w:color="auto"/>
+          <w:insideV w:val="double" w:sz="4" w:space="0" w:color="auto"/>
+        </w:tblBorders>
+        <w:shd w:val="clear" w:color="auto" w:fill="F2F2F2" w:themeFill="background1" w:themeFillShade="F2"/>
+        <w:tblLook w:val="0600" w:firstRow="0" w:lastRow="0" w:firstColumn="0" w:lastColumn="0" w:noHBand="1" w:noVBand="1"/>
+      </w:tblPr>
+      <w:tblGrid>
+        <w:gridCol w:w="5059"/>
+        <w:gridCol w:w="5063"/>
+      </w:tblGrid>
+      <w:tr>
+        <w:trPr>
+          <w:trHeight w:val="852"/>
+        </w:trPr>
+        <w:tc>
+          <w:tcPr>
+            <w:tcW w:w="2499" w:type="pct"/>
+            <w:tcBorders>
+              <w:top w:val="single" w:sz="48" w:space="0" w:color="FFFFFF" w:themeColor="background1"/>
+              <w:left w:val="single" w:sz="48" w:space="0" w:color="FFFFFF" w:themeColor="background1"/>
+              <w:bottom w:val="single" w:sz="48" w:space="0" w:color="FFFFFF"/>
+              <w:right w:val="single" w:sz="48" w:space="0" w:color="FFFFFF" w:themeColor="background1"/>
+            </w:tcBorders>
+            <w:shd w:val="clear" w:color="auto" w:fill="F2F2F2" w:themeFill="background1" w:themeFillShade="F2"/>
+          </w:tcPr>
+          <w:p>
+            <w:pPr>
+              <w:spacing w:before="120" w:line="276" w:lineRule="auto"/>
+              <w:rPr>
+                <w:rFonts w:asciiTheme="minorHAnsi" w:hAnsiTheme="minorHAnsi" w:cs="Baghdad"/>
+                <w:b/>
+              </w:rPr>
+            </w:pPr>
+            <w:r>
+              <w:rPr>
+                <w:rFonts w:asciiTheme="minorHAnsi" w:hAnsiTheme="minorHAnsi" w:cs="Baghdad"/>
+                <w:b/>
+              </w:rPr>
+              <w:t xml:space="preserve">  </w:t>
+            </w:r>
+            <w:r>
+              <w:rPr>
+                <w:rFonts w:asciiTheme="minorHAnsi" w:hAnsiTheme="minorHAnsi" w:cs="Baghdad"/>
+                <w:b/>
+              </w:rPr>
+              <w:t>UNIVERSITY OF FLORIDA</w:t>
+            </w:r>
+          </w:p>
+          <w:p>
+            <w:pPr>
+              <w:rPr>
+                <w:rFonts w:asciiTheme="minorHAnsi" w:hAnsiTheme="minorHAnsi" w:cs="Baghdad"/>
+              </w:rPr>
+            </w:pPr>
+            <w:r>
+              <w:rPr>
+                <w:rFonts w:asciiTheme="minorHAnsi" w:hAnsiTheme="minorHAnsi" w:cs="Baghdad"/>
+                <w:i/>
+              </w:rPr>
+              <w:t xml:space="preserve">  </w:t>
+            </w:r>
+            <w:r>
+              <w:rPr>
+                <w:rFonts w:asciiTheme="minorHAnsi" w:hAnsiTheme="minorHAnsi" w:cs="Baghdad"/>
+                <w:i/>
+              </w:rPr>
+              <w:t>Master of Science, Computer Science</w:t>
+            </w:r>
+          </w:p>
+        </w:tc>
+        <w:tc>
+          <w:tcPr>
+            <w:tcW w:w="2501" w:type="pct"/>
+            <w:tcBorders>
+              <w:top w:val="single" w:sz="48" w:space="0" w:color="FFFFFF" w:themeColor="background1"/>
+              <w:left w:val="single" w:sz="48" w:space="0" w:color="FFFFFF" w:themeColor="background1"/>
+              <w:bottom w:val="single" w:sz="48" w:space="0" w:color="FFFFFF"/>
+              <w:right w:val="single" w:sz="48" w:space="0" w:color="FFFFFF" w:themeColor="background1"/>
+            </w:tcBorders>
+            <w:shd w:val="clear" w:color="auto" w:fill="F2F2F2" w:themeFill="background1" w:themeFillShade="F2"/>
+          </w:tcPr>
+          <w:p>
+            <w:pPr>
+              <w:spacing w:before="120" w:line="276" w:lineRule="auto"/>
+              <w:rPr>
+                <w:rFonts w:asciiTheme="minorHAnsi" w:hAnsiTheme="minorHAnsi" w:cs="Baghdad"/>
+                <w:b/>
+              </w:rPr>
+            </w:pPr>
+            <w:r>
+              <w:rPr>
+                <w:rFonts w:asciiTheme="minorHAnsi" w:hAnsiTheme="minorHAnsi" w:cs="Baghdad"/>
+                <w:b/>
+              </w:rPr>
+              <w:t xml:space="preserve">  </w:t>
+            </w:r>
+            <w:r>
+              <w:rPr>
+                <w:rFonts w:asciiTheme="minorHAnsi" w:hAnsiTheme="minorHAnsi" w:cs="Baghdad"/>
+                <w:b/>
+              </w:rPr>
+              <w:t xml:space="preserve">UNIVERSITY OF </w:t>
+            </w:r>
+            <w:r>
+              <w:rPr>
+                <w:rFonts w:asciiTheme="minorHAnsi" w:hAnsiTheme="minorHAnsi" w:cs="Baghdad"/>
+                <w:b/>
+              </w:rPr>
+              <w:t>MUMBAI</w:t>
+            </w:r>
+          </w:p>
+          <w:p>
+            <w:pPr>
+              <w:rPr>
+                <w:rFonts w:asciiTheme="minorHAnsi" w:hAnsiTheme="minorHAnsi" w:cs="Baghdad"/>
+                <w:b/>
+              </w:rPr>
+            </w:pPr>
+            <w:r>
+              <w:rPr>
+                <w:rFonts w:asciiTheme="minorHAnsi" w:hAnsiTheme="minorHAnsi" w:cs="Baghdad"/>
+                <w:i/>
+              </w:rPr>
+              <w:t xml:space="preserve">  </w:t>
+            </w:r>
+            <w:r>
+              <w:rPr>
+                <w:rFonts w:asciiTheme="minorHAnsi" w:hAnsiTheme="minorHAnsi" w:cs="Baghdad"/>
+                <w:i/>
+              </w:rPr>
+              <w:t>Bachelor of Engineering</w:t>
+            </w:r>
+            <w:r>
+              <w:rPr>
+                <w:rFonts w:asciiTheme="minorHAnsi" w:hAnsiTheme="minorHAnsi" w:cs="Baghdad"/>
+                <w:i/>
+              </w:rPr>
+              <w:t xml:space="preserve">, </w:t>
+            </w:r>
+            <w:r>
+              <w:rPr>
+                <w:rFonts w:asciiTheme="minorHAnsi" w:hAnsiTheme="minorHAnsi" w:cs="Baghdad"/>
+                <w:i/>
+              </w:rPr>
+              <w:t>Information Technology</w:t>
+            </w:r>
+          </w:p>
+        </w:tc>
+      </w:tr>
+    </w:tbl>
     <w:p>
       <w:pPr>
-        <w:spacing w:before="160"/>
-        <w:ind w:left="270"/>
-        <w:rPr>
-          <w:rFonts w:asciiTheme="minorHAnsi" w:hAnsiTheme="minorHAnsi" w:cs="Arial"/>
-        </w:rPr>
-      </w:pPr>
-      <w:r>
-        <w:rPr>
-          <w:rFonts w:asciiTheme="minorHAnsi" w:hAnsiTheme="minorHAnsi" w:cs="Arial"/>
-          <w:u w:val="single"/>
-        </w:rPr>
-        <w:t>Smart Helmet</w:t>
-      </w:r>
-      <w:r>
-        <w:rPr>
-          <w:rFonts w:asciiTheme="minorHAnsi" w:hAnsiTheme="minorHAnsi" w:cs="Arial"/>
-        </w:rPr>
-        <w:tab/>
-      </w:r>
-      <w:r>
-        <w:rPr>
-          <w:rFonts w:asciiTheme="minorHAnsi" w:hAnsiTheme="minorHAnsi" w:cs="Arial"/>
-        </w:rPr>
-        <w:tab/>
-      </w:r>
-      <w:r>
-        <w:rPr>
-          <w:rFonts w:asciiTheme="minorHAnsi" w:hAnsiTheme="minorHAnsi" w:cs="Arial"/>
-        </w:rPr>
-        <w:tab/>
-      </w:r>
-      <w:r>
-        <w:rPr>
-          <w:rFonts w:asciiTheme="minorHAnsi" w:hAnsiTheme="minorHAnsi" w:cs="Arial"/>
-        </w:rPr>
-        <w:tab/>
-      </w:r>
-      <w:r>
-        <w:rPr>
-          <w:rFonts w:asciiTheme="minorHAnsi" w:hAnsiTheme="minorHAnsi" w:cs="Arial"/>
-        </w:rPr>
-        <w:tab/>
-      </w:r>
-      <w:r>
-        <w:rPr>
-          <w:rFonts w:asciiTheme="minorHAnsi" w:hAnsiTheme="minorHAnsi" w:cs="Arial"/>
-        </w:rPr>
-        <w:tab/>
-      </w:r>
-      <w:r>
-        <w:rPr>
-          <w:rFonts w:asciiTheme="minorHAnsi" w:hAnsiTheme="minorHAnsi" w:cs="Arial"/>
-        </w:rPr>
-        <w:tab/>
-      </w:r>
-      <w:r>
-        <w:rPr>
-          <w:rFonts w:asciiTheme="minorHAnsi" w:hAnsiTheme="minorHAnsi" w:cs="Arial"/>
-        </w:rPr>
-        <w:tab/>
-      </w:r>
-      <w:r>
-        <w:rPr>
-          <w:rFonts w:asciiTheme="minorHAnsi" w:hAnsiTheme="minorHAnsi" w:cs="Arial"/>
-        </w:rPr>
-        <w:tab/>
-        <w:t xml:space="preserve">         </w:t>
-      </w:r>
-      <w:r>
-        <w:rPr>
-          <w:rFonts w:asciiTheme="minorHAnsi" w:hAnsiTheme="minorHAnsi" w:cs="Arial"/>
-        </w:rPr>
-        <w:tab/>
-      </w:r>
-      <w:r>
-        <w:rPr>
-          <w:rFonts w:asciiTheme="minorHAnsi" w:hAnsiTheme="minorHAnsi" w:cs="Arial"/>
-          <w:u w:val="single"/>
-        </w:rPr>
-        <w:t>MUMBAI, INDIA</w:t>
-      </w:r>
-    </w:p>
-    <w:p>
-      <w:pPr>
-        <w:ind w:firstLine="270"/>
-        <w:rPr>
-          <w:rFonts w:asciiTheme="minorHAnsi" w:hAnsiTheme="minorHAnsi" w:cs="Arial"/>
-        </w:rPr>
-      </w:pPr>
-      <w:r>
-        <w:rPr>
-          <w:rFonts w:asciiTheme="minorHAnsi" w:hAnsiTheme="minorHAnsi" w:cs="Arial"/>
-          <w:b/>
-          <w:i/>
-        </w:rPr>
-        <w:t>Lead Programmer</w:t>
-      </w:r>
-      <w:r>
-        <w:rPr>
-          <w:rFonts w:asciiTheme="minorHAnsi" w:hAnsiTheme="minorHAnsi" w:cs="Arial"/>
-          <w:b/>
-          <w:i/>
-        </w:rPr>
-        <w:tab/>
-      </w:r>
-      <w:r>
-        <w:rPr>
-          <w:rFonts w:asciiTheme="minorHAnsi" w:hAnsiTheme="minorHAnsi" w:cs="Arial"/>
-          <w:i/>
-        </w:rPr>
-        <w:tab/>
-      </w:r>
-      <w:r>
-        <w:rPr>
-          <w:rFonts w:asciiTheme="minorHAnsi" w:hAnsiTheme="minorHAnsi" w:cs="Arial"/>
-        </w:rPr>
-        <w:tab/>
-      </w:r>
-      <w:r>
-        <w:rPr>
-          <w:rFonts w:asciiTheme="minorHAnsi" w:hAnsiTheme="minorHAnsi" w:cs="Arial"/>
-        </w:rPr>
-        <w:tab/>
-      </w:r>
-      <w:r>
-        <w:rPr>
-          <w:rFonts w:asciiTheme="minorHAnsi" w:hAnsiTheme="minorHAnsi" w:cs="Arial"/>
-        </w:rPr>
-        <w:tab/>
-      </w:r>
-      <w:r>
-        <w:rPr>
-          <w:rFonts w:asciiTheme="minorHAnsi" w:hAnsiTheme="minorHAnsi" w:cs="Arial"/>
-        </w:rPr>
-        <w:tab/>
-      </w:r>
-      <w:r>
-        <w:rPr>
-          <w:rFonts w:asciiTheme="minorHAnsi" w:hAnsiTheme="minorHAnsi" w:cs="Arial"/>
-        </w:rPr>
-        <w:tab/>
-        <w:t xml:space="preserve">   </w:t>
-      </w:r>
-      <w:r>
-        <w:rPr>
-          <w:rFonts w:asciiTheme="minorHAnsi" w:hAnsiTheme="minorHAnsi" w:cs="Arial"/>
-        </w:rPr>
-        <w:t xml:space="preserve">             </w:t>
-      </w:r>
-      <w:r>
-        <w:rPr>
-          <w:rFonts w:asciiTheme="minorHAnsi" w:hAnsiTheme="minorHAnsi" w:cs="Arial"/>
-        </w:rPr>
-        <w:tab/>
-        <w:t xml:space="preserve">    Aug. </w:t>
-      </w:r>
-      <w:r>
-        <w:rPr>
-          <w:rFonts w:asciiTheme="minorHAnsi" w:hAnsiTheme="minorHAnsi" w:cs="Arial"/>
-        </w:rPr>
-        <w:t>2014 - Aug. 2015</w:t>
-      </w:r>
-    </w:p>
-    <w:p>
-      <w:pPr>
-        <w:pStyle w:val="ListParagraph"/>
-        <w:numPr>
-          <w:ilvl w:val="0"/>
-          <w:numId w:val="13"/>
-        </w:numPr>
         <w:jc w:val="left"/>
         <w:rPr>
-          <w:rFonts w:asciiTheme="minorHAnsi" w:hAnsiTheme="minorHAnsi" w:cs="Arial"/>
-        </w:rPr>
-      </w:pPr>
-      <w:r>
-        <w:rPr>
-          <w:rFonts w:asciiTheme="minorHAnsi" w:hAnsiTheme="minorHAnsi" w:cs="Arial"/>
-        </w:rPr>
-        <w:t xml:space="preserve">Developed </w:t>
-      </w:r>
-      <w:r>
-        <w:rPr>
-          <w:rFonts w:asciiTheme="minorHAnsi" w:hAnsiTheme="minorHAnsi" w:cs="Arial"/>
-        </w:rPr>
-        <w:t>Bluetooth helmet</w:t>
-      </w:r>
-      <w:r>
-        <w:rPr>
-          <w:rFonts w:asciiTheme="minorHAnsi" w:hAnsiTheme="minorHAnsi" w:cs="Arial"/>
-        </w:rPr>
-        <w:t xml:space="preserve"> with accompanying ‘Helmet</w:t>
-      </w:r>
-      <w:r>
-        <w:rPr>
-          <w:rFonts w:asciiTheme="minorHAnsi" w:hAnsiTheme="minorHAnsi" w:cs="Arial"/>
-        </w:rPr>
-        <w:t xml:space="preserve"> </w:t>
-      </w:r>
-      <w:r>
-        <w:rPr>
-          <w:rFonts w:asciiTheme="minorHAnsi" w:hAnsiTheme="minorHAnsi" w:cs="Arial"/>
-        </w:rPr>
-        <w:t xml:space="preserve">Companion’ Android application. </w:t>
-      </w:r>
-    </w:p>
-    <w:p>
-      <w:pPr>
-        <w:pStyle w:val="ListParagraph"/>
-        <w:numPr>
-          <w:ilvl w:val="0"/>
-          <w:numId w:val="13"/>
-        </w:numPr>
-        <w:spacing w:line="360" w:lineRule="auto"/>
-        <w:jc w:val="left"/>
-        <w:rPr>
-          <w:rFonts w:asciiTheme="minorHAnsi" w:hAnsiTheme="minorHAnsi" w:cs="Arial"/>
-        </w:rPr>
-      </w:pPr>
-      <w:r>
-        <w:rPr>
-          <w:rFonts w:asciiTheme="minorHAnsi" w:hAnsiTheme="minorHAnsi" w:cs="Arial"/>
-        </w:rPr>
-        <w:t xml:space="preserve">Managed </w:t>
-      </w:r>
-      <w:r>
-        <w:rPr>
-          <w:rFonts w:asciiTheme="minorHAnsi" w:hAnsiTheme="minorHAnsi" w:cs="Arial"/>
-        </w:rPr>
-        <w:t>smartphone events through augmented voice prompts and voice feedback</w:t>
-      </w:r>
-      <w:r>
-        <w:rPr>
-          <w:rFonts w:asciiTheme="minorHAnsi" w:hAnsiTheme="minorHAnsi" w:cs="Arial"/>
-        </w:rPr>
-        <w:t xml:space="preserve">. </w:t>
-      </w:r>
-    </w:p>
-    <w:p>
-      <w:pPr>
-        <w:pStyle w:val="ListParagraph"/>
-        <w:spacing w:before="160"/>
-        <w:ind w:left="274"/>
-        <w:jc w:val="left"/>
-        <w:rPr>
-          <w:rFonts w:asciiTheme="minorHAnsi" w:hAnsiTheme="minorHAnsi" w:cs="Arial"/>
-        </w:rPr>
-      </w:pPr>
-      <w:r>
-        <w:rPr>
-          <w:rFonts w:asciiTheme="minorHAnsi" w:hAnsiTheme="minorHAnsi" w:cs="Arial"/>
-          <w:u w:val="single"/>
-        </w:rPr>
-        <w:t xml:space="preserve">Smart </w:t>
-      </w:r>
-      <w:r>
-        <w:rPr>
-          <w:rFonts w:asciiTheme="minorHAnsi" w:hAnsiTheme="minorHAnsi" w:cs="Arial"/>
-          <w:u w:val="single"/>
-        </w:rPr>
-        <w:t>L</w:t>
-      </w:r>
-      <w:r>
-        <w:rPr>
-          <w:rFonts w:asciiTheme="minorHAnsi" w:hAnsiTheme="minorHAnsi" w:cs="Arial"/>
-          <w:u w:val="single"/>
-        </w:rPr>
-        <w:t>ighting</w:t>
-      </w:r>
-      <w:r>
-        <w:rPr>
-          <w:rFonts w:asciiTheme="minorHAnsi" w:hAnsiTheme="minorHAnsi" w:cs="Arial"/>
-        </w:rPr>
-        <w:tab/>
-      </w:r>
-      <w:r>
-        <w:rPr>
-          <w:rFonts w:asciiTheme="minorHAnsi" w:hAnsiTheme="minorHAnsi" w:cs="Arial"/>
-        </w:rPr>
-        <w:tab/>
-      </w:r>
-      <w:r>
-        <w:rPr>
-          <w:rFonts w:asciiTheme="minorHAnsi" w:hAnsiTheme="minorHAnsi" w:cs="Arial"/>
-        </w:rPr>
-        <w:tab/>
-      </w:r>
-      <w:r>
-        <w:rPr>
-          <w:rFonts w:asciiTheme="minorHAnsi" w:hAnsiTheme="minorHAnsi" w:cs="Arial"/>
-        </w:rPr>
-        <w:tab/>
-      </w:r>
-      <w:r>
-        <w:rPr>
-          <w:rFonts w:asciiTheme="minorHAnsi" w:hAnsiTheme="minorHAnsi" w:cs="Arial"/>
-        </w:rPr>
-        <w:tab/>
-        <w:t xml:space="preserve">                     </w:t>
-      </w:r>
-      <w:r>
-        <w:rPr>
-          <w:rFonts w:asciiTheme="minorHAnsi" w:hAnsiTheme="minorHAnsi" w:cs="Arial"/>
-        </w:rPr>
-        <w:tab/>
-      </w:r>
-      <w:r>
-        <w:rPr>
-          <w:rFonts w:asciiTheme="minorHAnsi" w:hAnsiTheme="minorHAnsi" w:cs="Arial"/>
-        </w:rPr>
-        <w:tab/>
-      </w:r>
-      <w:r>
-        <w:rPr>
-          <w:rFonts w:asciiTheme="minorHAnsi" w:hAnsiTheme="minorHAnsi" w:cs="Arial"/>
-        </w:rPr>
-        <w:tab/>
-      </w:r>
-      <w:r>
-        <w:rPr>
-          <w:rFonts w:asciiTheme="minorHAnsi" w:hAnsiTheme="minorHAnsi" w:cs="Arial"/>
-        </w:rPr>
-        <w:tab/>
-      </w:r>
-      <w:r>
-        <w:rPr>
-          <w:rFonts w:asciiTheme="minorHAnsi" w:hAnsiTheme="minorHAnsi" w:cs="Arial"/>
-          <w:u w:val="single"/>
-        </w:rPr>
-        <w:t>MUMBAI, INDIA</w:t>
-      </w:r>
-    </w:p>
-    <w:p>
-      <w:pPr>
-        <w:ind w:left="270"/>
-        <w:rPr>
-          <w:rFonts w:asciiTheme="minorHAnsi" w:hAnsiTheme="minorHAnsi" w:cs="Arial"/>
-        </w:rPr>
-      </w:pPr>
-      <w:r>
-        <w:rPr>
-          <w:rFonts w:asciiTheme="minorHAnsi" w:hAnsiTheme="minorHAnsi" w:cs="Arial"/>
-          <w:b/>
-          <w:i/>
-        </w:rPr>
-        <w:t>Developer</w:t>
-      </w:r>
-      <w:r>
-        <w:rPr>
-          <w:rFonts w:asciiTheme="minorHAnsi" w:hAnsiTheme="minorHAnsi" w:cs="Arial"/>
-          <w:i/>
-        </w:rPr>
-        <w:tab/>
-      </w:r>
-      <w:r>
-        <w:rPr>
-          <w:rFonts w:asciiTheme="minorHAnsi" w:hAnsiTheme="minorHAnsi" w:cs="Arial"/>
-          <w:i/>
-        </w:rPr>
-        <w:tab/>
-      </w:r>
-      <w:r>
-        <w:rPr>
-          <w:rFonts w:asciiTheme="minorHAnsi" w:hAnsiTheme="minorHAnsi" w:cs="Arial"/>
-          <w:i/>
-        </w:rPr>
-        <w:tab/>
-      </w:r>
-      <w:r>
-        <w:rPr>
-          <w:rFonts w:asciiTheme="minorHAnsi" w:hAnsiTheme="minorHAnsi" w:cs="Arial"/>
-          <w:i/>
-        </w:rPr>
-        <w:tab/>
-      </w:r>
-      <w:r>
-        <w:rPr>
-          <w:rFonts w:asciiTheme="minorHAnsi" w:hAnsiTheme="minorHAnsi" w:cs="Arial"/>
-          <w:i/>
-        </w:rPr>
-        <w:tab/>
-      </w:r>
-      <w:r>
-        <w:rPr>
-          <w:rFonts w:asciiTheme="minorHAnsi" w:hAnsiTheme="minorHAnsi" w:cs="Arial"/>
-          <w:i/>
-        </w:rPr>
-        <w:tab/>
-        <w:t xml:space="preserve">    </w:t>
-      </w:r>
-      <w:r>
-        <w:rPr>
-          <w:rFonts w:asciiTheme="minorHAnsi" w:hAnsiTheme="minorHAnsi" w:cs="Arial"/>
-          <w:i/>
-        </w:rPr>
-        <w:tab/>
-      </w:r>
-      <w:r>
-        <w:rPr>
-          <w:rFonts w:asciiTheme="minorHAnsi" w:hAnsiTheme="minorHAnsi" w:cs="Arial"/>
-          <w:i/>
-        </w:rPr>
-        <w:tab/>
-        <w:t xml:space="preserve">   </w:t>
-      </w:r>
-      <w:r>
-        <w:rPr>
-          <w:rFonts w:asciiTheme="minorHAnsi" w:hAnsiTheme="minorHAnsi" w:cs="Arial"/>
-          <w:i/>
-        </w:rPr>
-        <w:tab/>
-      </w:r>
-      <w:r>
-        <w:rPr>
-          <w:rFonts w:asciiTheme="minorHAnsi" w:hAnsiTheme="minorHAnsi" w:cs="Arial"/>
-          <w:i/>
-        </w:rPr>
-        <w:tab/>
-        <w:t xml:space="preserve">   </w:t>
-      </w:r>
-      <w:r>
-        <w:rPr>
-          <w:rFonts w:asciiTheme="minorHAnsi" w:hAnsiTheme="minorHAnsi" w:cs="Arial"/>
-          <w:i/>
-        </w:rPr>
-        <w:t xml:space="preserve"> </w:t>
-      </w:r>
-      <w:r>
-        <w:rPr>
-          <w:rFonts w:asciiTheme="minorHAnsi" w:hAnsiTheme="minorHAnsi" w:cs="Arial"/>
-        </w:rPr>
-        <w:t>Aug. 2013 - Aug. 2014</w:t>
-      </w:r>
-    </w:p>
-    <w:p>
-      <w:pPr>
-        <w:pStyle w:val="ListParagraph"/>
-        <w:numPr>
-          <w:ilvl w:val="0"/>
-          <w:numId w:val="14"/>
-        </w:numPr>
-        <w:rPr>
-          <w:rFonts w:asciiTheme="minorHAnsi" w:hAnsiTheme="minorHAnsi" w:cs="Arial"/>
-        </w:rPr>
-      </w:pPr>
-      <w:r>
-        <w:rPr>
-          <w:rFonts w:asciiTheme="minorHAnsi" w:hAnsiTheme="minorHAnsi" w:cs="Arial"/>
-        </w:rPr>
-        <w:t xml:space="preserve">Developed </w:t>
-      </w:r>
-      <w:r>
-        <w:rPr>
-          <w:rFonts w:asciiTheme="minorHAnsi" w:hAnsiTheme="minorHAnsi" w:cs="Arial"/>
-        </w:rPr>
-        <w:t>an Android app to control smart lights using the internet</w:t>
-      </w:r>
-      <w:r>
-        <w:rPr>
-          <w:rFonts w:asciiTheme="minorHAnsi" w:hAnsiTheme="minorHAnsi" w:cs="Arial"/>
-        </w:rPr>
-        <w:t>.</w:t>
-      </w:r>
-    </w:p>
-    <w:p>
-      <w:pPr>
-        <w:pStyle w:val="ListParagraph"/>
-        <w:numPr>
-          <w:ilvl w:val="0"/>
-          <w:numId w:val="14"/>
-        </w:numPr>
-        <w:rPr>
-          <w:rFonts w:asciiTheme="minorHAnsi" w:hAnsiTheme="minorHAnsi" w:cs="Arial"/>
-        </w:rPr>
-      </w:pPr>
-      <w:r>
-        <w:rPr>
-          <w:rFonts w:asciiTheme="minorHAnsi" w:hAnsiTheme="minorHAnsi" w:cs="Arial"/>
-        </w:rPr>
-        <w:t xml:space="preserve">Used </w:t>
-      </w:r>
-      <w:r>
-        <w:rPr>
-          <w:rFonts w:asciiTheme="minorHAnsi" w:hAnsiTheme="minorHAnsi" w:cs="Arial"/>
-        </w:rPr>
-        <w:t>the app to communicate with an Arduino board that used custom circuitry to control switches.</w:t>
-      </w:r>
-    </w:p>
-    <w:p>
-      <w:pPr>
-        <w:jc w:val="left"/>
-        <w:rPr>
-          <w:rFonts w:asciiTheme="minorHAnsi" w:hAnsiTheme="minorHAnsi" w:cs="Arial"/>
+          <w:rFonts w:asciiTheme="minorHAnsi" w:hAnsiTheme="minorHAnsi" w:cs="Baghdad"/>
+          <w:sz w:val="2"/>
+          <w:szCs w:val="2"/>
         </w:rPr>
       </w:pPr>
     </w:p>
@@ -3012,14 +2053,14 @@
       <w:pgSz w:w="12240" w:h="15840"/>
       <w:pgMar w:top="414" w:right="1008" w:bottom="374" w:left="990" w:header="720" w:footer="720" w:gutter="0"/>
       <w:cols w:space="720"/>
-      <w:docGrid w:linePitch="272"/>
+      <w:docGrid w:linePitch="299"/>
     </w:sectPr>
   </w:body>
 </w:document>
 </file>
 
 <file path=word/numbering.xml><?xml version="1.0" encoding="utf-8"?>
-<w:numbering xmlns:wpc="http://schemas.microsoft.com/office/word/2010/wordprocessingCanvas" xmlns:cx="http://schemas.microsoft.com/office/drawing/2014/chartex" xmlns:cx1="http://schemas.microsoft.com/office/drawing/2015/9/8/chartex" xmlns:cx2="http://schemas.microsoft.com/office/drawing/2015/10/21/chartex" xmlns:cx3="http://schemas.microsoft.com/office/drawing/2016/5/9/chartex" xmlns:cx4="http://schemas.microsoft.com/office/drawing/2016/5/10/chartex" xmlns:cx5="http://schemas.microsoft.com/office/drawing/2016/5/11/chartex" xmlns:cx6="http://schemas.microsoft.com/office/drawing/2016/5/12/chartex" xmlns:cx7="http://schemas.microsoft.com/office/drawing/2016/5/13/chartex" xmlns:cx8="http://schemas.microsoft.com/office/drawing/2016/5/14/chartex" xmlns:mc="http://schemas.openxmlformats.org/markup-compatibility/2006" xmlns:aink="http://schemas.microsoft.com/office/drawing/2016/ink" xmlns:am3d="http://schemas.microsoft.com/office/drawing/2017/model3d" xmlns:o="urn:schemas-microsoft-com:office:office" xmlns:r="http://schemas.openxmlformats.org/officeDocument/2006/relationships" xmlns:m="http://schemas.openxmlformats.org/officeDocument/2006/math" xmlns:v="urn:schemas-microsoft-com:vml" xmlns:wp14="http://schemas.microsoft.com/office/word/2010/wordprocessingDrawing" xmlns:wp="http://schemas.openxmlformats.org/drawingml/2006/wordprocessingDrawing" xmlns:w10="urn:schemas-microsoft-com:office:word" xmlns:w="http://schemas.openxmlformats.org/wordprocessingml/2006/main" xmlns:w14="http://schemas.microsoft.com/office/word/2010/wordml" xmlns:w15="http://schemas.microsoft.com/office/word/2012/wordml" xmlns:w16cex="http://schemas.microsoft.com/office/word/2018/wordml/cex" xmlns:w16cid="http://schemas.microsoft.com/office/word/2016/wordml/cid" xmlns:w16="http://schemas.microsoft.com/office/word/2018/wordml" xmlns:w16se="http://schemas.microsoft.com/office/word/2015/wordml/symex" xmlns:wpg="http://schemas.microsoft.com/office/word/2010/wordprocessingGroup" xmlns:wpi="http://schemas.microsoft.com/office/word/2010/wordprocessingInk" xmlns:wne="http://schemas.microsoft.com/office/word/2006/wordml" xmlns:wps="http://schemas.microsoft.com/office/word/2010/wordprocessingShape" mc:Ignorable="w14 w15 w16se w16cid w16 w16cex wp14">
+<w:numbering xmlns:wpc="http://schemas.microsoft.com/office/word/2010/wordprocessingCanvas" xmlns:cx="http://schemas.microsoft.com/office/drawing/2014/chartex" xmlns:cx1="http://schemas.microsoft.com/office/drawing/2015/9/8/chartex" xmlns:cx2="http://schemas.microsoft.com/office/drawing/2015/10/21/chartex" xmlns:cx3="http://schemas.microsoft.com/office/drawing/2016/5/9/chartex" xmlns:cx4="http://schemas.microsoft.com/office/drawing/2016/5/10/chartex" xmlns:cx5="http://schemas.microsoft.com/office/drawing/2016/5/11/chartex" xmlns:cx6="http://schemas.microsoft.com/office/drawing/2016/5/12/chartex" xmlns:cx7="http://schemas.microsoft.com/office/drawing/2016/5/13/chartex" xmlns:cx8="http://schemas.microsoft.com/office/drawing/2016/5/14/chartex" xmlns:mc="http://schemas.openxmlformats.org/markup-compatibility/2006" xmlns:aink="http://schemas.microsoft.com/office/drawing/2016/ink" xmlns:am3d="http://schemas.microsoft.com/office/drawing/2017/model3d" xmlns:o="urn:schemas-microsoft-com:office:office" xmlns:oel="http://schemas.microsoft.com/office/2019/extlst" xmlns:r="http://schemas.openxmlformats.org/officeDocument/2006/relationships" xmlns:m="http://schemas.openxmlformats.org/officeDocument/2006/math" xmlns:v="urn:schemas-microsoft-com:vml" xmlns:wp14="http://schemas.microsoft.com/office/word/2010/wordprocessingDrawing" xmlns:wp="http://schemas.openxmlformats.org/drawingml/2006/wordprocessingDrawing" xmlns:w10="urn:schemas-microsoft-com:office:word" xmlns:w="http://schemas.openxmlformats.org/wordprocessingml/2006/main" xmlns:w14="http://schemas.microsoft.com/office/word/2010/wordml" xmlns:w15="http://schemas.microsoft.com/office/word/2012/wordml" xmlns:w16cex="http://schemas.microsoft.com/office/word/2018/wordml/cex" xmlns:w16cid="http://schemas.microsoft.com/office/word/2016/wordml/cid" xmlns:w16="http://schemas.microsoft.com/office/word/2018/wordml" xmlns:w16du="http://schemas.microsoft.com/office/word/2023/wordml/word16du" xmlns:w16sdtdh="http://schemas.microsoft.com/office/word/2020/wordml/sdtdatahash" xmlns:w16sdtfl="http://schemas.microsoft.com/office/word/2024/wordml/sdtformatlock" xmlns:w16se="http://schemas.microsoft.com/office/word/2015/wordml/symex" xmlns:wpg="http://schemas.microsoft.com/office/word/2010/wordprocessingGroup" xmlns:wpi="http://schemas.microsoft.com/office/word/2010/wordprocessingInk" xmlns:wne="http://schemas.microsoft.com/office/word/2006/wordml" xmlns:wps="http://schemas.microsoft.com/office/word/2010/wordprocessingShape" mc:Ignorable="w14 w15 w16se w16cid w16 w16cex w16sdtdh w16sdtfl w16du wp14">
   <w:abstractNum w:abstractNumId="0" w15:restartNumberingAfterBreak="0">
     <w:nsid w:val="00000001"/>
     <w:multiLevelType w:val="multilevel"/>
@@ -3531,103 +2572,103 @@
       <w:lvlText w:val=""/>
       <w:lvlJc w:val="left"/>
       <w:pPr>
+        <w:ind w:left="360" w:hanging="360"/>
+      </w:pPr>
+      <w:rPr>
+        <w:rFonts w:ascii="Symbol" w:hAnsi="Symbol" w:hint="default"/>
+      </w:rPr>
+    </w:lvl>
+    <w:lvl w:ilvl="1" w:tplc="04090003" w:tentative="1">
+      <w:start w:val="1"/>
+      <w:numFmt w:val="bullet"/>
+      <w:lvlText w:val="o"/>
+      <w:lvlJc w:val="left"/>
+      <w:pPr>
         <w:ind w:left="1080" w:hanging="360"/>
       </w:pPr>
       <w:rPr>
+        <w:rFonts w:ascii="Courier New" w:hAnsi="Courier New" w:hint="default"/>
+      </w:rPr>
+    </w:lvl>
+    <w:lvl w:ilvl="2" w:tplc="04090005" w:tentative="1">
+      <w:start w:val="1"/>
+      <w:numFmt w:val="bullet"/>
+      <w:lvlText w:val=""/>
+      <w:lvlJc w:val="left"/>
+      <w:pPr>
+        <w:ind w:left="1800" w:hanging="360"/>
+      </w:pPr>
+      <w:rPr>
+        <w:rFonts w:ascii="Wingdings" w:hAnsi="Wingdings" w:hint="default"/>
+      </w:rPr>
+    </w:lvl>
+    <w:lvl w:ilvl="3" w:tplc="04090001" w:tentative="1">
+      <w:start w:val="1"/>
+      <w:numFmt w:val="bullet"/>
+      <w:lvlText w:val=""/>
+      <w:lvlJc w:val="left"/>
+      <w:pPr>
+        <w:ind w:left="2520" w:hanging="360"/>
+      </w:pPr>
+      <w:rPr>
         <w:rFonts w:ascii="Symbol" w:hAnsi="Symbol" w:hint="default"/>
       </w:rPr>
     </w:lvl>
-    <w:lvl w:ilvl="1" w:tplc="04090003" w:tentative="1">
+    <w:lvl w:ilvl="4" w:tplc="04090003" w:tentative="1">
       <w:start w:val="1"/>
       <w:numFmt w:val="bullet"/>
       <w:lvlText w:val="o"/>
       <w:lvlJc w:val="left"/>
       <w:pPr>
-        <w:ind w:left="1800" w:hanging="360"/>
+        <w:ind w:left="3240" w:hanging="360"/>
       </w:pPr>
       <w:rPr>
         <w:rFonts w:ascii="Courier New" w:hAnsi="Courier New" w:hint="default"/>
       </w:rPr>
     </w:lvl>
-    <w:lvl w:ilvl="2" w:tplc="04090005" w:tentative="1">
+    <w:lvl w:ilvl="5" w:tplc="04090005" w:tentative="1">
       <w:start w:val="1"/>
       <w:numFmt w:val="bullet"/>
       <w:lvlText w:val=""/>
       <w:lvlJc w:val="left"/>
       <w:pPr>
-        <w:ind w:left="2520" w:hanging="360"/>
+        <w:ind w:left="3960" w:hanging="360"/>
       </w:pPr>
       <w:rPr>
         <w:rFonts w:ascii="Wingdings" w:hAnsi="Wingdings" w:hint="default"/>
       </w:rPr>
     </w:lvl>
-    <w:lvl w:ilvl="3" w:tplc="04090001" w:tentative="1">
+    <w:lvl w:ilvl="6" w:tplc="04090001" w:tentative="1">
       <w:start w:val="1"/>
       <w:numFmt w:val="bullet"/>
       <w:lvlText w:val=""/>
       <w:lvlJc w:val="left"/>
       <w:pPr>
-        <w:ind w:left="3240" w:hanging="360"/>
+        <w:ind w:left="4680" w:hanging="360"/>
       </w:pPr>
       <w:rPr>
         <w:rFonts w:ascii="Symbol" w:hAnsi="Symbol" w:hint="default"/>
       </w:rPr>
     </w:lvl>
-    <w:lvl w:ilvl="4" w:tplc="04090003" w:tentative="1">
+    <w:lvl w:ilvl="7" w:tplc="04090003" w:tentative="1">
       <w:start w:val="1"/>
       <w:numFmt w:val="bullet"/>
       <w:lvlText w:val="o"/>
       <w:lvlJc w:val="left"/>
       <w:pPr>
-        <w:ind w:left="3960" w:hanging="360"/>
+        <w:ind w:left="5400" w:hanging="360"/>
       </w:pPr>
       <w:rPr>
         <w:rFonts w:ascii="Courier New" w:hAnsi="Courier New" w:hint="default"/>
       </w:rPr>
     </w:lvl>
-    <w:lvl w:ilvl="5" w:tplc="04090005" w:tentative="1">
+    <w:lvl w:ilvl="8" w:tplc="04090005" w:tentative="1">
       <w:start w:val="1"/>
       <w:numFmt w:val="bullet"/>
       <w:lvlText w:val=""/>
       <w:lvlJc w:val="left"/>
       <w:pPr>
-        <w:ind w:left="4680" w:hanging="360"/>
-      </w:pPr>
-      <w:rPr>
-        <w:rFonts w:ascii="Wingdings" w:hAnsi="Wingdings" w:hint="default"/>
-      </w:rPr>
-    </w:lvl>
-    <w:lvl w:ilvl="6" w:tplc="04090001" w:tentative="1">
-      <w:start w:val="1"/>
-      <w:numFmt w:val="bullet"/>
-      <w:lvlText w:val=""/>
-      <w:lvlJc w:val="left"/>
-      <w:pPr>
-        <w:ind w:left="5400" w:hanging="360"/>
-      </w:pPr>
-      <w:rPr>
-        <w:rFonts w:ascii="Symbol" w:hAnsi="Symbol" w:hint="default"/>
-      </w:rPr>
-    </w:lvl>
-    <w:lvl w:ilvl="7" w:tplc="04090003" w:tentative="1">
-      <w:start w:val="1"/>
-      <w:numFmt w:val="bullet"/>
-      <w:lvlText w:val="o"/>
-      <w:lvlJc w:val="left"/>
-      <w:pPr>
         <w:ind w:left="6120" w:hanging="360"/>
-      </w:pPr>
-      <w:rPr>
-        <w:rFonts w:ascii="Courier New" w:hAnsi="Courier New" w:hint="default"/>
-      </w:rPr>
-    </w:lvl>
-    <w:lvl w:ilvl="8" w:tplc="04090005" w:tentative="1">
-      <w:start w:val="1"/>
-      <w:numFmt w:val="bullet"/>
-      <w:lvlText w:val=""/>
-      <w:lvlJc w:val="left"/>
-      <w:pPr>
-        <w:ind w:left="6840" w:hanging="360"/>
       </w:pPr>
       <w:rPr>
         <w:rFonts w:ascii="Wingdings" w:hAnsi="Wingdings" w:hint="default"/>
@@ -3748,6 +2789,119 @@
     </w:lvl>
   </w:abstractNum>
   <w:abstractNum w:abstractNumId="11" w15:restartNumberingAfterBreak="0">
+    <w:nsid w:val="1AD64C19"/>
+    <w:multiLevelType w:val="hybridMultilevel"/>
+    <w:tmpl w:val="52D29240"/>
+    <w:lvl w:ilvl="0" w:tplc="04090001">
+      <w:start w:val="1"/>
+      <w:numFmt w:val="bullet"/>
+      <w:lvlText w:val=""/>
+      <w:lvlJc w:val="left"/>
+      <w:pPr>
+        <w:ind w:left="994" w:hanging="360"/>
+      </w:pPr>
+      <w:rPr>
+        <w:rFonts w:ascii="Symbol" w:hAnsi="Symbol" w:hint="default"/>
+      </w:rPr>
+    </w:lvl>
+    <w:lvl w:ilvl="1" w:tplc="04090003" w:tentative="1">
+      <w:start w:val="1"/>
+      <w:numFmt w:val="bullet"/>
+      <w:lvlText w:val="o"/>
+      <w:lvlJc w:val="left"/>
+      <w:pPr>
+        <w:ind w:left="1714" w:hanging="360"/>
+      </w:pPr>
+      <w:rPr>
+        <w:rFonts w:ascii="Courier New" w:hAnsi="Courier New" w:hint="default"/>
+      </w:rPr>
+    </w:lvl>
+    <w:lvl w:ilvl="2" w:tplc="04090005" w:tentative="1">
+      <w:start w:val="1"/>
+      <w:numFmt w:val="bullet"/>
+      <w:lvlText w:val=""/>
+      <w:lvlJc w:val="left"/>
+      <w:pPr>
+        <w:ind w:left="2434" w:hanging="360"/>
+      </w:pPr>
+      <w:rPr>
+        <w:rFonts w:ascii="Wingdings" w:hAnsi="Wingdings" w:hint="default"/>
+      </w:rPr>
+    </w:lvl>
+    <w:lvl w:ilvl="3" w:tplc="04090001" w:tentative="1">
+      <w:start w:val="1"/>
+      <w:numFmt w:val="bullet"/>
+      <w:lvlText w:val=""/>
+      <w:lvlJc w:val="left"/>
+      <w:pPr>
+        <w:ind w:left="3154" w:hanging="360"/>
+      </w:pPr>
+      <w:rPr>
+        <w:rFonts w:ascii="Symbol" w:hAnsi="Symbol" w:hint="default"/>
+      </w:rPr>
+    </w:lvl>
+    <w:lvl w:ilvl="4" w:tplc="04090003" w:tentative="1">
+      <w:start w:val="1"/>
+      <w:numFmt w:val="bullet"/>
+      <w:lvlText w:val="o"/>
+      <w:lvlJc w:val="left"/>
+      <w:pPr>
+        <w:ind w:left="3874" w:hanging="360"/>
+      </w:pPr>
+      <w:rPr>
+        <w:rFonts w:ascii="Courier New" w:hAnsi="Courier New" w:hint="default"/>
+      </w:rPr>
+    </w:lvl>
+    <w:lvl w:ilvl="5" w:tplc="04090005" w:tentative="1">
+      <w:start w:val="1"/>
+      <w:numFmt w:val="bullet"/>
+      <w:lvlText w:val=""/>
+      <w:lvlJc w:val="left"/>
+      <w:pPr>
+        <w:ind w:left="4594" w:hanging="360"/>
+      </w:pPr>
+      <w:rPr>
+        <w:rFonts w:ascii="Wingdings" w:hAnsi="Wingdings" w:hint="default"/>
+      </w:rPr>
+    </w:lvl>
+    <w:lvl w:ilvl="6" w:tplc="04090001" w:tentative="1">
+      <w:start w:val="1"/>
+      <w:numFmt w:val="bullet"/>
+      <w:lvlText w:val=""/>
+      <w:lvlJc w:val="left"/>
+      <w:pPr>
+        <w:ind w:left="5314" w:hanging="360"/>
+      </w:pPr>
+      <w:rPr>
+        <w:rFonts w:ascii="Symbol" w:hAnsi="Symbol" w:hint="default"/>
+      </w:rPr>
+    </w:lvl>
+    <w:lvl w:ilvl="7" w:tplc="04090003" w:tentative="1">
+      <w:start w:val="1"/>
+      <w:numFmt w:val="bullet"/>
+      <w:lvlText w:val="o"/>
+      <w:lvlJc w:val="left"/>
+      <w:pPr>
+        <w:ind w:left="6034" w:hanging="360"/>
+      </w:pPr>
+      <w:rPr>
+        <w:rFonts w:ascii="Courier New" w:hAnsi="Courier New" w:hint="default"/>
+      </w:rPr>
+    </w:lvl>
+    <w:lvl w:ilvl="8" w:tplc="04090005" w:tentative="1">
+      <w:start w:val="1"/>
+      <w:numFmt w:val="bullet"/>
+      <w:lvlText w:val=""/>
+      <w:lvlJc w:val="left"/>
+      <w:pPr>
+        <w:ind w:left="6754" w:hanging="360"/>
+      </w:pPr>
+      <w:rPr>
+        <w:rFonts w:ascii="Wingdings" w:hAnsi="Wingdings" w:hint="default"/>
+      </w:rPr>
+    </w:lvl>
+  </w:abstractNum>
+  <w:abstractNum w:abstractNumId="12" w15:restartNumberingAfterBreak="0">
     <w:nsid w:val="1B722C53"/>
     <w:multiLevelType w:val="hybridMultilevel"/>
     <w:tmpl w:val="5530A3DA"/>
@@ -3860,7 +3014,7 @@
       </w:rPr>
     </w:lvl>
   </w:abstractNum>
-  <w:abstractNum w:abstractNumId="12" w15:restartNumberingAfterBreak="0">
+  <w:abstractNum w:abstractNumId="13" w15:restartNumberingAfterBreak="0">
     <w:nsid w:val="1D947E50"/>
     <w:multiLevelType w:val="hybridMultilevel"/>
     <w:tmpl w:val="2AB4B9D8"/>
@@ -3973,7 +3127,7 @@
       </w:rPr>
     </w:lvl>
   </w:abstractNum>
-  <w:abstractNum w:abstractNumId="13" w15:restartNumberingAfterBreak="0">
+  <w:abstractNum w:abstractNumId="14" w15:restartNumberingAfterBreak="0">
     <w:nsid w:val="23ED75B0"/>
     <w:multiLevelType w:val="hybridMultilevel"/>
     <w:tmpl w:val="2CDE96FE"/>
@@ -4086,7 +3240,7 @@
       </w:rPr>
     </w:lvl>
   </w:abstractNum>
-  <w:abstractNum w:abstractNumId="14" w15:restartNumberingAfterBreak="0">
+  <w:abstractNum w:abstractNumId="15" w15:restartNumberingAfterBreak="0">
     <w:nsid w:val="2EDC66E0"/>
     <w:multiLevelType w:val="hybridMultilevel"/>
     <w:tmpl w:val="B3CADEC2"/>
@@ -4199,7 +3353,7 @@
       </w:rPr>
     </w:lvl>
   </w:abstractNum>
-  <w:abstractNum w:abstractNumId="15" w15:restartNumberingAfterBreak="0">
+  <w:abstractNum w:abstractNumId="16" w15:restartNumberingAfterBreak="0">
     <w:nsid w:val="4B9C55E9"/>
     <w:multiLevelType w:val="hybridMultilevel"/>
     <w:tmpl w:val="251878F4"/>
@@ -4312,7 +3466,7 @@
       </w:rPr>
     </w:lvl>
   </w:abstractNum>
-  <w:abstractNum w:abstractNumId="16" w15:restartNumberingAfterBreak="0">
+  <w:abstractNum w:abstractNumId="17" w15:restartNumberingAfterBreak="0">
     <w:nsid w:val="50E077A5"/>
     <w:multiLevelType w:val="hybridMultilevel"/>
     <w:tmpl w:val="72C42878"/>
@@ -4425,7 +3579,7 @@
       </w:rPr>
     </w:lvl>
   </w:abstractNum>
-  <w:abstractNum w:abstractNumId="17" w15:restartNumberingAfterBreak="0">
+  <w:abstractNum w:abstractNumId="18" w15:restartNumberingAfterBreak="0">
     <w:nsid w:val="51F60154"/>
     <w:multiLevelType w:val="hybridMultilevel"/>
     <w:tmpl w:val="68AC2878"/>
@@ -4538,7 +3692,7 @@
       </w:rPr>
     </w:lvl>
   </w:abstractNum>
-  <w:abstractNum w:abstractNumId="18" w15:restartNumberingAfterBreak="0">
+  <w:abstractNum w:abstractNumId="19" w15:restartNumberingAfterBreak="0">
     <w:nsid w:val="57AE759D"/>
     <w:multiLevelType w:val="hybridMultilevel"/>
     <w:tmpl w:val="CFEC1868"/>
@@ -4651,7 +3805,232 @@
       </w:rPr>
     </w:lvl>
   </w:abstractNum>
-  <w:abstractNum w:abstractNumId="19" w15:restartNumberingAfterBreak="0">
+  <w:abstractNum w:abstractNumId="20" w15:restartNumberingAfterBreak="0">
+    <w:nsid w:val="59363E16"/>
+    <w:multiLevelType w:val="hybridMultilevel"/>
+    <w:tmpl w:val="28BAF434"/>
+    <w:lvl w:ilvl="0" w:tplc="E1CAACC2">
+      <w:numFmt w:val="bullet"/>
+      <w:lvlText w:val="-"/>
+      <w:lvlJc w:val="left"/>
+      <w:pPr>
+        <w:ind w:left="908" w:hanging="360"/>
+      </w:pPr>
+      <w:rPr>
+        <w:rFonts w:ascii="Charter Roman" w:eastAsia="Times New Roman" w:hAnsi="Charter Roman" w:cs="Baghdad" w:hint="default"/>
+      </w:rPr>
+    </w:lvl>
+    <w:lvl w:ilvl="1" w:tplc="04090003" w:tentative="1">
+      <w:start w:val="1"/>
+      <w:numFmt w:val="bullet"/>
+      <w:lvlText w:val="o"/>
+      <w:lvlJc w:val="left"/>
+      <w:pPr>
+        <w:ind w:left="1714" w:hanging="360"/>
+      </w:pPr>
+      <w:rPr>
+        <w:rFonts w:ascii="Courier New" w:hAnsi="Courier New" w:hint="default"/>
+      </w:rPr>
+    </w:lvl>
+    <w:lvl w:ilvl="2" w:tplc="04090005" w:tentative="1">
+      <w:start w:val="1"/>
+      <w:numFmt w:val="bullet"/>
+      <w:lvlText w:val=""/>
+      <w:lvlJc w:val="left"/>
+      <w:pPr>
+        <w:ind w:left="2434" w:hanging="360"/>
+      </w:pPr>
+      <w:rPr>
+        <w:rFonts w:ascii="Wingdings" w:hAnsi="Wingdings" w:hint="default"/>
+      </w:rPr>
+    </w:lvl>
+    <w:lvl w:ilvl="3" w:tplc="04090001" w:tentative="1">
+      <w:start w:val="1"/>
+      <w:numFmt w:val="bullet"/>
+      <w:lvlText w:val=""/>
+      <w:lvlJc w:val="left"/>
+      <w:pPr>
+        <w:ind w:left="3154" w:hanging="360"/>
+      </w:pPr>
+      <w:rPr>
+        <w:rFonts w:ascii="Symbol" w:hAnsi="Symbol" w:hint="default"/>
+      </w:rPr>
+    </w:lvl>
+    <w:lvl w:ilvl="4" w:tplc="04090003" w:tentative="1">
+      <w:start w:val="1"/>
+      <w:numFmt w:val="bullet"/>
+      <w:lvlText w:val="o"/>
+      <w:lvlJc w:val="left"/>
+      <w:pPr>
+        <w:ind w:left="3874" w:hanging="360"/>
+      </w:pPr>
+      <w:rPr>
+        <w:rFonts w:ascii="Courier New" w:hAnsi="Courier New" w:hint="default"/>
+      </w:rPr>
+    </w:lvl>
+    <w:lvl w:ilvl="5" w:tplc="04090005" w:tentative="1">
+      <w:start w:val="1"/>
+      <w:numFmt w:val="bullet"/>
+      <w:lvlText w:val=""/>
+      <w:lvlJc w:val="left"/>
+      <w:pPr>
+        <w:ind w:left="4594" w:hanging="360"/>
+      </w:pPr>
+      <w:rPr>
+        <w:rFonts w:ascii="Wingdings" w:hAnsi="Wingdings" w:hint="default"/>
+      </w:rPr>
+    </w:lvl>
+    <w:lvl w:ilvl="6" w:tplc="04090001" w:tentative="1">
+      <w:start w:val="1"/>
+      <w:numFmt w:val="bullet"/>
+      <w:lvlText w:val=""/>
+      <w:lvlJc w:val="left"/>
+      <w:pPr>
+        <w:ind w:left="5314" w:hanging="360"/>
+      </w:pPr>
+      <w:rPr>
+        <w:rFonts w:ascii="Symbol" w:hAnsi="Symbol" w:hint="default"/>
+      </w:rPr>
+    </w:lvl>
+    <w:lvl w:ilvl="7" w:tplc="04090003" w:tentative="1">
+      <w:start w:val="1"/>
+      <w:numFmt w:val="bullet"/>
+      <w:lvlText w:val="o"/>
+      <w:lvlJc w:val="left"/>
+      <w:pPr>
+        <w:ind w:left="6034" w:hanging="360"/>
+      </w:pPr>
+      <w:rPr>
+        <w:rFonts w:ascii="Courier New" w:hAnsi="Courier New" w:hint="default"/>
+      </w:rPr>
+    </w:lvl>
+    <w:lvl w:ilvl="8" w:tplc="04090005" w:tentative="1">
+      <w:start w:val="1"/>
+      <w:numFmt w:val="bullet"/>
+      <w:lvlText w:val=""/>
+      <w:lvlJc w:val="left"/>
+      <w:pPr>
+        <w:ind w:left="6754" w:hanging="360"/>
+      </w:pPr>
+      <w:rPr>
+        <w:rFonts w:ascii="Wingdings" w:hAnsi="Wingdings" w:hint="default"/>
+      </w:rPr>
+    </w:lvl>
+  </w:abstractNum>
+  <w:abstractNum w:abstractNumId="21" w15:restartNumberingAfterBreak="0">
+    <w:nsid w:val="5A9978F9"/>
+    <w:multiLevelType w:val="hybridMultilevel"/>
+    <w:tmpl w:val="74927D6C"/>
+    <w:lvl w:ilvl="0" w:tplc="04090001">
+      <w:start w:val="1"/>
+      <w:numFmt w:val="bullet"/>
+      <w:lvlText w:val=""/>
+      <w:lvlJc w:val="left"/>
+      <w:pPr>
+        <w:ind w:left="990" w:hanging="360"/>
+      </w:pPr>
+      <w:rPr>
+        <w:rFonts w:ascii="Symbol" w:hAnsi="Symbol" w:hint="default"/>
+      </w:rPr>
+    </w:lvl>
+    <w:lvl w:ilvl="1" w:tplc="04090003" w:tentative="1">
+      <w:start w:val="1"/>
+      <w:numFmt w:val="bullet"/>
+      <w:lvlText w:val="o"/>
+      <w:lvlJc w:val="left"/>
+      <w:pPr>
+        <w:ind w:left="1710" w:hanging="360"/>
+      </w:pPr>
+      <w:rPr>
+        <w:rFonts w:ascii="Courier New" w:hAnsi="Courier New" w:cs="Courier New" w:hint="default"/>
+      </w:rPr>
+    </w:lvl>
+    <w:lvl w:ilvl="2" w:tplc="04090005" w:tentative="1">
+      <w:start w:val="1"/>
+      <w:numFmt w:val="bullet"/>
+      <w:lvlText w:val=""/>
+      <w:lvlJc w:val="left"/>
+      <w:pPr>
+        <w:ind w:left="2430" w:hanging="360"/>
+      </w:pPr>
+      <w:rPr>
+        <w:rFonts w:ascii="Wingdings" w:hAnsi="Wingdings" w:hint="default"/>
+      </w:rPr>
+    </w:lvl>
+    <w:lvl w:ilvl="3" w:tplc="04090001" w:tentative="1">
+      <w:start w:val="1"/>
+      <w:numFmt w:val="bullet"/>
+      <w:lvlText w:val=""/>
+      <w:lvlJc w:val="left"/>
+      <w:pPr>
+        <w:ind w:left="3150" w:hanging="360"/>
+      </w:pPr>
+      <w:rPr>
+        <w:rFonts w:ascii="Symbol" w:hAnsi="Symbol" w:hint="default"/>
+      </w:rPr>
+    </w:lvl>
+    <w:lvl w:ilvl="4" w:tplc="04090003" w:tentative="1">
+      <w:start w:val="1"/>
+      <w:numFmt w:val="bullet"/>
+      <w:lvlText w:val="o"/>
+      <w:lvlJc w:val="left"/>
+      <w:pPr>
+        <w:ind w:left="3870" w:hanging="360"/>
+      </w:pPr>
+      <w:rPr>
+        <w:rFonts w:ascii="Courier New" w:hAnsi="Courier New" w:cs="Courier New" w:hint="default"/>
+      </w:rPr>
+    </w:lvl>
+    <w:lvl w:ilvl="5" w:tplc="04090005" w:tentative="1">
+      <w:start w:val="1"/>
+      <w:numFmt w:val="bullet"/>
+      <w:lvlText w:val=""/>
+      <w:lvlJc w:val="left"/>
+      <w:pPr>
+        <w:ind w:left="4590" w:hanging="360"/>
+      </w:pPr>
+      <w:rPr>
+        <w:rFonts w:ascii="Wingdings" w:hAnsi="Wingdings" w:hint="default"/>
+      </w:rPr>
+    </w:lvl>
+    <w:lvl w:ilvl="6" w:tplc="04090001" w:tentative="1">
+      <w:start w:val="1"/>
+      <w:numFmt w:val="bullet"/>
+      <w:lvlText w:val=""/>
+      <w:lvlJc w:val="left"/>
+      <w:pPr>
+        <w:ind w:left="5310" w:hanging="360"/>
+      </w:pPr>
+      <w:rPr>
+        <w:rFonts w:ascii="Symbol" w:hAnsi="Symbol" w:hint="default"/>
+      </w:rPr>
+    </w:lvl>
+    <w:lvl w:ilvl="7" w:tplc="04090003" w:tentative="1">
+      <w:start w:val="1"/>
+      <w:numFmt w:val="bullet"/>
+      <w:lvlText w:val="o"/>
+      <w:lvlJc w:val="left"/>
+      <w:pPr>
+        <w:ind w:left="6030" w:hanging="360"/>
+      </w:pPr>
+      <w:rPr>
+        <w:rFonts w:ascii="Courier New" w:hAnsi="Courier New" w:cs="Courier New" w:hint="default"/>
+      </w:rPr>
+    </w:lvl>
+    <w:lvl w:ilvl="8" w:tplc="04090005" w:tentative="1">
+      <w:start w:val="1"/>
+      <w:numFmt w:val="bullet"/>
+      <w:lvlText w:val=""/>
+      <w:lvlJc w:val="left"/>
+      <w:pPr>
+        <w:ind w:left="6750" w:hanging="360"/>
+      </w:pPr>
+      <w:rPr>
+        <w:rFonts w:ascii="Wingdings" w:hAnsi="Wingdings" w:hint="default"/>
+      </w:rPr>
+    </w:lvl>
+  </w:abstractNum>
+  <w:abstractNum w:abstractNumId="22" w15:restartNumberingAfterBreak="0">
     <w:nsid w:val="67AB6738"/>
     <w:multiLevelType w:val="hybridMultilevel"/>
     <w:tmpl w:val="B210BDF6"/>
@@ -4764,7 +4143,119 @@
       </w:rPr>
     </w:lvl>
   </w:abstractNum>
-  <w:abstractNum w:abstractNumId="20" w15:restartNumberingAfterBreak="0">
+  <w:abstractNum w:abstractNumId="23" w15:restartNumberingAfterBreak="0">
+    <w:nsid w:val="6A81193F"/>
+    <w:multiLevelType w:val="hybridMultilevel"/>
+    <w:tmpl w:val="2C24ADD2"/>
+    <w:lvl w:ilvl="0" w:tplc="E1CAACC2">
+      <w:numFmt w:val="bullet"/>
+      <w:lvlText w:val="-"/>
+      <w:lvlJc w:val="left"/>
+      <w:pPr>
+        <w:ind w:left="634" w:hanging="360"/>
+      </w:pPr>
+      <w:rPr>
+        <w:rFonts w:ascii="Charter Roman" w:eastAsia="Times New Roman" w:hAnsi="Charter Roman" w:cs="Baghdad" w:hint="default"/>
+      </w:rPr>
+    </w:lvl>
+    <w:lvl w:ilvl="1" w:tplc="04090003" w:tentative="1">
+      <w:start w:val="1"/>
+      <w:numFmt w:val="bullet"/>
+      <w:lvlText w:val="o"/>
+      <w:lvlJc w:val="left"/>
+      <w:pPr>
+        <w:ind w:left="1354" w:hanging="360"/>
+      </w:pPr>
+      <w:rPr>
+        <w:rFonts w:ascii="Courier New" w:hAnsi="Courier New" w:hint="default"/>
+      </w:rPr>
+    </w:lvl>
+    <w:lvl w:ilvl="2" w:tplc="04090005" w:tentative="1">
+      <w:start w:val="1"/>
+      <w:numFmt w:val="bullet"/>
+      <w:lvlText w:val=""/>
+      <w:lvlJc w:val="left"/>
+      <w:pPr>
+        <w:ind w:left="2074" w:hanging="360"/>
+      </w:pPr>
+      <w:rPr>
+        <w:rFonts w:ascii="Wingdings" w:hAnsi="Wingdings" w:hint="default"/>
+      </w:rPr>
+    </w:lvl>
+    <w:lvl w:ilvl="3" w:tplc="04090001" w:tentative="1">
+      <w:start w:val="1"/>
+      <w:numFmt w:val="bullet"/>
+      <w:lvlText w:val=""/>
+      <w:lvlJc w:val="left"/>
+      <w:pPr>
+        <w:ind w:left="2794" w:hanging="360"/>
+      </w:pPr>
+      <w:rPr>
+        <w:rFonts w:ascii="Symbol" w:hAnsi="Symbol" w:hint="default"/>
+      </w:rPr>
+    </w:lvl>
+    <w:lvl w:ilvl="4" w:tplc="04090003" w:tentative="1">
+      <w:start w:val="1"/>
+      <w:numFmt w:val="bullet"/>
+      <w:lvlText w:val="o"/>
+      <w:lvlJc w:val="left"/>
+      <w:pPr>
+        <w:ind w:left="3514" w:hanging="360"/>
+      </w:pPr>
+      <w:rPr>
+        <w:rFonts w:ascii="Courier New" w:hAnsi="Courier New" w:hint="default"/>
+      </w:rPr>
+    </w:lvl>
+    <w:lvl w:ilvl="5" w:tplc="04090005" w:tentative="1">
+      <w:start w:val="1"/>
+      <w:numFmt w:val="bullet"/>
+      <w:lvlText w:val=""/>
+      <w:lvlJc w:val="left"/>
+      <w:pPr>
+        <w:ind w:left="4234" w:hanging="360"/>
+      </w:pPr>
+      <w:rPr>
+        <w:rFonts w:ascii="Wingdings" w:hAnsi="Wingdings" w:hint="default"/>
+      </w:rPr>
+    </w:lvl>
+    <w:lvl w:ilvl="6" w:tplc="04090001" w:tentative="1">
+      <w:start w:val="1"/>
+      <w:numFmt w:val="bullet"/>
+      <w:lvlText w:val=""/>
+      <w:lvlJc w:val="left"/>
+      <w:pPr>
+        <w:ind w:left="4954" w:hanging="360"/>
+      </w:pPr>
+      <w:rPr>
+        <w:rFonts w:ascii="Symbol" w:hAnsi="Symbol" w:hint="default"/>
+      </w:rPr>
+    </w:lvl>
+    <w:lvl w:ilvl="7" w:tplc="04090003" w:tentative="1">
+      <w:start w:val="1"/>
+      <w:numFmt w:val="bullet"/>
+      <w:lvlText w:val="o"/>
+      <w:lvlJc w:val="left"/>
+      <w:pPr>
+        <w:ind w:left="5674" w:hanging="360"/>
+      </w:pPr>
+      <w:rPr>
+        <w:rFonts w:ascii="Courier New" w:hAnsi="Courier New" w:hint="default"/>
+      </w:rPr>
+    </w:lvl>
+    <w:lvl w:ilvl="8" w:tplc="04090005" w:tentative="1">
+      <w:start w:val="1"/>
+      <w:numFmt w:val="bullet"/>
+      <w:lvlText w:val=""/>
+      <w:lvlJc w:val="left"/>
+      <w:pPr>
+        <w:ind w:left="6394" w:hanging="360"/>
+      </w:pPr>
+      <w:rPr>
+        <w:rFonts w:ascii="Wingdings" w:hAnsi="Wingdings" w:hint="default"/>
+      </w:rPr>
+    </w:lvl>
+  </w:abstractNum>
+  <w:abstractNum w:abstractNumId="24" w15:restartNumberingAfterBreak="0">
     <w:nsid w:val="74565BD2"/>
     <w:multiLevelType w:val="hybridMultilevel"/>
     <w:tmpl w:val="A24242B6"/>
@@ -4877,74 +4368,86 @@
       </w:rPr>
     </w:lvl>
   </w:abstractNum>
-  <w:num w:numId="1">
+  <w:num w:numId="1" w16cid:durableId="1557468278">
     <w:abstractNumId w:val="0"/>
   </w:num>
-  <w:num w:numId="2">
+  <w:num w:numId="2" w16cid:durableId="1169902106">
     <w:abstractNumId w:val="1"/>
   </w:num>
-  <w:num w:numId="3">
+  <w:num w:numId="3" w16cid:durableId="381640341">
     <w:abstractNumId w:val="2"/>
   </w:num>
-  <w:num w:numId="4">
+  <w:num w:numId="4" w16cid:durableId="432943257">
     <w:abstractNumId w:val="3"/>
   </w:num>
-  <w:num w:numId="5">
+  <w:num w:numId="5" w16cid:durableId="1827090431">
     <w:abstractNumId w:val="4"/>
   </w:num>
-  <w:num w:numId="6">
+  <w:num w:numId="6" w16cid:durableId="1446391691">
     <w:abstractNumId w:val="5"/>
   </w:num>
-  <w:num w:numId="7">
+  <w:num w:numId="7" w16cid:durableId="7829422">
     <w:abstractNumId w:val="6"/>
   </w:num>
-  <w:num w:numId="8">
+  <w:num w:numId="8" w16cid:durableId="360711754">
     <w:abstractNumId w:val="7"/>
   </w:num>
-  <w:num w:numId="9">
+  <w:num w:numId="9" w16cid:durableId="1231963079">
     <w:abstractNumId w:val="8"/>
   </w:num>
-  <w:num w:numId="10">
-    <w:abstractNumId w:val="11"/>
+  <w:num w:numId="10" w16cid:durableId="703209510">
+    <w:abstractNumId w:val="12"/>
   </w:num>
-  <w:num w:numId="11">
+  <w:num w:numId="11" w16cid:durableId="1650786527">
+    <w:abstractNumId w:val="18"/>
+  </w:num>
+  <w:num w:numId="12" w16cid:durableId="210458938">
+    <w:abstractNumId w:val="10"/>
+  </w:num>
+  <w:num w:numId="13" w16cid:durableId="1127316515">
+    <w:abstractNumId w:val="16"/>
+  </w:num>
+  <w:num w:numId="14" w16cid:durableId="1233588722">
+    <w:abstractNumId w:val="9"/>
+  </w:num>
+  <w:num w:numId="15" w16cid:durableId="2006779430">
+    <w:abstractNumId w:val="14"/>
+  </w:num>
+  <w:num w:numId="16" w16cid:durableId="454367398">
+    <w:abstractNumId w:val="24"/>
+  </w:num>
+  <w:num w:numId="17" w16cid:durableId="173615394">
+    <w:abstractNumId w:val="22"/>
+  </w:num>
+  <w:num w:numId="18" w16cid:durableId="133957402">
     <w:abstractNumId w:val="17"/>
   </w:num>
-  <w:num w:numId="12">
-    <w:abstractNumId w:val="10"/>
+  <w:num w:numId="19" w16cid:durableId="755328230">
+    <w:abstractNumId w:val="19"/>
   </w:num>
-  <w:num w:numId="13">
+  <w:num w:numId="20" w16cid:durableId="1949585910">
     <w:abstractNumId w:val="15"/>
   </w:num>
-  <w:num w:numId="14">
-    <w:abstractNumId w:val="9"/>
-  </w:num>
-  <w:num w:numId="15">
+  <w:num w:numId="21" w16cid:durableId="635913370">
     <w:abstractNumId w:val="13"/>
   </w:num>
-  <w:num w:numId="16">
+  <w:num w:numId="22" w16cid:durableId="1288120403">
+    <w:abstractNumId w:val="21"/>
+  </w:num>
+  <w:num w:numId="23" w16cid:durableId="1028338900">
+    <w:abstractNumId w:val="23"/>
+  </w:num>
+  <w:num w:numId="24" w16cid:durableId="276765716">
     <w:abstractNumId w:val="20"/>
   </w:num>
-  <w:num w:numId="17">
-    <w:abstractNumId w:val="19"/>
-  </w:num>
-  <w:num w:numId="18">
-    <w:abstractNumId w:val="16"/>
-  </w:num>
-  <w:num w:numId="19">
-    <w:abstractNumId w:val="18"/>
-  </w:num>
-  <w:num w:numId="20">
-    <w:abstractNumId w:val="14"/>
-  </w:num>
-  <w:num w:numId="21">
-    <w:abstractNumId w:val="12"/>
+  <w:num w:numId="25" w16cid:durableId="1806972578">
+    <w:abstractNumId w:val="11"/>
   </w:num>
 </w:numbering>
 </file>
 
 <file path=word/styles.xml><?xml version="1.0" encoding="utf-8"?>
-<w:styles xmlns:mc="http://schemas.openxmlformats.org/markup-compatibility/2006" xmlns:r="http://schemas.openxmlformats.org/officeDocument/2006/relationships" xmlns:w="http://schemas.openxmlformats.org/wordprocessingml/2006/main" xmlns:w14="http://schemas.microsoft.com/office/word/2010/wordml" xmlns:w15="http://schemas.microsoft.com/office/word/2012/wordml" xmlns:w16cex="http://schemas.microsoft.com/office/word/2018/wordml/cex" xmlns:w16cid="http://schemas.microsoft.com/office/word/2016/wordml/cid" xmlns:w16="http://schemas.microsoft.com/office/word/2018/wordml" xmlns:w16se="http://schemas.microsoft.com/office/word/2015/wordml/symex" mc:Ignorable="w14 w15 w16se w16cid w16 w16cex">
+<w:styles xmlns:mc="http://schemas.openxmlformats.org/markup-compatibility/2006" xmlns:r="http://schemas.openxmlformats.org/officeDocument/2006/relationships" xmlns:w="http://schemas.openxmlformats.org/wordprocessingml/2006/main" xmlns:w14="http://schemas.microsoft.com/office/word/2010/wordml" xmlns:w15="http://schemas.microsoft.com/office/word/2012/wordml" xmlns:w16cex="http://schemas.microsoft.com/office/word/2018/wordml/cex" xmlns:w16cid="http://schemas.microsoft.com/office/word/2016/wordml/cid" xmlns:w16="http://schemas.microsoft.com/office/word/2018/wordml" xmlns:w16du="http://schemas.microsoft.com/office/word/2023/wordml/word16du" xmlns:w16sdtdh="http://schemas.microsoft.com/office/word/2020/wordml/sdtdatahash" xmlns:w16sdtfl="http://schemas.microsoft.com/office/word/2024/wordml/sdtformatlock" xmlns:w16se="http://schemas.microsoft.com/office/word/2015/wordml/symex" mc:Ignorable="w14 w15 w16se w16cid w16 w16cex w16sdtdh w16sdtfl w16du">
   <w:docDefaults>
     <w:rPrDefault>
       <w:rPr>
@@ -6442,6 +5945,548 @@
       </w:tcPr>
     </w:tblStylePr>
   </w:style>
+  <w:style w:type="table" w:styleId="GridTable4">
+    <w:name w:val="Grid Table 4"/>
+    <w:basedOn w:val="TableNormal"/>
+    <w:uiPriority w:val="49"/>
+    <w:rsid w:val="00AB7DA9"/>
+    <w:tblPr>
+      <w:tblStyleRowBandSize w:val="1"/>
+      <w:tblStyleColBandSize w:val="1"/>
+      <w:tblBorders>
+        <w:top w:val="single" w:sz="4" w:space="0" w:color="666666" w:themeColor="text1" w:themeTint="99"/>
+        <w:left w:val="single" w:sz="4" w:space="0" w:color="666666" w:themeColor="text1" w:themeTint="99"/>
+        <w:bottom w:val="single" w:sz="4" w:space="0" w:color="666666" w:themeColor="text1" w:themeTint="99"/>
+        <w:right w:val="single" w:sz="4" w:space="0" w:color="666666" w:themeColor="text1" w:themeTint="99"/>
+        <w:insideH w:val="single" w:sz="4" w:space="0" w:color="666666" w:themeColor="text1" w:themeTint="99"/>
+        <w:insideV w:val="single" w:sz="4" w:space="0" w:color="666666" w:themeColor="text1" w:themeTint="99"/>
+      </w:tblBorders>
+    </w:tblPr>
+    <w:tblStylePr w:type="firstRow">
+      <w:rPr>
+        <w:b/>
+        <w:bCs/>
+        <w:color w:val="FFFFFF" w:themeColor="background1"/>
+      </w:rPr>
+      <w:tblPr/>
+      <w:tcPr>
+        <w:tcBorders>
+          <w:top w:val="single" w:sz="4" w:space="0" w:color="000000" w:themeColor="text1"/>
+          <w:left w:val="single" w:sz="4" w:space="0" w:color="000000" w:themeColor="text1"/>
+          <w:bottom w:val="single" w:sz="4" w:space="0" w:color="000000" w:themeColor="text1"/>
+          <w:right w:val="single" w:sz="4" w:space="0" w:color="000000" w:themeColor="text1"/>
+          <w:insideH w:val="nil"/>
+          <w:insideV w:val="nil"/>
+        </w:tcBorders>
+        <w:shd w:val="clear" w:color="auto" w:fill="000000" w:themeFill="text1"/>
+      </w:tcPr>
+    </w:tblStylePr>
+    <w:tblStylePr w:type="lastRow">
+      <w:rPr>
+        <w:b/>
+        <w:bCs/>
+      </w:rPr>
+      <w:tblPr/>
+      <w:tcPr>
+        <w:tcBorders>
+          <w:top w:val="double" w:sz="4" w:space="0" w:color="000000" w:themeColor="text1"/>
+        </w:tcBorders>
+      </w:tcPr>
+    </w:tblStylePr>
+    <w:tblStylePr w:type="firstCol">
+      <w:rPr>
+        <w:b/>
+        <w:bCs/>
+      </w:rPr>
+    </w:tblStylePr>
+    <w:tblStylePr w:type="lastCol">
+      <w:rPr>
+        <w:b/>
+        <w:bCs/>
+      </w:rPr>
+    </w:tblStylePr>
+    <w:tblStylePr w:type="band1Vert">
+      <w:tblPr/>
+      <w:tcPr>
+        <w:shd w:val="clear" w:color="auto" w:fill="CCCCCC" w:themeFill="text1" w:themeFillTint="33"/>
+      </w:tcPr>
+    </w:tblStylePr>
+    <w:tblStylePr w:type="band1Horz">
+      <w:tblPr/>
+      <w:tcPr>
+        <w:shd w:val="clear" w:color="auto" w:fill="CCCCCC" w:themeFill="text1" w:themeFillTint="33"/>
+      </w:tcPr>
+    </w:tblStylePr>
+  </w:style>
+  <w:style w:type="table" w:styleId="PlainTable4">
+    <w:name w:val="Plain Table 4"/>
+    <w:basedOn w:val="TableNormal"/>
+    <w:uiPriority w:val="99"/>
+    <w:rsid w:val="00E709E8"/>
+    <w:tblPr>
+      <w:tblStyleRowBandSize w:val="1"/>
+      <w:tblStyleColBandSize w:val="1"/>
+    </w:tblPr>
+    <w:tblStylePr w:type="firstRow">
+      <w:rPr>
+        <w:b/>
+        <w:bCs/>
+      </w:rPr>
+    </w:tblStylePr>
+    <w:tblStylePr w:type="lastRow">
+      <w:rPr>
+        <w:b/>
+        <w:bCs/>
+      </w:rPr>
+    </w:tblStylePr>
+    <w:tblStylePr w:type="firstCol">
+      <w:rPr>
+        <w:b/>
+        <w:bCs/>
+      </w:rPr>
+    </w:tblStylePr>
+    <w:tblStylePr w:type="lastCol">
+      <w:rPr>
+        <w:b/>
+        <w:bCs/>
+      </w:rPr>
+    </w:tblStylePr>
+    <w:tblStylePr w:type="band1Vert">
+      <w:tblPr/>
+      <w:tcPr>
+        <w:shd w:val="clear" w:color="auto" w:fill="F2F2F2" w:themeFill="background1" w:themeFillShade="F2"/>
+      </w:tcPr>
+    </w:tblStylePr>
+    <w:tblStylePr w:type="band1Horz">
+      <w:tblPr/>
+      <w:tcPr>
+        <w:shd w:val="clear" w:color="auto" w:fill="F2F2F2" w:themeFill="background1" w:themeFillShade="F2"/>
+      </w:tcPr>
+    </w:tblStylePr>
+  </w:style>
+  <w:style w:type="table" w:styleId="GridTable4-Accent1">
+    <w:name w:val="Grid Table 4 Accent 1"/>
+    <w:basedOn w:val="TableNormal"/>
+    <w:uiPriority w:val="49"/>
+    <w:rsid w:val="00E709E8"/>
+    <w:tblPr>
+      <w:tblStyleRowBandSize w:val="1"/>
+      <w:tblStyleColBandSize w:val="1"/>
+      <w:tblBorders>
+        <w:top w:val="single" w:sz="4" w:space="0" w:color="8EAADB" w:themeColor="accent1" w:themeTint="99"/>
+        <w:left w:val="single" w:sz="4" w:space="0" w:color="8EAADB" w:themeColor="accent1" w:themeTint="99"/>
+        <w:bottom w:val="single" w:sz="4" w:space="0" w:color="8EAADB" w:themeColor="accent1" w:themeTint="99"/>
+        <w:right w:val="single" w:sz="4" w:space="0" w:color="8EAADB" w:themeColor="accent1" w:themeTint="99"/>
+        <w:insideH w:val="single" w:sz="4" w:space="0" w:color="8EAADB" w:themeColor="accent1" w:themeTint="99"/>
+        <w:insideV w:val="single" w:sz="4" w:space="0" w:color="8EAADB" w:themeColor="accent1" w:themeTint="99"/>
+      </w:tblBorders>
+    </w:tblPr>
+    <w:tblStylePr w:type="firstRow">
+      <w:rPr>
+        <w:b/>
+        <w:bCs/>
+        <w:color w:val="FFFFFF" w:themeColor="background1"/>
+      </w:rPr>
+      <w:tblPr/>
+      <w:tcPr>
+        <w:tcBorders>
+          <w:top w:val="single" w:sz="4" w:space="0" w:color="4472C4" w:themeColor="accent1"/>
+          <w:left w:val="single" w:sz="4" w:space="0" w:color="4472C4" w:themeColor="accent1"/>
+          <w:bottom w:val="single" w:sz="4" w:space="0" w:color="4472C4" w:themeColor="accent1"/>
+          <w:right w:val="single" w:sz="4" w:space="0" w:color="4472C4" w:themeColor="accent1"/>
+          <w:insideH w:val="nil"/>
+          <w:insideV w:val="nil"/>
+        </w:tcBorders>
+        <w:shd w:val="clear" w:color="auto" w:fill="4472C4" w:themeFill="accent1"/>
+      </w:tcPr>
+    </w:tblStylePr>
+    <w:tblStylePr w:type="lastRow">
+      <w:rPr>
+        <w:b/>
+        <w:bCs/>
+      </w:rPr>
+      <w:tblPr/>
+      <w:tcPr>
+        <w:tcBorders>
+          <w:top w:val="double" w:sz="4" w:space="0" w:color="4472C4" w:themeColor="accent1"/>
+        </w:tcBorders>
+      </w:tcPr>
+    </w:tblStylePr>
+    <w:tblStylePr w:type="firstCol">
+      <w:rPr>
+        <w:b/>
+        <w:bCs/>
+      </w:rPr>
+    </w:tblStylePr>
+    <w:tblStylePr w:type="lastCol">
+      <w:rPr>
+        <w:b/>
+        <w:bCs/>
+      </w:rPr>
+    </w:tblStylePr>
+    <w:tblStylePr w:type="band1Vert">
+      <w:tblPr/>
+      <w:tcPr>
+        <w:shd w:val="clear" w:color="auto" w:fill="D9E2F3" w:themeFill="accent1" w:themeFillTint="33"/>
+      </w:tcPr>
+    </w:tblStylePr>
+    <w:tblStylePr w:type="band1Horz">
+      <w:tblPr/>
+      <w:tcPr>
+        <w:shd w:val="clear" w:color="auto" w:fill="D9E2F3" w:themeFill="accent1" w:themeFillTint="33"/>
+      </w:tcPr>
+    </w:tblStylePr>
+  </w:style>
+  <w:style w:type="table" w:styleId="GridTable2-Accent1">
+    <w:name w:val="Grid Table 2 Accent 1"/>
+    <w:basedOn w:val="TableNormal"/>
+    <w:uiPriority w:val="47"/>
+    <w:rsid w:val="00E709E8"/>
+    <w:tblPr>
+      <w:tblStyleRowBandSize w:val="1"/>
+      <w:tblStyleColBandSize w:val="1"/>
+      <w:tblBorders>
+        <w:top w:val="single" w:sz="2" w:space="0" w:color="8EAADB" w:themeColor="accent1" w:themeTint="99"/>
+        <w:bottom w:val="single" w:sz="2" w:space="0" w:color="8EAADB" w:themeColor="accent1" w:themeTint="99"/>
+        <w:insideH w:val="single" w:sz="2" w:space="0" w:color="8EAADB" w:themeColor="accent1" w:themeTint="99"/>
+        <w:insideV w:val="single" w:sz="2" w:space="0" w:color="8EAADB" w:themeColor="accent1" w:themeTint="99"/>
+      </w:tblBorders>
+    </w:tblPr>
+    <w:tblStylePr w:type="firstRow">
+      <w:rPr>
+        <w:b/>
+        <w:bCs/>
+      </w:rPr>
+      <w:tblPr/>
+      <w:tcPr>
+        <w:tcBorders>
+          <w:top w:val="nil"/>
+          <w:bottom w:val="single" w:sz="12" w:space="0" w:color="8EAADB" w:themeColor="accent1" w:themeTint="99"/>
+          <w:insideH w:val="nil"/>
+          <w:insideV w:val="nil"/>
+        </w:tcBorders>
+        <w:shd w:val="clear" w:color="auto" w:fill="FFFFFF" w:themeFill="background1"/>
+      </w:tcPr>
+    </w:tblStylePr>
+    <w:tblStylePr w:type="lastRow">
+      <w:rPr>
+        <w:b/>
+        <w:bCs/>
+      </w:rPr>
+      <w:tblPr/>
+      <w:tcPr>
+        <w:tcBorders>
+          <w:top w:val="double" w:sz="2" w:space="0" w:color="8EAADB" w:themeColor="accent1" w:themeTint="99"/>
+          <w:bottom w:val="nil"/>
+          <w:insideH w:val="nil"/>
+          <w:insideV w:val="nil"/>
+        </w:tcBorders>
+        <w:shd w:val="clear" w:color="auto" w:fill="FFFFFF" w:themeFill="background1"/>
+      </w:tcPr>
+    </w:tblStylePr>
+    <w:tblStylePr w:type="firstCol">
+      <w:rPr>
+        <w:b/>
+        <w:bCs/>
+      </w:rPr>
+    </w:tblStylePr>
+    <w:tblStylePr w:type="lastCol">
+      <w:rPr>
+        <w:b/>
+        <w:bCs/>
+      </w:rPr>
+    </w:tblStylePr>
+    <w:tblStylePr w:type="band1Vert">
+      <w:tblPr/>
+      <w:tcPr>
+        <w:shd w:val="clear" w:color="auto" w:fill="D9E2F3" w:themeFill="accent1" w:themeFillTint="33"/>
+      </w:tcPr>
+    </w:tblStylePr>
+    <w:tblStylePr w:type="band1Horz">
+      <w:tblPr/>
+      <w:tcPr>
+        <w:shd w:val="clear" w:color="auto" w:fill="D9E2F3" w:themeFill="accent1" w:themeFillTint="33"/>
+      </w:tcPr>
+    </w:tblStylePr>
+  </w:style>
+  <w:style w:type="table" w:styleId="GridTable2-Accent3">
+    <w:name w:val="Grid Table 2 Accent 3"/>
+    <w:basedOn w:val="TableNormal"/>
+    <w:uiPriority w:val="47"/>
+    <w:rsid w:val="00E709E8"/>
+    <w:tblPr>
+      <w:tblStyleRowBandSize w:val="1"/>
+      <w:tblStyleColBandSize w:val="1"/>
+      <w:tblBorders>
+        <w:top w:val="single" w:sz="2" w:space="0" w:color="C9C9C9" w:themeColor="accent3" w:themeTint="99"/>
+        <w:bottom w:val="single" w:sz="2" w:space="0" w:color="C9C9C9" w:themeColor="accent3" w:themeTint="99"/>
+        <w:insideH w:val="single" w:sz="2" w:space="0" w:color="C9C9C9" w:themeColor="accent3" w:themeTint="99"/>
+        <w:insideV w:val="single" w:sz="2" w:space="0" w:color="C9C9C9" w:themeColor="accent3" w:themeTint="99"/>
+      </w:tblBorders>
+    </w:tblPr>
+    <w:tblStylePr w:type="firstRow">
+      <w:rPr>
+        <w:b/>
+        <w:bCs/>
+      </w:rPr>
+      <w:tblPr/>
+      <w:tcPr>
+        <w:tcBorders>
+          <w:top w:val="nil"/>
+          <w:bottom w:val="single" w:sz="12" w:space="0" w:color="C9C9C9" w:themeColor="accent3" w:themeTint="99"/>
+          <w:insideH w:val="nil"/>
+          <w:insideV w:val="nil"/>
+        </w:tcBorders>
+        <w:shd w:val="clear" w:color="auto" w:fill="FFFFFF" w:themeFill="background1"/>
+      </w:tcPr>
+    </w:tblStylePr>
+    <w:tblStylePr w:type="lastRow">
+      <w:rPr>
+        <w:b/>
+        <w:bCs/>
+      </w:rPr>
+      <w:tblPr/>
+      <w:tcPr>
+        <w:tcBorders>
+          <w:top w:val="double" w:sz="2" w:space="0" w:color="C9C9C9" w:themeColor="accent3" w:themeTint="99"/>
+          <w:bottom w:val="nil"/>
+          <w:insideH w:val="nil"/>
+          <w:insideV w:val="nil"/>
+        </w:tcBorders>
+        <w:shd w:val="clear" w:color="auto" w:fill="FFFFFF" w:themeFill="background1"/>
+      </w:tcPr>
+    </w:tblStylePr>
+    <w:tblStylePr w:type="firstCol">
+      <w:rPr>
+        <w:b/>
+        <w:bCs/>
+      </w:rPr>
+    </w:tblStylePr>
+    <w:tblStylePr w:type="lastCol">
+      <w:rPr>
+        <w:b/>
+        <w:bCs/>
+      </w:rPr>
+    </w:tblStylePr>
+    <w:tblStylePr w:type="band1Vert">
+      <w:tblPr/>
+      <w:tcPr>
+        <w:shd w:val="clear" w:color="auto" w:fill="EDEDED" w:themeFill="accent3" w:themeFillTint="33"/>
+      </w:tcPr>
+    </w:tblStylePr>
+    <w:tblStylePr w:type="band1Horz">
+      <w:tblPr/>
+      <w:tcPr>
+        <w:shd w:val="clear" w:color="auto" w:fill="EDEDED" w:themeFill="accent3" w:themeFillTint="33"/>
+      </w:tcPr>
+    </w:tblStylePr>
+  </w:style>
+  <w:style w:type="table" w:styleId="GridTable5Dark-Accent2">
+    <w:name w:val="Grid Table 5 Dark Accent 2"/>
+    <w:basedOn w:val="TableNormal"/>
+    <w:uiPriority w:val="50"/>
+    <w:rsid w:val="00E709E8"/>
+    <w:tblPr>
+      <w:tblStyleRowBandSize w:val="1"/>
+      <w:tblStyleColBandSize w:val="1"/>
+      <w:tblBorders>
+        <w:top w:val="single" w:sz="4" w:space="0" w:color="FFFFFF" w:themeColor="background1"/>
+        <w:left w:val="single" w:sz="4" w:space="0" w:color="FFFFFF" w:themeColor="background1"/>
+        <w:bottom w:val="single" w:sz="4" w:space="0" w:color="FFFFFF" w:themeColor="background1"/>
+        <w:right w:val="single" w:sz="4" w:space="0" w:color="FFFFFF" w:themeColor="background1"/>
+        <w:insideH w:val="single" w:sz="4" w:space="0" w:color="FFFFFF" w:themeColor="background1"/>
+        <w:insideV w:val="single" w:sz="4" w:space="0" w:color="FFFFFF" w:themeColor="background1"/>
+      </w:tblBorders>
+    </w:tblPr>
+    <w:tcPr>
+      <w:shd w:val="clear" w:color="auto" w:fill="FBE4D5" w:themeFill="accent2" w:themeFillTint="33"/>
+    </w:tcPr>
+    <w:tblStylePr w:type="firstRow">
+      <w:rPr>
+        <w:b/>
+        <w:bCs/>
+        <w:color w:val="FFFFFF" w:themeColor="background1"/>
+      </w:rPr>
+      <w:tblPr/>
+      <w:tcPr>
+        <w:tcBorders>
+          <w:top w:val="single" w:sz="4" w:space="0" w:color="FFFFFF" w:themeColor="background1"/>
+          <w:left w:val="single" w:sz="4" w:space="0" w:color="FFFFFF" w:themeColor="background1"/>
+          <w:right w:val="single" w:sz="4" w:space="0" w:color="FFFFFF" w:themeColor="background1"/>
+          <w:insideH w:val="nil"/>
+          <w:insideV w:val="nil"/>
+        </w:tcBorders>
+        <w:shd w:val="clear" w:color="auto" w:fill="ED7D31" w:themeFill="accent2"/>
+      </w:tcPr>
+    </w:tblStylePr>
+    <w:tblStylePr w:type="lastRow">
+      <w:rPr>
+        <w:b/>
+        <w:bCs/>
+        <w:color w:val="FFFFFF" w:themeColor="background1"/>
+      </w:rPr>
+      <w:tblPr/>
+      <w:tcPr>
+        <w:tcBorders>
+          <w:left w:val="single" w:sz="4" w:space="0" w:color="FFFFFF" w:themeColor="background1"/>
+          <w:bottom w:val="single" w:sz="4" w:space="0" w:color="FFFFFF" w:themeColor="background1"/>
+          <w:right w:val="single" w:sz="4" w:space="0" w:color="FFFFFF" w:themeColor="background1"/>
+          <w:insideH w:val="nil"/>
+          <w:insideV w:val="nil"/>
+        </w:tcBorders>
+        <w:shd w:val="clear" w:color="auto" w:fill="ED7D31" w:themeFill="accent2"/>
+      </w:tcPr>
+    </w:tblStylePr>
+    <w:tblStylePr w:type="firstCol">
+      <w:rPr>
+        <w:b/>
+        <w:bCs/>
+        <w:color w:val="FFFFFF" w:themeColor="background1"/>
+      </w:rPr>
+      <w:tblPr/>
+      <w:tcPr>
+        <w:tcBorders>
+          <w:top w:val="single" w:sz="4" w:space="0" w:color="FFFFFF" w:themeColor="background1"/>
+          <w:left w:val="single" w:sz="4" w:space="0" w:color="FFFFFF" w:themeColor="background1"/>
+          <w:bottom w:val="single" w:sz="4" w:space="0" w:color="FFFFFF" w:themeColor="background1"/>
+          <w:insideV w:val="nil"/>
+        </w:tcBorders>
+        <w:shd w:val="clear" w:color="auto" w:fill="ED7D31" w:themeFill="accent2"/>
+      </w:tcPr>
+    </w:tblStylePr>
+    <w:tblStylePr w:type="lastCol">
+      <w:rPr>
+        <w:b/>
+        <w:bCs/>
+        <w:color w:val="FFFFFF" w:themeColor="background1"/>
+      </w:rPr>
+      <w:tblPr/>
+      <w:tcPr>
+        <w:tcBorders>
+          <w:top w:val="single" w:sz="4" w:space="0" w:color="FFFFFF" w:themeColor="background1"/>
+          <w:bottom w:val="single" w:sz="4" w:space="0" w:color="FFFFFF" w:themeColor="background1"/>
+          <w:right w:val="single" w:sz="4" w:space="0" w:color="FFFFFF" w:themeColor="background1"/>
+          <w:insideV w:val="nil"/>
+        </w:tcBorders>
+        <w:shd w:val="clear" w:color="auto" w:fill="ED7D31" w:themeFill="accent2"/>
+      </w:tcPr>
+    </w:tblStylePr>
+    <w:tblStylePr w:type="band1Vert">
+      <w:tblPr/>
+      <w:tcPr>
+        <w:shd w:val="clear" w:color="auto" w:fill="F7CAAC" w:themeFill="accent2" w:themeFillTint="66"/>
+      </w:tcPr>
+    </w:tblStylePr>
+    <w:tblStylePr w:type="band1Horz">
+      <w:tblPr/>
+      <w:tcPr>
+        <w:shd w:val="clear" w:color="auto" w:fill="F7CAAC" w:themeFill="accent2" w:themeFillTint="66"/>
+      </w:tcPr>
+    </w:tblStylePr>
+  </w:style>
+  <w:style w:type="table" w:styleId="GridTable5Dark">
+    <w:name w:val="Grid Table 5 Dark"/>
+    <w:basedOn w:val="TableNormal"/>
+    <w:uiPriority w:val="50"/>
+    <w:rsid w:val="00E709E8"/>
+    <w:tblPr>
+      <w:tblStyleRowBandSize w:val="1"/>
+      <w:tblStyleColBandSize w:val="1"/>
+      <w:tblBorders>
+        <w:top w:val="single" w:sz="4" w:space="0" w:color="FFFFFF" w:themeColor="background1"/>
+        <w:left w:val="single" w:sz="4" w:space="0" w:color="FFFFFF" w:themeColor="background1"/>
+        <w:bottom w:val="single" w:sz="4" w:space="0" w:color="FFFFFF" w:themeColor="background1"/>
+        <w:right w:val="single" w:sz="4" w:space="0" w:color="FFFFFF" w:themeColor="background1"/>
+        <w:insideH w:val="single" w:sz="4" w:space="0" w:color="FFFFFF" w:themeColor="background1"/>
+        <w:insideV w:val="single" w:sz="4" w:space="0" w:color="FFFFFF" w:themeColor="background1"/>
+      </w:tblBorders>
+    </w:tblPr>
+    <w:tcPr>
+      <w:shd w:val="clear" w:color="auto" w:fill="CCCCCC" w:themeFill="text1" w:themeFillTint="33"/>
+    </w:tcPr>
+    <w:tblStylePr w:type="firstRow">
+      <w:rPr>
+        <w:b/>
+        <w:bCs/>
+        <w:color w:val="FFFFFF" w:themeColor="background1"/>
+      </w:rPr>
+      <w:tblPr/>
+      <w:tcPr>
+        <w:tcBorders>
+          <w:top w:val="single" w:sz="4" w:space="0" w:color="FFFFFF" w:themeColor="background1"/>
+          <w:left w:val="single" w:sz="4" w:space="0" w:color="FFFFFF" w:themeColor="background1"/>
+          <w:right w:val="single" w:sz="4" w:space="0" w:color="FFFFFF" w:themeColor="background1"/>
+          <w:insideH w:val="nil"/>
+          <w:insideV w:val="nil"/>
+        </w:tcBorders>
+        <w:shd w:val="clear" w:color="auto" w:fill="000000" w:themeFill="text1"/>
+      </w:tcPr>
+    </w:tblStylePr>
+    <w:tblStylePr w:type="lastRow">
+      <w:rPr>
+        <w:b/>
+        <w:bCs/>
+        <w:color w:val="FFFFFF" w:themeColor="background1"/>
+      </w:rPr>
+      <w:tblPr/>
+      <w:tcPr>
+        <w:tcBorders>
+          <w:left w:val="single" w:sz="4" w:space="0" w:color="FFFFFF" w:themeColor="background1"/>
+          <w:bottom w:val="single" w:sz="4" w:space="0" w:color="FFFFFF" w:themeColor="background1"/>
+          <w:right w:val="single" w:sz="4" w:space="0" w:color="FFFFFF" w:themeColor="background1"/>
+          <w:insideH w:val="nil"/>
+          <w:insideV w:val="nil"/>
+        </w:tcBorders>
+        <w:shd w:val="clear" w:color="auto" w:fill="000000" w:themeFill="text1"/>
+      </w:tcPr>
+    </w:tblStylePr>
+    <w:tblStylePr w:type="firstCol">
+      <w:rPr>
+        <w:b/>
+        <w:bCs/>
+        <w:color w:val="FFFFFF" w:themeColor="background1"/>
+      </w:rPr>
+      <w:tblPr/>
+      <w:tcPr>
+        <w:tcBorders>
+          <w:top w:val="single" w:sz="4" w:space="0" w:color="FFFFFF" w:themeColor="background1"/>
+          <w:left w:val="single" w:sz="4" w:space="0" w:color="FFFFFF" w:themeColor="background1"/>
+          <w:bottom w:val="single" w:sz="4" w:space="0" w:color="FFFFFF" w:themeColor="background1"/>
+          <w:insideV w:val="nil"/>
+        </w:tcBorders>
+        <w:shd w:val="clear" w:color="auto" w:fill="000000" w:themeFill="text1"/>
+      </w:tcPr>
+    </w:tblStylePr>
+    <w:tblStylePr w:type="lastCol">
+      <w:rPr>
+        <w:b/>
+        <w:bCs/>
+        <w:color w:val="FFFFFF" w:themeColor="background1"/>
+      </w:rPr>
+      <w:tblPr/>
+      <w:tcPr>
+        <w:tcBorders>
+          <w:top w:val="single" w:sz="4" w:space="0" w:color="FFFFFF" w:themeColor="background1"/>
+          <w:bottom w:val="single" w:sz="4" w:space="0" w:color="FFFFFF" w:themeColor="background1"/>
+          <w:right w:val="single" w:sz="4" w:space="0" w:color="FFFFFF" w:themeColor="background1"/>
+          <w:insideV w:val="nil"/>
+        </w:tcBorders>
+        <w:shd w:val="clear" w:color="auto" w:fill="000000" w:themeFill="text1"/>
+      </w:tcPr>
+    </w:tblStylePr>
+    <w:tblStylePr w:type="band1Vert">
+      <w:tblPr/>
+      <w:tcPr>
+        <w:shd w:val="clear" w:color="auto" w:fill="999999" w:themeFill="text1" w:themeFillTint="66"/>
+      </w:tcPr>
+    </w:tblStylePr>
+    <w:tblStylePr w:type="band1Horz">
+      <w:tblPr/>
+      <w:tcPr>
+        <w:shd w:val="clear" w:color="auto" w:fill="999999" w:themeFill="text1" w:themeFillTint="66"/>
+      </w:tcPr>
+    </w:tblStylePr>
+  </w:style>
 </w:styles>
 </file>
 
